--- a/docs/Notes.docx
+++ b/docs/Notes.docx
@@ -69,7 +69,21 @@
         <w:rPr>
           <w:lang w:val="en-US"/>
         </w:rPr>
-        <w:t xml:space="preserve"> For calibration, the only type supported by TensorRT is INT8 as of April 2025</w:t>
+        <w:t xml:space="preserve"> For calibration, the only type supported by </w:t>
+      </w:r>
+      <w:proofErr w:type="spellStart"/>
+      <w:r>
+        <w:rPr>
+          <w:lang w:val="en-US"/>
+        </w:rPr>
+        <w:t>TensorRT</w:t>
+      </w:r>
+      <w:proofErr w:type="spellEnd"/>
+      <w:r>
+        <w:rPr>
+          <w:lang w:val="en-US"/>
+        </w:rPr>
+        <w:t xml:space="preserve"> is INT8 as of April 2025</w:t>
       </w:r>
     </w:p>
     <w:p>
@@ -239,11 +253,19 @@
           <w:lang w:val="en-US"/>
         </w:rPr>
       </w:pPr>
-      <w:r>
-        <w:rPr>
-          <w:lang w:val="en-US"/>
-        </w:rPr>
-        <w:t>Ultralytics says that even though there’s already Yolov12, Yolov11 and even Yolov8 can achieve better performance and quality for some specific tasks, so that’s why we also make tests for yolov11 and yolov8</w:t>
+      <w:proofErr w:type="spellStart"/>
+      <w:r>
+        <w:rPr>
+          <w:lang w:val="en-US"/>
+        </w:rPr>
+        <w:t>Ultralytics</w:t>
+      </w:r>
+      <w:proofErr w:type="spellEnd"/>
+      <w:r>
+        <w:rPr>
+          <w:lang w:val="en-US"/>
+        </w:rPr>
+        <w:t xml:space="preserve"> says that even though there’s already Yolov12, Yolov11 and even Yolov8 can achieve better performance and quality for some specific tasks, so that’s why we also make tests for yolov11 and yolov8</w:t>
       </w:r>
     </w:p>
     <w:p>
@@ -430,8 +452,9 @@
           <w:szCs w:val="28"/>
           <w:lang w:val="en-US"/>
         </w:rPr>
-        <w:t>Why we cannot use ultralytics’ benchmark() function</w:t>
-      </w:r>
+        <w:t xml:space="preserve">Why we cannot use </w:t>
+      </w:r>
+      <w:proofErr w:type="spellStart"/>
       <w:r>
         <w:rPr>
           <w:b/>
@@ -440,33 +463,72 @@
           <w:szCs w:val="28"/>
           <w:lang w:val="en-US"/>
         </w:rPr>
-        <w:t xml:space="preserve"> for evaluations</w:t>
-      </w:r>
-    </w:p>
-    <w:p>
-      <w:pPr>
-        <w:rPr>
-          <w:lang w:val="en-US"/>
-        </w:rPr>
-      </w:pPr>
-      <w:r>
-        <w:rPr>
-          <w:lang w:val="en-US"/>
-        </w:rPr>
-        <w:t>We cannot use ultralytics’ benchmark function because it expects the pytorch model as input and dynamic quantization doesn’t work for it so we need to write our own custom function for benchmarking.</w:t>
-      </w:r>
-    </w:p>
-    <w:p>
-      <w:pPr>
-        <w:rPr>
-          <w:lang w:val="en-US"/>
-        </w:rPr>
-      </w:pPr>
-      <w:r>
-        <w:rPr>
-          <w:lang w:val="en-US"/>
-        </w:rPr>
-        <w:t xml:space="preserve">We are going to come up with our own benchmarking function that will use model.val() function to make predictions. However in such a case we have to perform static quantization with calibration </w:t>
+        <w:t>ultralytics</w:t>
+      </w:r>
+      <w:proofErr w:type="spellEnd"/>
+      <w:r>
+        <w:rPr>
+          <w:b/>
+          <w:bCs/>
+          <w:sz w:val="28"/>
+          <w:szCs w:val="28"/>
+          <w:lang w:val="en-US"/>
+        </w:rPr>
+        <w:t>’ benchmark() function for evaluations</w:t>
+      </w:r>
+    </w:p>
+    <w:p>
+      <w:pPr>
+        <w:rPr>
+          <w:lang w:val="en-US"/>
+        </w:rPr>
+      </w:pPr>
+      <w:r>
+        <w:rPr>
+          <w:lang w:val="en-US"/>
+        </w:rPr>
+        <w:t xml:space="preserve">We cannot use </w:t>
+      </w:r>
+      <w:proofErr w:type="spellStart"/>
+      <w:r>
+        <w:rPr>
+          <w:lang w:val="en-US"/>
+        </w:rPr>
+        <w:t>ultralytics</w:t>
+      </w:r>
+      <w:proofErr w:type="spellEnd"/>
+      <w:r>
+        <w:rPr>
+          <w:lang w:val="en-US"/>
+        </w:rPr>
+        <w:t>’ benchmark function because it expects the pytorch model as input and dynamic quantization doesn’t work for it so we need to write our own custom function for benchmarking.</w:t>
+      </w:r>
+    </w:p>
+    <w:p>
+      <w:pPr>
+        <w:rPr>
+          <w:lang w:val="en-US"/>
+        </w:rPr>
+      </w:pPr>
+      <w:r>
+        <w:rPr>
+          <w:lang w:val="en-US"/>
+        </w:rPr>
+        <w:t xml:space="preserve">We are going to come up with our own benchmarking function that will use </w:t>
+      </w:r>
+      <w:proofErr w:type="spellStart"/>
+      <w:r>
+        <w:rPr>
+          <w:lang w:val="en-US"/>
+        </w:rPr>
+        <w:t>model.val</w:t>
+      </w:r>
+      <w:proofErr w:type="spellEnd"/>
+      <w:r>
+        <w:rPr>
+          <w:lang w:val="en-US"/>
+        </w:rPr>
+        <w:t xml:space="preserve">() function to make predictions. However in such a case we have to perform static quantization with calibration </w:t>
       </w:r>
       <w:r>
         <w:rPr>
@@ -478,13 +540,21 @@
         <w:rPr>
           <w:lang w:val="en-US"/>
         </w:rPr>
-        <w:t>manually because there’s no int8 parameter for model.val(), only half precision can be used.</w:t>
-      </w:r>
-      <w:r>
-        <w:rPr>
-          <w:lang w:val="en-US"/>
-        </w:rPr>
-        <w:t xml:space="preserve"> </w:t>
+        <w:t xml:space="preserve">manually because there’s no int8 parameter for </w:t>
+      </w:r>
+      <w:proofErr w:type="spellStart"/>
+      <w:r>
+        <w:rPr>
+          <w:lang w:val="en-US"/>
+        </w:rPr>
+        <w:t>model.val</w:t>
+      </w:r>
+      <w:proofErr w:type="spellEnd"/>
+      <w:r>
+        <w:rPr>
+          <w:lang w:val="en-US"/>
+        </w:rPr>
+        <w:t xml:space="preserve">(), only half precision can be used. </w:t>
       </w:r>
     </w:p>
     <w:p>
@@ -526,7 +596,51 @@
           <w:szCs w:val="32"/>
           <w:lang w:val="en-US"/>
         </w:rPr>
-        <w:t>Exporting to ONNX parameters: model.export(format=”onnx”, …)</w:t>
+        <w:t xml:space="preserve">Exporting to ONNX parameters: </w:t>
+      </w:r>
+      <w:proofErr w:type="spellStart"/>
+      <w:r>
+        <w:rPr>
+          <w:b/>
+          <w:bCs/>
+          <w:sz w:val="32"/>
+          <w:szCs w:val="32"/>
+          <w:lang w:val="en-US"/>
+        </w:rPr>
+        <w:t>model.export</w:t>
+      </w:r>
+      <w:proofErr w:type="spellEnd"/>
+      <w:r>
+        <w:rPr>
+          <w:b/>
+          <w:bCs/>
+          <w:sz w:val="32"/>
+          <w:szCs w:val="32"/>
+          <w:lang w:val="en-US"/>
+        </w:rPr>
+        <w:t>(format=”</w:t>
+      </w:r>
+      <w:proofErr w:type="spellStart"/>
+      <w:r>
+        <w:rPr>
+          <w:b/>
+          <w:bCs/>
+          <w:sz w:val="32"/>
+          <w:szCs w:val="32"/>
+          <w:lang w:val="en-US"/>
+        </w:rPr>
+        <w:t>onnx</w:t>
+      </w:r>
+      <w:proofErr w:type="spellEnd"/>
+      <w:r>
+        <w:rPr>
+          <w:b/>
+          <w:bCs/>
+          <w:sz w:val="32"/>
+          <w:szCs w:val="32"/>
+          <w:lang w:val="en-US"/>
+        </w:rPr>
+        <w:t>”, …)</w:t>
       </w:r>
     </w:p>
     <w:p>
@@ -665,7 +779,55 @@
           <w:b/>
           <w:bCs/>
         </w:rPr>
-        <w:t xml:space="preserve"> Why it helps:</w:t>
+        <w:t xml:space="preserve"> </w:t>
+      </w:r>
+      <w:proofErr w:type="spellStart"/>
+      <w:r>
+        <w:rPr>
+          <w:b/>
+          <w:bCs/>
+        </w:rPr>
+        <w:t>Why</w:t>
+      </w:r>
+      <w:proofErr w:type="spellEnd"/>
+      <w:r>
+        <w:rPr>
+          <w:b/>
+          <w:bCs/>
+        </w:rPr>
+        <w:t xml:space="preserve"> </w:t>
+      </w:r>
+      <w:proofErr w:type="spellStart"/>
+      <w:r>
+        <w:rPr>
+          <w:b/>
+          <w:bCs/>
+        </w:rPr>
+        <w:t>it</w:t>
+      </w:r>
+      <w:proofErr w:type="spellEnd"/>
+      <w:r>
+        <w:rPr>
+          <w:b/>
+          <w:bCs/>
+        </w:rPr>
+        <w:t xml:space="preserve"> </w:t>
+      </w:r>
+      <w:proofErr w:type="spellStart"/>
+      <w:r>
+        <w:rPr>
+          <w:b/>
+          <w:bCs/>
+        </w:rPr>
+        <w:t>helps</w:t>
+      </w:r>
+      <w:proofErr w:type="spellEnd"/>
+      <w:r>
+        <w:rPr>
+          <w:b/>
+          <w:bCs/>
+        </w:rPr>
+        <w:t>:</w:t>
       </w:r>
     </w:p>
     <w:p>
@@ -675,9 +837,31 @@
           <w:numId w:val="6"/>
         </w:numPr>
       </w:pPr>
-      <w:r>
-        <w:t xml:space="preserve">Makes the model </w:t>
-      </w:r>
+      <w:proofErr w:type="spellStart"/>
+      <w:r>
+        <w:t>Makes</w:t>
+      </w:r>
+      <w:proofErr w:type="spellEnd"/>
+      <w:r>
+        <w:t xml:space="preserve"> </w:t>
+      </w:r>
+      <w:proofErr w:type="spellStart"/>
+      <w:r>
+        <w:t>the</w:t>
+      </w:r>
+      <w:proofErr w:type="spellEnd"/>
+      <w:r>
+        <w:t xml:space="preserve"> </w:t>
+      </w:r>
+      <w:proofErr w:type="spellStart"/>
+      <w:r>
+        <w:t>model</w:t>
+      </w:r>
+      <w:proofErr w:type="spellEnd"/>
+      <w:r>
+        <w:t xml:space="preserve"> </w:t>
+      </w:r>
+      <w:proofErr w:type="spellStart"/>
       <w:r>
         <w:rPr>
           <w:b/>
@@ -685,6 +869,7 @@
         </w:rPr>
         <w:t>smaller</w:t>
       </w:r>
+      <w:proofErr w:type="spellEnd"/>
       <w:r>
         <w:t>.</w:t>
       </w:r>
@@ -740,6 +925,476 @@
     <w:p>
       <w:r>
         <w:pict w14:anchorId="764D1149">
+          <v:rect id="_x0000_i1025" style="width:0;height:1.5pt" o:hralign="center" o:hrstd="t" o:hr="t" fillcolor="#a0a0a0" stroked="f"/>
+        </w:pict>
+      </w:r>
+    </w:p>
+    <w:p>
+      <w:pPr>
+        <w:rPr>
+          <w:b/>
+          <w:bCs/>
+          <w:lang w:val="en-US"/>
+        </w:rPr>
+      </w:pPr>
+      <w:r>
+        <w:rPr>
+          <w:rFonts w:ascii="Segoe UI Emoji" w:hAnsi="Segoe UI Emoji" w:cs="Segoe UI Emoji"/>
+          <w:b/>
+          <w:bCs/>
+          <w:lang w:val="en-US"/>
+        </w:rPr>
+        <w:t>✅</w:t>
+      </w:r>
+      <w:r>
+        <w:rPr>
+          <w:b/>
+          <w:bCs/>
+          <w:lang w:val="en-US"/>
+        </w:rPr>
+        <w:t xml:space="preserve"> </w:t>
+      </w:r>
+      <w:proofErr w:type="spellStart"/>
+      <w:r>
+        <w:rPr>
+          <w:b/>
+          <w:bCs/>
+          <w:lang w:val="en-US"/>
+        </w:rPr>
+        <w:t>opset</w:t>
+      </w:r>
+      <w:proofErr w:type="spellEnd"/>
+      <w:r>
+        <w:rPr>
+          <w:b/>
+          <w:bCs/>
+          <w:lang w:val="en-US"/>
+        </w:rPr>
+        <w:t>=None (or a number like 13)</w:t>
+      </w:r>
+    </w:p>
+    <w:p>
+      <w:pPr>
+        <w:rPr>
+          <w:b/>
+          <w:bCs/>
+          <w:lang w:val="en-US"/>
+        </w:rPr>
+      </w:pPr>
+      <w:r>
+        <w:rPr>
+          <w:rFonts w:ascii="Segoe UI Emoji" w:hAnsi="Segoe UI Emoji" w:cs="Segoe UI Emoji"/>
+          <w:b/>
+          <w:bCs/>
+        </w:rPr>
+        <w:t>🔧</w:t>
+      </w:r>
+      <w:r>
+        <w:rPr>
+          <w:b/>
+          <w:bCs/>
+          <w:lang w:val="en-US"/>
+        </w:rPr>
+        <w:t xml:space="preserve"> What it does:</w:t>
+      </w:r>
+    </w:p>
+    <w:p>
+      <w:pPr>
+        <w:rPr>
+          <w:lang w:val="en-US"/>
+        </w:rPr>
+      </w:pPr>
+      <w:r>
+        <w:rPr>
+          <w:lang w:val="en-US"/>
+        </w:rPr>
+        <w:t xml:space="preserve">It sets the </w:t>
+      </w:r>
+      <w:r>
+        <w:rPr>
+          <w:b/>
+          <w:bCs/>
+          <w:lang w:val="en-US"/>
+        </w:rPr>
+        <w:t>version of the ONNX language</w:t>
+      </w:r>
+      <w:r>
+        <w:rPr>
+          <w:lang w:val="en-US"/>
+        </w:rPr>
+        <w:t xml:space="preserve"> your model is written in.</w:t>
+      </w:r>
+    </w:p>
+    <w:p>
+      <w:pPr>
+        <w:rPr>
+          <w:b/>
+          <w:bCs/>
+          <w:lang w:val="en-US"/>
+        </w:rPr>
+      </w:pPr>
+      <w:r>
+        <w:rPr>
+          <w:rFonts w:ascii="Segoe UI Emoji" w:hAnsi="Segoe UI Emoji" w:cs="Segoe UI Emoji"/>
+          <w:b/>
+          <w:bCs/>
+        </w:rPr>
+        <w:t>📦</w:t>
+      </w:r>
+      <w:r>
+        <w:rPr>
+          <w:b/>
+          <w:bCs/>
+          <w:lang w:val="en-US"/>
+        </w:rPr>
+        <w:t xml:space="preserve"> Think of it like:</w:t>
+      </w:r>
+    </w:p>
+    <w:p>
+      <w:pPr>
+        <w:rPr>
+          <w:lang w:val="en-US"/>
+        </w:rPr>
+      </w:pPr>
+      <w:r>
+        <w:rPr>
+          <w:lang w:val="en-US"/>
+        </w:rPr>
+        <w:t>Choosing which version of Python you're using. For example, Python 3.11 vs 3.6. Some runtimes only understand newer or older versions.</w:t>
+      </w:r>
+    </w:p>
+    <w:p>
+      <w:pPr>
+        <w:rPr>
+          <w:b/>
+          <w:bCs/>
+          <w:lang w:val="en-US"/>
+        </w:rPr>
+      </w:pPr>
+      <w:r>
+        <w:rPr>
+          <w:rFonts w:ascii="Segoe UI Emoji" w:hAnsi="Segoe UI Emoji" w:cs="Segoe UI Emoji"/>
+          <w:b/>
+          <w:bCs/>
+        </w:rPr>
+        <w:lastRenderedPageBreak/>
+        <w:t>🤓</w:t>
+      </w:r>
+      <w:r>
+        <w:rPr>
+          <w:b/>
+          <w:bCs/>
+          <w:lang w:val="en-US"/>
+        </w:rPr>
+        <w:t xml:space="preserve"> Why we leave it as None:</w:t>
+      </w:r>
+    </w:p>
+    <w:p>
+      <w:pPr>
+        <w:numPr>
+          <w:ilvl w:val="0"/>
+          <w:numId w:val="7"/>
+        </w:numPr>
+        <w:rPr>
+          <w:lang w:val="en-US"/>
+        </w:rPr>
+      </w:pPr>
+      <w:r>
+        <w:rPr>
+          <w:lang w:val="en-US"/>
+        </w:rPr>
+        <w:t xml:space="preserve">If you don’t specify it, it </w:t>
+      </w:r>
+      <w:r>
+        <w:rPr>
+          <w:b/>
+          <w:bCs/>
+          <w:lang w:val="en-US"/>
+        </w:rPr>
+        <w:t>automatically picks the latest one</w:t>
+      </w:r>
+      <w:r>
+        <w:rPr>
+          <w:lang w:val="en-US"/>
+        </w:rPr>
+        <w:t xml:space="preserve"> that works.</w:t>
+      </w:r>
+    </w:p>
+    <w:p>
+      <w:pPr>
+        <w:numPr>
+          <w:ilvl w:val="0"/>
+          <w:numId w:val="7"/>
+        </w:numPr>
+        <w:rPr>
+          <w:lang w:val="en-US"/>
+        </w:rPr>
+      </w:pPr>
+      <w:r>
+        <w:rPr>
+          <w:lang w:val="en-US"/>
+        </w:rPr>
+        <w:t>You don’t need to worry unless a tool tells you it needs a specific version.</w:t>
+      </w:r>
+    </w:p>
+    <w:p>
+      <w:r>
+        <w:pict w14:anchorId="059D0633">
+          <v:rect id="_x0000_i1026" style="width:0;height:1.5pt" o:hralign="center" o:hrstd="t" o:hr="t" fillcolor="#a0a0a0" stroked="f"/>
+        </w:pict>
+      </w:r>
+    </w:p>
+    <w:p>
+      <w:pPr>
+        <w:rPr>
+          <w:b/>
+          <w:bCs/>
+          <w:lang w:val="en-US"/>
+        </w:rPr>
+      </w:pPr>
+      <w:r>
+        <w:rPr>
+          <w:rFonts w:ascii="Segoe UI Emoji" w:hAnsi="Segoe UI Emoji" w:cs="Segoe UI Emoji"/>
+          <w:b/>
+          <w:bCs/>
+        </w:rPr>
+        <w:t>🚫</w:t>
+      </w:r>
+      <w:r>
+        <w:rPr>
+          <w:b/>
+          <w:bCs/>
+          <w:lang w:val="en-US"/>
+        </w:rPr>
+        <w:t xml:space="preserve"> </w:t>
+      </w:r>
+      <w:proofErr w:type="spellStart"/>
+      <w:r>
+        <w:rPr>
+          <w:b/>
+          <w:bCs/>
+          <w:lang w:val="en-US"/>
+        </w:rPr>
+        <w:t>nms</w:t>
+      </w:r>
+      <w:proofErr w:type="spellEnd"/>
+      <w:r>
+        <w:rPr>
+          <w:b/>
+          <w:bCs/>
+          <w:lang w:val="en-US"/>
+        </w:rPr>
+        <w:t>=False</w:t>
+      </w:r>
+    </w:p>
+    <w:p>
+      <w:pPr>
+        <w:rPr>
+          <w:b/>
+          <w:bCs/>
+          <w:lang w:val="en-US"/>
+        </w:rPr>
+      </w:pPr>
+      <w:r>
+        <w:rPr>
+          <w:rFonts w:ascii="Segoe UI Emoji" w:hAnsi="Segoe UI Emoji" w:cs="Segoe UI Emoji"/>
+          <w:b/>
+          <w:bCs/>
+        </w:rPr>
+        <w:t>🔧</w:t>
+      </w:r>
+      <w:r>
+        <w:rPr>
+          <w:b/>
+          <w:bCs/>
+          <w:lang w:val="en-US"/>
+        </w:rPr>
+        <w:t xml:space="preserve"> What it does:</w:t>
+      </w:r>
+    </w:p>
+    <w:p>
+      <w:pPr>
+        <w:rPr>
+          <w:lang w:val="en-US"/>
+        </w:rPr>
+      </w:pPr>
+      <w:r>
+        <w:rPr>
+          <w:lang w:val="en-US"/>
+        </w:rPr>
+        <w:t xml:space="preserve">Controls whether </w:t>
+      </w:r>
+      <w:r>
+        <w:rPr>
+          <w:b/>
+          <w:bCs/>
+          <w:lang w:val="en-US"/>
+        </w:rPr>
+        <w:t>Non-Maximum Suppression</w:t>
+      </w:r>
+      <w:r>
+        <w:rPr>
+          <w:lang w:val="en-US"/>
+        </w:rPr>
+        <w:t xml:space="preserve"> (NMS) is built </w:t>
+      </w:r>
+      <w:r>
+        <w:rPr>
+          <w:i/>
+          <w:iCs/>
+          <w:lang w:val="en-US"/>
+        </w:rPr>
+        <w:t>inside</w:t>
+      </w:r>
+      <w:r>
+        <w:rPr>
+          <w:lang w:val="en-US"/>
+        </w:rPr>
+        <w:t xml:space="preserve"> the model or handled </w:t>
+      </w:r>
+      <w:r>
+        <w:rPr>
+          <w:i/>
+          <w:iCs/>
+          <w:lang w:val="en-US"/>
+        </w:rPr>
+        <w:t>after</w:t>
+      </w:r>
+      <w:r>
+        <w:rPr>
+          <w:lang w:val="en-US"/>
+        </w:rPr>
+        <w:t>.</w:t>
+      </w:r>
+    </w:p>
+    <w:p>
+      <w:pPr>
+        <w:rPr>
+          <w:b/>
+          <w:bCs/>
+          <w:lang w:val="en-US"/>
+        </w:rPr>
+      </w:pPr>
+      <w:r>
+        <w:rPr>
+          <w:rFonts w:ascii="Segoe UI Emoji" w:hAnsi="Segoe UI Emoji" w:cs="Segoe UI Emoji"/>
+          <w:b/>
+          <w:bCs/>
+        </w:rPr>
+        <w:t>📦</w:t>
+      </w:r>
+      <w:r>
+        <w:rPr>
+          <w:b/>
+          <w:bCs/>
+          <w:lang w:val="en-US"/>
+        </w:rPr>
+        <w:t xml:space="preserve"> Think of it like:</w:t>
+      </w:r>
+    </w:p>
+    <w:p>
+      <w:pPr>
+        <w:rPr>
+          <w:lang w:val="en-US"/>
+        </w:rPr>
+      </w:pPr>
+      <w:r>
+        <w:rPr>
+          <w:lang w:val="en-US"/>
+        </w:rPr>
+        <w:t>You have a model that predicts a bunch of boxes, and you don’t want too many overlapping ones. NMS filters out the weaker boxes.</w:t>
+      </w:r>
+    </w:p>
+    <w:p>
+      <w:pPr>
+        <w:rPr>
+          <w:b/>
+          <w:bCs/>
+          <w:lang w:val="en-US"/>
+        </w:rPr>
+      </w:pPr>
+      <w:r>
+        <w:rPr>
+          <w:rFonts w:ascii="Segoe UI Emoji" w:hAnsi="Segoe UI Emoji" w:cs="Segoe UI Emoji"/>
+          <w:b/>
+          <w:bCs/>
+        </w:rPr>
+        <w:t>🤓</w:t>
+      </w:r>
+      <w:r>
+        <w:rPr>
+          <w:b/>
+          <w:bCs/>
+          <w:lang w:val="en-US"/>
+        </w:rPr>
+        <w:t xml:space="preserve"> Why we set it to False:</w:t>
+      </w:r>
+    </w:p>
+    <w:p>
+      <w:pPr>
+        <w:numPr>
+          <w:ilvl w:val="0"/>
+          <w:numId w:val="8"/>
+        </w:numPr>
+        <w:rPr>
+          <w:lang w:val="en-US"/>
+        </w:rPr>
+      </w:pPr>
+      <w:r>
+        <w:rPr>
+          <w:lang w:val="en-US"/>
+        </w:rPr>
+        <w:t xml:space="preserve">If it's True, the ONNX model includes NMS, and you </w:t>
+      </w:r>
+      <w:r>
+        <w:rPr>
+          <w:b/>
+          <w:bCs/>
+          <w:lang w:val="en-US"/>
+        </w:rPr>
+        <w:t>can’t change it later</w:t>
+      </w:r>
+      <w:r>
+        <w:rPr>
+          <w:lang w:val="en-US"/>
+        </w:rPr>
+        <w:t>.</w:t>
+      </w:r>
+    </w:p>
+    <w:p>
+      <w:pPr>
+        <w:numPr>
+          <w:ilvl w:val="0"/>
+          <w:numId w:val="8"/>
+        </w:numPr>
+        <w:rPr>
+          <w:lang w:val="en-US"/>
+        </w:rPr>
+      </w:pPr>
+      <w:r>
+        <w:rPr>
+          <w:lang w:val="en-US"/>
+        </w:rPr>
+        <w:t xml:space="preserve">If it's False, you can apply your own NMS — gives you </w:t>
+      </w:r>
+      <w:r>
+        <w:rPr>
+          <w:b/>
+          <w:bCs/>
+          <w:lang w:val="en-US"/>
+        </w:rPr>
+        <w:t>more control</w:t>
+      </w:r>
+      <w:r>
+        <w:rPr>
+          <w:lang w:val="en-US"/>
+        </w:rPr>
+        <w:t>, which is better for comparing FP32 vs INT8 fairly.</w:t>
+      </w:r>
+    </w:p>
+    <w:p>
+      <w:r>
+        <w:pict w14:anchorId="74037C8F">
           <v:rect id="_x0000_i1027" style="width:0;height:1.5pt" o:hralign="center" o:hrstd="t" o:hr="t" fillcolor="#a0a0a0" stroked="f"/>
         </w:pict>
       </w:r>
@@ -749,7 +1404,6 @@
         <w:rPr>
           <w:b/>
           <w:bCs/>
-          <w:lang w:val="en-US"/>
         </w:rPr>
       </w:pPr>
       <w:r>
@@ -757,7 +1411,6 @@
           <w:rFonts w:ascii="Segoe UI Emoji" w:hAnsi="Segoe UI Emoji" w:cs="Segoe UI Emoji"/>
           <w:b/>
           <w:bCs/>
-          <w:lang w:val="en-US"/>
         </w:rPr>
         <w:t>✅</w:t>
       </w:r>
@@ -765,440 +1418,56 @@
         <w:rPr>
           <w:b/>
           <w:bCs/>
-          <w:lang w:val="en-US"/>
-        </w:rPr>
-        <w:t xml:space="preserve"> opset=None (or a number like 13)</w:t>
-      </w:r>
-    </w:p>
-    <w:p>
-      <w:pPr>
-        <w:rPr>
-          <w:b/>
-          <w:bCs/>
-          <w:lang w:val="en-US"/>
-        </w:rPr>
-      </w:pPr>
-      <w:r>
-        <w:rPr>
-          <w:rFonts w:ascii="Segoe UI Emoji" w:hAnsi="Segoe UI Emoji" w:cs="Segoe UI Emoji"/>
-          <w:b/>
-          <w:bCs/>
-        </w:rPr>
-        <w:t>🔧</w:t>
-      </w:r>
-      <w:r>
-        <w:rPr>
-          <w:b/>
-          <w:bCs/>
-          <w:lang w:val="en-US"/>
-        </w:rPr>
-        <w:t xml:space="preserve"> What it does:</w:t>
-      </w:r>
-    </w:p>
-    <w:p>
-      <w:pPr>
-        <w:rPr>
-          <w:lang w:val="en-US"/>
-        </w:rPr>
-      </w:pPr>
-      <w:r>
-        <w:rPr>
-          <w:lang w:val="en-US"/>
-        </w:rPr>
-        <w:t xml:space="preserve">It sets the </w:t>
-      </w:r>
-      <w:r>
-        <w:rPr>
-          <w:b/>
-          <w:bCs/>
-          <w:lang w:val="en-US"/>
-        </w:rPr>
-        <w:t>version of the ONNX language</w:t>
-      </w:r>
-      <w:r>
-        <w:rPr>
-          <w:lang w:val="en-US"/>
-        </w:rPr>
-        <w:t xml:space="preserve"> your model is written in.</w:t>
-      </w:r>
-    </w:p>
-    <w:p>
-      <w:pPr>
-        <w:rPr>
-          <w:b/>
-          <w:bCs/>
-          <w:lang w:val="en-US"/>
-        </w:rPr>
-      </w:pPr>
-      <w:r>
-        <w:rPr>
-          <w:rFonts w:ascii="Segoe UI Emoji" w:hAnsi="Segoe UI Emoji" w:cs="Segoe UI Emoji"/>
-          <w:b/>
-          <w:bCs/>
-        </w:rPr>
-        <w:t>📦</w:t>
-      </w:r>
-      <w:r>
-        <w:rPr>
-          <w:b/>
-          <w:bCs/>
-          <w:lang w:val="en-US"/>
-        </w:rPr>
-        <w:t xml:space="preserve"> Think of it like:</w:t>
-      </w:r>
-    </w:p>
-    <w:p>
-      <w:pPr>
-        <w:rPr>
-          <w:lang w:val="en-US"/>
-        </w:rPr>
-      </w:pPr>
-      <w:r>
-        <w:rPr>
-          <w:lang w:val="en-US"/>
-        </w:rPr>
-        <w:t>Choosing which version of Python you're using. For example, Python 3.11 vs 3.6. Some runtimes only understand newer or older versions.</w:t>
-      </w:r>
-    </w:p>
-    <w:p>
-      <w:pPr>
-        <w:rPr>
-          <w:b/>
-          <w:bCs/>
-          <w:lang w:val="en-US"/>
-        </w:rPr>
-      </w:pPr>
-      <w:r>
-        <w:rPr>
-          <w:rFonts w:ascii="Segoe UI Emoji" w:hAnsi="Segoe UI Emoji" w:cs="Segoe UI Emoji"/>
-          <w:b/>
-          <w:bCs/>
-        </w:rPr>
-        <w:lastRenderedPageBreak/>
-        <w:t>🤓</w:t>
-      </w:r>
-      <w:r>
-        <w:rPr>
-          <w:b/>
-          <w:bCs/>
-          <w:lang w:val="en-US"/>
-        </w:rPr>
-        <w:t xml:space="preserve"> Why we leave it as None:</w:t>
-      </w:r>
-    </w:p>
-    <w:p>
-      <w:pPr>
-        <w:numPr>
-          <w:ilvl w:val="0"/>
-          <w:numId w:val="7"/>
-        </w:numPr>
-        <w:rPr>
-          <w:lang w:val="en-US"/>
-        </w:rPr>
-      </w:pPr>
-      <w:r>
-        <w:rPr>
-          <w:lang w:val="en-US"/>
-        </w:rPr>
-        <w:t xml:space="preserve">If you don’t specify it, it </w:t>
-      </w:r>
-      <w:r>
-        <w:rPr>
-          <w:b/>
-          <w:bCs/>
-          <w:lang w:val="en-US"/>
-        </w:rPr>
-        <w:t>automatically picks the latest one</w:t>
-      </w:r>
-      <w:r>
-        <w:rPr>
-          <w:lang w:val="en-US"/>
-        </w:rPr>
-        <w:t xml:space="preserve"> that works.</w:t>
-      </w:r>
-    </w:p>
-    <w:p>
-      <w:pPr>
-        <w:numPr>
-          <w:ilvl w:val="0"/>
-          <w:numId w:val="7"/>
-        </w:numPr>
-        <w:rPr>
-          <w:lang w:val="en-US"/>
-        </w:rPr>
-      </w:pPr>
-      <w:r>
-        <w:rPr>
-          <w:lang w:val="en-US"/>
-        </w:rPr>
-        <w:t>You don’t need to worry unless a tool tells you it needs a specific version.</w:t>
-      </w:r>
-    </w:p>
-    <w:p>
-      <w:r>
-        <w:pict w14:anchorId="059D0633">
-          <v:rect id="_x0000_i1028" style="width:0;height:1.5pt" o:hralign="center" o:hrstd="t" o:hr="t" fillcolor="#a0a0a0" stroked="f"/>
-        </w:pict>
-      </w:r>
-    </w:p>
-    <w:p>
-      <w:pPr>
-        <w:rPr>
-          <w:b/>
-          <w:bCs/>
-          <w:lang w:val="en-US"/>
-        </w:rPr>
-      </w:pPr>
-      <w:r>
-        <w:rPr>
-          <w:rFonts w:ascii="Segoe UI Emoji" w:hAnsi="Segoe UI Emoji" w:cs="Segoe UI Emoji"/>
-          <w:b/>
-          <w:bCs/>
-        </w:rPr>
-        <w:t>🚫</w:t>
-      </w:r>
-      <w:r>
-        <w:rPr>
-          <w:b/>
-          <w:bCs/>
-          <w:lang w:val="en-US"/>
-        </w:rPr>
-        <w:t xml:space="preserve"> nms=False</w:t>
-      </w:r>
-    </w:p>
-    <w:p>
-      <w:pPr>
-        <w:rPr>
-          <w:b/>
-          <w:bCs/>
-          <w:lang w:val="en-US"/>
-        </w:rPr>
-      </w:pPr>
-      <w:r>
-        <w:rPr>
-          <w:rFonts w:ascii="Segoe UI Emoji" w:hAnsi="Segoe UI Emoji" w:cs="Segoe UI Emoji"/>
-          <w:b/>
-          <w:bCs/>
-        </w:rPr>
-        <w:t>🔧</w:t>
-      </w:r>
-      <w:r>
-        <w:rPr>
-          <w:b/>
-          <w:bCs/>
-          <w:lang w:val="en-US"/>
-        </w:rPr>
-        <w:t xml:space="preserve"> What it does:</w:t>
-      </w:r>
-    </w:p>
-    <w:p>
-      <w:pPr>
-        <w:rPr>
-          <w:lang w:val="en-US"/>
-        </w:rPr>
-      </w:pPr>
-      <w:r>
-        <w:rPr>
-          <w:lang w:val="en-US"/>
-        </w:rPr>
-        <w:t xml:space="preserve">Controls whether </w:t>
-      </w:r>
-      <w:r>
-        <w:rPr>
-          <w:b/>
-          <w:bCs/>
-          <w:lang w:val="en-US"/>
-        </w:rPr>
-        <w:t>Non-Maximum Suppression</w:t>
-      </w:r>
-      <w:r>
-        <w:rPr>
-          <w:lang w:val="en-US"/>
-        </w:rPr>
-        <w:t xml:space="preserve"> (NMS) is built </w:t>
-      </w:r>
-      <w:r>
-        <w:rPr>
-          <w:i/>
-          <w:iCs/>
-          <w:lang w:val="en-US"/>
-        </w:rPr>
-        <w:t>inside</w:t>
-      </w:r>
-      <w:r>
-        <w:rPr>
-          <w:lang w:val="en-US"/>
-        </w:rPr>
-        <w:t xml:space="preserve"> the model or handled </w:t>
-      </w:r>
-      <w:r>
-        <w:rPr>
-          <w:i/>
-          <w:iCs/>
-          <w:lang w:val="en-US"/>
-        </w:rPr>
-        <w:t>after</w:t>
-      </w:r>
-      <w:r>
-        <w:rPr>
-          <w:lang w:val="en-US"/>
-        </w:rPr>
-        <w:t>.</w:t>
-      </w:r>
-    </w:p>
-    <w:p>
-      <w:pPr>
-        <w:rPr>
-          <w:b/>
-          <w:bCs/>
-          <w:lang w:val="en-US"/>
-        </w:rPr>
-      </w:pPr>
-      <w:r>
-        <w:rPr>
-          <w:rFonts w:ascii="Segoe UI Emoji" w:hAnsi="Segoe UI Emoji" w:cs="Segoe UI Emoji"/>
-          <w:b/>
-          <w:bCs/>
-        </w:rPr>
-        <w:t>📦</w:t>
-      </w:r>
-      <w:r>
-        <w:rPr>
-          <w:b/>
-          <w:bCs/>
-          <w:lang w:val="en-US"/>
-        </w:rPr>
-        <w:t xml:space="preserve"> Think of it like:</w:t>
-      </w:r>
-    </w:p>
-    <w:p>
-      <w:pPr>
-        <w:rPr>
-          <w:lang w:val="en-US"/>
-        </w:rPr>
-      </w:pPr>
-      <w:r>
-        <w:rPr>
-          <w:lang w:val="en-US"/>
-        </w:rPr>
-        <w:t>You have a model that predicts a bunch of boxes, and you don’t want too many overlapping ones. NMS filters out the weaker boxes.</w:t>
-      </w:r>
-    </w:p>
-    <w:p>
-      <w:pPr>
-        <w:rPr>
-          <w:b/>
-          <w:bCs/>
-          <w:lang w:val="en-US"/>
-        </w:rPr>
-      </w:pPr>
-      <w:r>
-        <w:rPr>
-          <w:rFonts w:ascii="Segoe UI Emoji" w:hAnsi="Segoe UI Emoji" w:cs="Segoe UI Emoji"/>
-          <w:b/>
-          <w:bCs/>
-        </w:rPr>
-        <w:t>🤓</w:t>
-      </w:r>
-      <w:r>
-        <w:rPr>
-          <w:b/>
-          <w:bCs/>
-          <w:lang w:val="en-US"/>
-        </w:rPr>
-        <w:t xml:space="preserve"> Why we set it to False:</w:t>
-      </w:r>
-    </w:p>
-    <w:p>
-      <w:pPr>
-        <w:numPr>
-          <w:ilvl w:val="0"/>
-          <w:numId w:val="8"/>
-        </w:numPr>
-        <w:rPr>
-          <w:lang w:val="en-US"/>
-        </w:rPr>
-      </w:pPr>
-      <w:r>
-        <w:rPr>
-          <w:lang w:val="en-US"/>
-        </w:rPr>
-        <w:t xml:space="preserve">If it's True, the ONNX model includes NMS, and you </w:t>
-      </w:r>
-      <w:r>
-        <w:rPr>
-          <w:b/>
-          <w:bCs/>
-          <w:lang w:val="en-US"/>
-        </w:rPr>
-        <w:t>can’t change it later</w:t>
-      </w:r>
-      <w:r>
-        <w:rPr>
-          <w:lang w:val="en-US"/>
-        </w:rPr>
-        <w:t>.</w:t>
-      </w:r>
-    </w:p>
-    <w:p>
-      <w:pPr>
-        <w:numPr>
-          <w:ilvl w:val="0"/>
-          <w:numId w:val="8"/>
-        </w:numPr>
-        <w:rPr>
-          <w:lang w:val="en-US"/>
-        </w:rPr>
-      </w:pPr>
-      <w:r>
-        <w:rPr>
-          <w:lang w:val="en-US"/>
-        </w:rPr>
-        <w:t xml:space="preserve">If it's False, you can apply your own NMS — gives you </w:t>
-      </w:r>
-      <w:r>
-        <w:rPr>
-          <w:b/>
-          <w:bCs/>
-          <w:lang w:val="en-US"/>
-        </w:rPr>
-        <w:t>more control</w:t>
-      </w:r>
-      <w:r>
-        <w:rPr>
-          <w:lang w:val="en-US"/>
-        </w:rPr>
-        <w:t>, which is better for comparing FP32 vs INT8 fairly.</w:t>
-      </w:r>
-    </w:p>
-    <w:p>
-      <w:r>
-        <w:pict w14:anchorId="74037C8F">
-          <v:rect id="_x0000_i1029" style="width:0;height:1.5pt" o:hralign="center" o:hrstd="t" o:hr="t" fillcolor="#a0a0a0" stroked="f"/>
-        </w:pict>
-      </w:r>
-    </w:p>
-    <w:p>
-      <w:pPr>
-        <w:rPr>
-          <w:b/>
-          <w:bCs/>
-        </w:rPr>
-      </w:pPr>
-      <w:r>
-        <w:rPr>
-          <w:rFonts w:ascii="Segoe UI Emoji" w:hAnsi="Segoe UI Emoji" w:cs="Segoe UI Emoji"/>
-          <w:b/>
-          <w:bCs/>
-        </w:rPr>
-        <w:t>✅</w:t>
-      </w:r>
-      <w:r>
-        <w:rPr>
-          <w:b/>
-          <w:bCs/>
-        </w:rPr>
-        <w:t xml:space="preserve"> In one sentence each:</w:t>
+        </w:rPr>
+        <w:t xml:space="preserve"> In </w:t>
+      </w:r>
+      <w:proofErr w:type="spellStart"/>
+      <w:r>
+        <w:rPr>
+          <w:b/>
+          <w:bCs/>
+        </w:rPr>
+        <w:t>one</w:t>
+      </w:r>
+      <w:proofErr w:type="spellEnd"/>
+      <w:r>
+        <w:rPr>
+          <w:b/>
+          <w:bCs/>
+        </w:rPr>
+        <w:t xml:space="preserve"> </w:t>
+      </w:r>
+      <w:proofErr w:type="spellStart"/>
+      <w:r>
+        <w:rPr>
+          <w:b/>
+          <w:bCs/>
+        </w:rPr>
+        <w:t>sentence</w:t>
+      </w:r>
+      <w:proofErr w:type="spellEnd"/>
+      <w:r>
+        <w:rPr>
+          <w:b/>
+          <w:bCs/>
+        </w:rPr>
+        <w:t xml:space="preserve"> </w:t>
+      </w:r>
+      <w:proofErr w:type="spellStart"/>
+      <w:r>
+        <w:rPr>
+          <w:b/>
+          <w:bCs/>
+        </w:rPr>
+        <w:t>each</w:t>
+      </w:r>
+      <w:proofErr w:type="spellEnd"/>
+      <w:r>
+        <w:rPr>
+          <w:b/>
+          <w:bCs/>
+        </w:rPr>
+        <w:t>:</w:t>
       </w:r>
     </w:p>
     <w:p>
@@ -1236,13 +1505,23 @@
           <w:lang w:val="en-US"/>
         </w:rPr>
       </w:pPr>
-      <w:r>
-        <w:rPr>
-          <w:b/>
-          <w:bCs/>
-          <w:lang w:val="en-US"/>
-        </w:rPr>
-        <w:t>opset=None</w:t>
+      <w:proofErr w:type="spellStart"/>
+      <w:r>
+        <w:rPr>
+          <w:b/>
+          <w:bCs/>
+          <w:lang w:val="en-US"/>
+        </w:rPr>
+        <w:t>opset</w:t>
+      </w:r>
+      <w:proofErr w:type="spellEnd"/>
+      <w:r>
+        <w:rPr>
+          <w:b/>
+          <w:bCs/>
+          <w:lang w:val="en-US"/>
+        </w:rPr>
+        <w:t>=None</w:t>
       </w:r>
       <w:r>
         <w:rPr>
@@ -1261,13 +1540,23 @@
           <w:lang w:val="en-US"/>
         </w:rPr>
       </w:pPr>
-      <w:r>
-        <w:rPr>
-          <w:b/>
-          <w:bCs/>
-          <w:lang w:val="en-US"/>
-        </w:rPr>
-        <w:t>nms=False</w:t>
+      <w:proofErr w:type="spellStart"/>
+      <w:r>
+        <w:rPr>
+          <w:b/>
+          <w:bCs/>
+          <w:lang w:val="en-US"/>
+        </w:rPr>
+        <w:t>nms</w:t>
+      </w:r>
+      <w:proofErr w:type="spellEnd"/>
+      <w:r>
+        <w:rPr>
+          <w:b/>
+          <w:bCs/>
+          <w:lang w:val="en-US"/>
+        </w:rPr>
+        <w:t>=False</w:t>
       </w:r>
       <w:r>
         <w:rPr>
@@ -1352,6 +1641,7 @@
           <w:lang w:val="en-US"/>
         </w:rPr>
       </w:pPr>
+      <w:proofErr w:type="spellStart"/>
       <w:r>
         <w:rPr>
           <w:b/>
@@ -1359,7 +1649,17 @@
           <w:highlight w:val="yellow"/>
           <w:lang w:val="en-US"/>
         </w:rPr>
-        <w:t>PyTorch Quantization</w:t>
+        <w:t>PyTorch</w:t>
+      </w:r>
+      <w:proofErr w:type="spellEnd"/>
+      <w:r>
+        <w:rPr>
+          <w:b/>
+          <w:bCs/>
+          <w:highlight w:val="yellow"/>
+          <w:lang w:val="en-US"/>
+        </w:rPr>
+        <w:t xml:space="preserve"> Quantization</w:t>
       </w:r>
     </w:p>
     <w:p>
@@ -1367,14 +1667,69 @@
         <w:rPr>
           <w:i/>
           <w:iCs/>
-          <w:lang w:val="en-US"/>
-        </w:rPr>
-      </w:pPr>
-      <w:r>
-        <w:rPr>
-          <w:lang w:val="en-US"/>
-        </w:rPr>
-        <w:t>To quantize a model in PyTorch we use torchao.quantization because torch.quantization has been deprecated. However the dynamic quantization in PyTorch doesn’t work for convolutional layers. For convolutional layers, the only thing that works is static</w:t>
+        </w:rPr>
+      </w:pPr>
+      <w:r>
+        <w:rPr>
+          <w:lang w:val="en-US"/>
+        </w:rPr>
+        <w:t xml:space="preserve">To quantize a model in </w:t>
+      </w:r>
+      <w:proofErr w:type="spellStart"/>
+      <w:r>
+        <w:rPr>
+          <w:lang w:val="en-US"/>
+        </w:rPr>
+        <w:t>PyTorch</w:t>
+      </w:r>
+      <w:proofErr w:type="spellEnd"/>
+      <w:r>
+        <w:rPr>
+          <w:lang w:val="en-US"/>
+        </w:rPr>
+        <w:t xml:space="preserve"> we use </w:t>
+      </w:r>
+      <w:proofErr w:type="spellStart"/>
+      <w:r>
+        <w:rPr>
+          <w:lang w:val="en-US"/>
+        </w:rPr>
+        <w:t>torchao.quantization</w:t>
+      </w:r>
+      <w:proofErr w:type="spellEnd"/>
+      <w:r>
+        <w:rPr>
+          <w:lang w:val="en-US"/>
+        </w:rPr>
+        <w:t xml:space="preserve"> because </w:t>
+      </w:r>
+      <w:proofErr w:type="spellStart"/>
+      <w:r>
+        <w:rPr>
+          <w:lang w:val="en-US"/>
+        </w:rPr>
+        <w:t>torch.quantization</w:t>
+      </w:r>
+      <w:proofErr w:type="spellEnd"/>
+      <w:r>
+        <w:rPr>
+          <w:lang w:val="en-US"/>
+        </w:rPr>
+        <w:t xml:space="preserve"> has been deprecated. However the dynamic quantization in </w:t>
+      </w:r>
+      <w:proofErr w:type="spellStart"/>
+      <w:r>
+        <w:rPr>
+          <w:lang w:val="en-US"/>
+        </w:rPr>
+        <w:t>PyTorch</w:t>
+      </w:r>
+      <w:proofErr w:type="spellEnd"/>
+      <w:r>
+        <w:rPr>
+          <w:lang w:val="en-US"/>
+        </w:rPr>
+        <w:t xml:space="preserve"> doesn’t work for convolutional layers. For convolutional layers, the only thing that works is static</w:t>
       </w:r>
       <w:r>
         <w:rPr>
@@ -1396,13 +1751,112 @@
             <w:iCs/>
             <w:lang w:val="en-US"/>
           </w:rPr>
-          <w:t>https://pytorch.org/docs/stable/quantization.html</w:t>
+          <w:t>https</w:t>
+        </w:r>
+        <w:r>
+          <w:rPr>
+            <w:rStyle w:val="Hyperlink"/>
+            <w:i/>
+            <w:iCs/>
+          </w:rPr>
+          <w:t>://</w:t>
+        </w:r>
+        <w:r>
+          <w:rPr>
+            <w:rStyle w:val="Hyperlink"/>
+            <w:i/>
+            <w:iCs/>
+            <w:lang w:val="en-US"/>
+          </w:rPr>
+          <w:t>pytorch</w:t>
+        </w:r>
+        <w:r>
+          <w:rPr>
+            <w:rStyle w:val="Hyperlink"/>
+            <w:i/>
+            <w:iCs/>
+          </w:rPr>
+          <w:t>.</w:t>
+        </w:r>
+        <w:r>
+          <w:rPr>
+            <w:rStyle w:val="Hyperlink"/>
+            <w:i/>
+            <w:iCs/>
+            <w:lang w:val="en-US"/>
+          </w:rPr>
+          <w:t>org</w:t>
+        </w:r>
+        <w:r>
+          <w:rPr>
+            <w:rStyle w:val="Hyperlink"/>
+            <w:i/>
+            <w:iCs/>
+          </w:rPr>
+          <w:t>/</w:t>
+        </w:r>
+        <w:r>
+          <w:rPr>
+            <w:rStyle w:val="Hyperlink"/>
+            <w:i/>
+            <w:iCs/>
+            <w:lang w:val="en-US"/>
+          </w:rPr>
+          <w:t>docs</w:t>
+        </w:r>
+        <w:r>
+          <w:rPr>
+            <w:rStyle w:val="Hyperlink"/>
+            <w:i/>
+            <w:iCs/>
+          </w:rPr>
+          <w:t>/</w:t>
+        </w:r>
+        <w:r>
+          <w:rPr>
+            <w:rStyle w:val="Hyperlink"/>
+            <w:i/>
+            <w:iCs/>
+            <w:lang w:val="en-US"/>
+          </w:rPr>
+          <w:t>stable</w:t>
+        </w:r>
+        <w:r>
+          <w:rPr>
+            <w:rStyle w:val="Hyperlink"/>
+            <w:i/>
+            <w:iCs/>
+          </w:rPr>
+          <w:t>/</w:t>
+        </w:r>
+        <w:r>
+          <w:rPr>
+            <w:rStyle w:val="Hyperlink"/>
+            <w:i/>
+            <w:iCs/>
+            <w:lang w:val="en-US"/>
+          </w:rPr>
+          <w:t>quantization</w:t>
+        </w:r>
+        <w:r>
+          <w:rPr>
+            <w:rStyle w:val="Hyperlink"/>
+            <w:i/>
+            <w:iCs/>
+          </w:rPr>
+          <w:t>.</w:t>
+        </w:r>
+        <w:r>
+          <w:rPr>
+            <w:rStyle w:val="Hyperlink"/>
+            <w:i/>
+            <w:iCs/>
+            <w:lang w:val="en-US"/>
+          </w:rPr>
+          <w:t>html</w:t>
         </w:r>
       </w:hyperlink>
       <w:r>
-        <w:rPr>
-          <w:lang w:val="en-US"/>
-        </w:rPr>
         <w:t>.</w:t>
       </w:r>
     </w:p>
@@ -1473,6 +1927,7 @@
         </w:rPr>
         <w:t>/</w:t>
       </w:r>
+      <w:proofErr w:type="spellStart"/>
       <w:r>
         <w:rPr>
           <w:b/>
@@ -1483,6 +1938,7 @@
         </w:rPr>
         <w:t>ao</w:t>
       </w:r>
+      <w:proofErr w:type="spellEnd"/>
       <w:r>
         <w:rPr>
           <w:b/>
@@ -1511,6 +1967,7 @@
         </w:rPr>
         <w:t>/</w:t>
       </w:r>
+      <w:proofErr w:type="spellStart"/>
       <w:r>
         <w:rPr>
           <w:b/>
@@ -1521,6 +1978,7 @@
         </w:rPr>
         <w:t>api</w:t>
       </w:r>
+      <w:proofErr w:type="spellEnd"/>
       <w:r>
         <w:rPr>
           <w:b/>
@@ -1634,11 +2092,19 @@
           <w:lang w:val="en-US"/>
         </w:rPr>
       </w:pPr>
-      <w:r>
-        <w:rPr>
-          <w:lang w:val="en-US"/>
-        </w:rPr>
-        <w:t>PyTorch doesn’t support Dynamic Quantization for Convolutional Layers</w:t>
+      <w:proofErr w:type="spellStart"/>
+      <w:r>
+        <w:rPr>
+          <w:lang w:val="en-US"/>
+        </w:rPr>
+        <w:t>PyTorch</w:t>
+      </w:r>
+      <w:proofErr w:type="spellEnd"/>
+      <w:r>
+        <w:rPr>
+          <w:lang w:val="en-US"/>
+        </w:rPr>
+        <w:t xml:space="preserve"> doesn’t support Dynamic Quantization for Convolutional Layers</w:t>
       </w:r>
       <w:r>
         <w:rPr>
@@ -1668,13 +2134,23 @@
           <w:lang w:val="en-US"/>
         </w:rPr>
       </w:pPr>
-      <w:r>
-        <w:rPr>
-          <w:b/>
-          <w:bCs/>
-          <w:lang w:val="en-US"/>
-        </w:rPr>
-        <w:t>PyTorch Dynamic Quantization vs ONNX for Convolutional Layers</w:t>
+      <w:proofErr w:type="spellStart"/>
+      <w:r>
+        <w:rPr>
+          <w:b/>
+          <w:bCs/>
+          <w:lang w:val="en-US"/>
+        </w:rPr>
+        <w:t>PyTorch</w:t>
+      </w:r>
+      <w:proofErr w:type="spellEnd"/>
+      <w:r>
+        <w:rPr>
+          <w:b/>
+          <w:bCs/>
+          <w:lang w:val="en-US"/>
+        </w:rPr>
+        <w:t xml:space="preserve"> Dynamic Quantization vs ONNX for Convolutional Layers</w:t>
       </w:r>
     </w:p>
     <w:p>
@@ -1726,8 +2202,21 @@
         </w:rPr>
         <w:t xml:space="preserve"> Quantized offline (pre-calculated INT8 values, scales, zero-points). </w:t>
       </w:r>
-      <w:r>
-        <w:t>Stored as INT8.</w:t>
+      <w:proofErr w:type="spellStart"/>
+      <w:r>
+        <w:t>Stored</w:t>
+      </w:r>
+      <w:proofErr w:type="spellEnd"/>
+      <w:r>
+        <w:t xml:space="preserve"> </w:t>
+      </w:r>
+      <w:proofErr w:type="spellStart"/>
+      <w:r>
+        <w:t>as</w:t>
+      </w:r>
+      <w:proofErr w:type="spellEnd"/>
+      <w:r>
+        <w:t xml:space="preserve"> INT8.</w:t>
       </w:r>
     </w:p>
     <w:p>
@@ -1877,7 +2366,25 @@
           <w:bCs/>
           <w:lang w:val="en-US"/>
         </w:rPr>
-        <w:t>Why Dynamic PTQ is Generally NOT Used/Supported for Conv Layers (Especially in PyTorch):</w:t>
+        <w:t xml:space="preserve">Why Dynamic PTQ is Generally NOT Used/Supported for Conv Layers (Especially in </w:t>
+      </w:r>
+      <w:proofErr w:type="spellStart"/>
+      <w:r>
+        <w:rPr>
+          <w:b/>
+          <w:bCs/>
+          <w:lang w:val="en-US"/>
+        </w:rPr>
+        <w:t>PyTorch</w:t>
+      </w:r>
+      <w:proofErr w:type="spellEnd"/>
+      <w:r>
+        <w:rPr>
+          <w:b/>
+          <w:bCs/>
+          <w:lang w:val="en-US"/>
+        </w:rPr>
+        <w:t>):</w:t>
       </w:r>
     </w:p>
     <w:p>
@@ -1947,7 +2454,55 @@
         <w:t xml:space="preserve"> is computationally expensive. </w:t>
       </w:r>
       <w:r>
-        <w:t>It requires scanning potentially millions of values.</w:t>
+        <w:t xml:space="preserve">It </w:t>
+      </w:r>
+      <w:proofErr w:type="spellStart"/>
+      <w:r>
+        <w:t>requires</w:t>
+      </w:r>
+      <w:proofErr w:type="spellEnd"/>
+      <w:r>
+        <w:t xml:space="preserve"> </w:t>
+      </w:r>
+      <w:proofErr w:type="spellStart"/>
+      <w:r>
+        <w:t>scanning</w:t>
+      </w:r>
+      <w:proofErr w:type="spellEnd"/>
+      <w:r>
+        <w:t xml:space="preserve"> </w:t>
+      </w:r>
+      <w:proofErr w:type="spellStart"/>
+      <w:r>
+        <w:t>potentially</w:t>
+      </w:r>
+      <w:proofErr w:type="spellEnd"/>
+      <w:r>
+        <w:t xml:space="preserve"> </w:t>
+      </w:r>
+      <w:proofErr w:type="spellStart"/>
+      <w:r>
+        <w:t>millions</w:t>
+      </w:r>
+      <w:proofErr w:type="spellEnd"/>
+      <w:r>
+        <w:t xml:space="preserve"> </w:t>
+      </w:r>
+      <w:proofErr w:type="spellStart"/>
+      <w:r>
+        <w:t>of</w:t>
+      </w:r>
+      <w:proofErr w:type="spellEnd"/>
+      <w:r>
+        <w:t xml:space="preserve"> </w:t>
+      </w:r>
+      <w:proofErr w:type="spellStart"/>
+      <w:r>
+        <w:t>values</w:t>
+      </w:r>
+      <w:proofErr w:type="spellEnd"/>
+      <w:r>
+        <w:t>.</w:t>
       </w:r>
     </w:p>
     <w:p>
@@ -2239,7 +2794,35 @@
         <w:rPr>
           <w:lang w:val="en-US"/>
         </w:rPr>
-        <w:t> have operators (QuantizeLinear, DequantizeLinear) that can function dynamically if the scale and zero-point are provided as </w:t>
+        <w:t> have operators (</w:t>
+      </w:r>
+      <w:proofErr w:type="spellStart"/>
+      <w:r>
+        <w:rPr>
+          <w:lang w:val="en-US"/>
+        </w:rPr>
+        <w:t>QuantizeLinear</w:t>
+      </w:r>
+      <w:proofErr w:type="spellEnd"/>
+      <w:r>
+        <w:rPr>
+          <w:lang w:val="en-US"/>
+        </w:rPr>
+        <w:t>, </w:t>
+      </w:r>
+      <w:proofErr w:type="spellStart"/>
+      <w:r>
+        <w:rPr>
+          <w:lang w:val="en-US"/>
+        </w:rPr>
+        <w:t>DequantizeLinear</w:t>
+      </w:r>
+      <w:proofErr w:type="spellEnd"/>
+      <w:r>
+        <w:rPr>
+          <w:lang w:val="en-US"/>
+        </w:rPr>
+        <w:t>) that can function dynamically if the scale and zero-point are provided as </w:t>
       </w:r>
       <w:r>
         <w:rPr>
@@ -2253,7 +2836,35 @@
         <w:rPr>
           <w:lang w:val="en-US"/>
         </w:rPr>
-        <w:t> rather than compile-time constants. It also has reduction operators (ReduceMin, ReduceMax) needed to calculate ranges dynamically.</w:t>
+        <w:t> rather than compile-time constants. It also has reduction operators (</w:t>
+      </w:r>
+      <w:proofErr w:type="spellStart"/>
+      <w:r>
+        <w:rPr>
+          <w:lang w:val="en-US"/>
+        </w:rPr>
+        <w:t>ReduceMin</w:t>
+      </w:r>
+      <w:proofErr w:type="spellEnd"/>
+      <w:r>
+        <w:rPr>
+          <w:lang w:val="en-US"/>
+        </w:rPr>
+        <w:t>, </w:t>
+      </w:r>
+      <w:proofErr w:type="spellStart"/>
+      <w:r>
+        <w:rPr>
+          <w:lang w:val="en-US"/>
+        </w:rPr>
+        <w:t>ReduceMax</w:t>
+      </w:r>
+      <w:proofErr w:type="spellEnd"/>
+      <w:r>
+        <w:rPr>
+          <w:lang w:val="en-US"/>
+        </w:rPr>
+        <w:t>) needed to calculate ranges dynamically.</w:t>
       </w:r>
     </w:p>
     <w:p>
@@ -2278,7 +2889,49 @@
         <w:rPr>
           <w:lang w:val="en-US"/>
         </w:rPr>
-        <w:t> ONNX Runtime is designed to execute ONNX graphs. If a graph is constructed (either manually or by a conversion tool) to explicitly include the operations for calculating activation ranges (ReduceMin/ReduceMax), computing scales/zero-points, and then feeding those into QuantizeLinear before a Conv operator, ONNX Runtime </w:t>
+        <w:t> ONNX Runtime is designed to execute ONNX graphs. If a graph is constructed (either manually or by a conversion tool) to explicitly include the operations for calculating activation ranges (</w:t>
+      </w:r>
+      <w:proofErr w:type="spellStart"/>
+      <w:r>
+        <w:rPr>
+          <w:lang w:val="en-US"/>
+        </w:rPr>
+        <w:t>ReduceMin</w:t>
+      </w:r>
+      <w:proofErr w:type="spellEnd"/>
+      <w:r>
+        <w:rPr>
+          <w:lang w:val="en-US"/>
+        </w:rPr>
+        <w:t>/</w:t>
+      </w:r>
+      <w:proofErr w:type="spellStart"/>
+      <w:r>
+        <w:rPr>
+          <w:lang w:val="en-US"/>
+        </w:rPr>
+        <w:t>ReduceMax</w:t>
+      </w:r>
+      <w:proofErr w:type="spellEnd"/>
+      <w:r>
+        <w:rPr>
+          <w:lang w:val="en-US"/>
+        </w:rPr>
+        <w:t>), computing scales/zero-points, and then feeding those into </w:t>
+      </w:r>
+      <w:proofErr w:type="spellStart"/>
+      <w:r>
+        <w:rPr>
+          <w:lang w:val="en-US"/>
+        </w:rPr>
+        <w:t>QuantizeLinear</w:t>
+      </w:r>
+      <w:proofErr w:type="spellEnd"/>
+      <w:r>
+        <w:rPr>
+          <w:lang w:val="en-US"/>
+        </w:rPr>
+        <w:t> before a Conv operator, ONNX Runtime </w:t>
       </w:r>
       <w:r>
         <w:rPr>
@@ -2359,7 +3012,21 @@
         <w:rPr>
           <w:lang w:val="en-US"/>
         </w:rPr>
-        <w:t xml:space="preserve"> way. Most tools converting models to ONNX for quantization (like torch.onnx.export with quantization settings, or dedicated </w:t>
+        <w:t> way. Most tools converting models to ONNX for quantization (like </w:t>
+      </w:r>
+      <w:proofErr w:type="spellStart"/>
+      <w:r>
+        <w:rPr>
+          <w:lang w:val="en-US"/>
+        </w:rPr>
+        <w:t>torch.onnx.export</w:t>
+      </w:r>
+      <w:proofErr w:type="spellEnd"/>
+      <w:r>
+        <w:rPr>
+          <w:lang w:val="en-US"/>
+        </w:rPr>
+        <w:t xml:space="preserve"> with quantization settings, or dedicated </w:t>
       </w:r>
       <w:r>
         <w:rPr>
@@ -2428,7 +3095,23 @@
           <w:b/>
           <w:bCs/>
         </w:rPr>
-        <w:t>In Summary:</w:t>
+        <w:t xml:space="preserve">In </w:t>
+      </w:r>
+      <w:proofErr w:type="spellStart"/>
+      <w:r>
+        <w:rPr>
+          <w:b/>
+          <w:bCs/>
+        </w:rPr>
+        <w:t>Summary</w:t>
+      </w:r>
+      <w:proofErr w:type="spellEnd"/>
+      <w:r>
+        <w:rPr>
+          <w:b/>
+          <w:bCs/>
+        </w:rPr>
+        <w:t>:</w:t>
       </w:r>
     </w:p>
     <w:p>
@@ -2441,13 +3124,41 @@
           <w:lang w:val="en-US"/>
         </w:rPr>
       </w:pPr>
-      <w:r>
-        <w:rPr>
-          <w:b/>
-          <w:bCs/>
-          <w:lang w:val="en-US"/>
-        </w:rPr>
-        <w:t>PyTorch (torch.quantization)</w:t>
+      <w:proofErr w:type="spellStart"/>
+      <w:r>
+        <w:rPr>
+          <w:b/>
+          <w:bCs/>
+          <w:lang w:val="en-US"/>
+        </w:rPr>
+        <w:t>PyTorch</w:t>
+      </w:r>
+      <w:proofErr w:type="spellEnd"/>
+      <w:r>
+        <w:rPr>
+          <w:b/>
+          <w:bCs/>
+          <w:lang w:val="en-US"/>
+        </w:rPr>
+        <w:t xml:space="preserve"> (</w:t>
+      </w:r>
+      <w:proofErr w:type="spellStart"/>
+      <w:r>
+        <w:rPr>
+          <w:b/>
+          <w:bCs/>
+          <w:lang w:val="en-US"/>
+        </w:rPr>
+        <w:t>torch.quantization</w:t>
+      </w:r>
+      <w:proofErr w:type="spellEnd"/>
+      <w:r>
+        <w:rPr>
+          <w:b/>
+          <w:bCs/>
+          <w:lang w:val="en-US"/>
+        </w:rPr>
+        <w:t>)</w:t>
       </w:r>
       <w:r>
         <w:rPr>
@@ -2555,26 +3266,4031 @@
           <w:lang w:val="en-US"/>
         </w:rPr>
       </w:pPr>
+      <w:proofErr w:type="spellStart"/>
       <w:r>
         <w:rPr>
           <w:highlight w:val="yellow"/>
           <w:lang w:val="en-US"/>
         </w:rPr>
-        <w:t>TensorRT Quantization</w:t>
-      </w:r>
-    </w:p>
-    <w:p>
-      <w:pPr>
-        <w:rPr>
-          <w:lang w:val="en-US"/>
-        </w:rPr>
-      </w:pPr>
-      <w:r>
-        <w:rPr>
-          <w:lang w:val="en-US"/>
-        </w:rPr>
-        <w:t>Dynamic Quantization in TensorRT works only on INT8 precision.</w:t>
-      </w:r>
+        <w:t>TensorRT</w:t>
+      </w:r>
+      <w:proofErr w:type="spellEnd"/>
+      <w:r>
+        <w:rPr>
+          <w:highlight w:val="yellow"/>
+          <w:lang w:val="en-US"/>
+        </w:rPr>
+        <w:t xml:space="preserve"> Quantization</w:t>
+      </w:r>
+    </w:p>
+    <w:p>
+      <w:pPr>
+        <w:rPr>
+          <w:lang w:val="en-US"/>
+        </w:rPr>
+      </w:pPr>
+      <w:r>
+        <w:rPr>
+          <w:lang w:val="en-US"/>
+        </w:rPr>
+        <w:t xml:space="preserve">Dynamic Quantization in </w:t>
+      </w:r>
+      <w:proofErr w:type="spellStart"/>
+      <w:r>
+        <w:rPr>
+          <w:lang w:val="en-US"/>
+        </w:rPr>
+        <w:t>TensorRT</w:t>
+      </w:r>
+      <w:proofErr w:type="spellEnd"/>
+      <w:r>
+        <w:rPr>
+          <w:lang w:val="en-US"/>
+        </w:rPr>
+        <w:t xml:space="preserve"> works only on INT8 precision.</w:t>
+      </w:r>
+    </w:p>
+    <w:p>
+      <w:pPr>
+        <w:rPr>
+          <w:lang w:val="en-US"/>
+        </w:rPr>
+      </w:pPr>
+    </w:p>
+    <w:p>
+      <w:pPr>
+        <w:jc w:val="center"/>
+        <w:rPr>
+          <w:b/>
+          <w:bCs/>
+          <w:sz w:val="32"/>
+          <w:szCs w:val="32"/>
+          <w:lang w:val="en-US"/>
+        </w:rPr>
+      </w:pPr>
+      <w:proofErr w:type="spellStart"/>
+      <w:r>
+        <w:rPr>
+          <w:b/>
+          <w:bCs/>
+          <w:sz w:val="32"/>
+          <w:szCs w:val="32"/>
+          <w:lang w:val="en-US"/>
+        </w:rPr>
+        <w:t>quantize_dynamic</w:t>
+      </w:r>
+      <w:proofErr w:type="spellEnd"/>
+      <w:r>
+        <w:rPr>
+          <w:b/>
+          <w:bCs/>
+          <w:sz w:val="32"/>
+          <w:szCs w:val="32"/>
+          <w:lang w:val="en-US"/>
+        </w:rPr>
+        <w:t xml:space="preserve"> parameters</w:t>
+      </w:r>
+    </w:p>
+    <w:p>
+      <w:pPr>
+        <w:rPr>
+          <w:lang w:val="en-US"/>
+        </w:rPr>
+      </w:pPr>
+      <w:r>
+        <w:rPr>
+          <w:lang w:val="en-US"/>
+        </w:rPr>
+        <w:t xml:space="preserve">Okay, let's break down the </w:t>
+      </w:r>
+      <w:proofErr w:type="spellStart"/>
+      <w:r>
+        <w:rPr>
+          <w:lang w:val="en-US"/>
+        </w:rPr>
+        <w:t>quantize_dynamic</w:t>
+      </w:r>
+      <w:proofErr w:type="spellEnd"/>
+      <w:r>
+        <w:rPr>
+          <w:lang w:val="en-US"/>
+        </w:rPr>
+        <w:t xml:space="preserve"> parameters for your YOLOv8 project. Remember, the key difference here is that we </w:t>
+      </w:r>
+      <w:r>
+        <w:rPr>
+          <w:i/>
+          <w:iCs/>
+          <w:lang w:val="en-US"/>
+        </w:rPr>
+        <w:t>don't</w:t>
+      </w:r>
+      <w:r>
+        <w:rPr>
+          <w:lang w:val="en-US"/>
+        </w:rPr>
+        <w:t xml:space="preserve"> provide calibration data for activations; the quantization ranges for activations are determined </w:t>
+      </w:r>
+      <w:r>
+        <w:rPr>
+          <w:i/>
+          <w:iCs/>
+          <w:lang w:val="en-US"/>
+        </w:rPr>
+        <w:t>during</w:t>
+      </w:r>
+      <w:r>
+        <w:rPr>
+          <w:lang w:val="en-US"/>
+        </w:rPr>
+        <w:t xml:space="preserve"> inference.</w:t>
+      </w:r>
+    </w:p>
+    <w:p>
+      <w:pPr>
+        <w:rPr>
+          <w:lang w:val="en-US"/>
+        </w:rPr>
+      </w:pPr>
+      <w:r>
+        <w:rPr>
+          <w:b/>
+          <w:bCs/>
+          <w:lang w:val="en-US"/>
+        </w:rPr>
+        <w:t>Parameter Explanations &amp; Recommendations for YOLOv8 Dynamic Quantization:</w:t>
+      </w:r>
+    </w:p>
+    <w:p>
+      <w:pPr>
+        <w:numPr>
+          <w:ilvl w:val="0"/>
+          <w:numId w:val="14"/>
+        </w:numPr>
+        <w:rPr>
+          <w:lang w:val="en-US"/>
+        </w:rPr>
+      </w:pPr>
+      <w:proofErr w:type="spellStart"/>
+      <w:r>
+        <w:rPr>
+          <w:lang w:val="en-US"/>
+        </w:rPr>
+        <w:t>model_input</w:t>
+      </w:r>
+      <w:proofErr w:type="spellEnd"/>
+      <w:r>
+        <w:rPr>
+          <w:lang w:val="en-US"/>
+        </w:rPr>
+        <w:t xml:space="preserve">: </w:t>
+      </w:r>
+      <w:r>
+        <w:rPr>
+          <w:b/>
+          <w:bCs/>
+          <w:lang w:val="en-US"/>
+        </w:rPr>
+        <w:t xml:space="preserve">str | Path | </w:t>
+      </w:r>
+      <w:proofErr w:type="spellStart"/>
+      <w:r>
+        <w:rPr>
+          <w:b/>
+          <w:bCs/>
+          <w:lang w:val="en-US"/>
+        </w:rPr>
+        <w:t>onnx.ModelProto</w:t>
+      </w:r>
+      <w:proofErr w:type="spellEnd"/>
+    </w:p>
+    <w:p>
+      <w:pPr>
+        <w:numPr>
+          <w:ilvl w:val="1"/>
+          <w:numId w:val="14"/>
+        </w:numPr>
+        <w:rPr>
+          <w:lang w:val="en-US"/>
+        </w:rPr>
+      </w:pPr>
+      <w:r>
+        <w:rPr>
+          <w:b/>
+          <w:bCs/>
+          <w:lang w:val="en-US"/>
+        </w:rPr>
+        <w:lastRenderedPageBreak/>
+        <w:t>What:</w:t>
+      </w:r>
+      <w:r>
+        <w:rPr>
+          <w:lang w:val="en-US"/>
+        </w:rPr>
+        <w:t xml:space="preserve"> Path to the input FP32 ONNX model.</w:t>
+      </w:r>
+    </w:p>
+    <w:p>
+      <w:pPr>
+        <w:numPr>
+          <w:ilvl w:val="1"/>
+          <w:numId w:val="14"/>
+        </w:numPr>
+        <w:rPr>
+          <w:lang w:val="en-US"/>
+        </w:rPr>
+      </w:pPr>
+      <w:r>
+        <w:rPr>
+          <w:b/>
+          <w:bCs/>
+          <w:lang w:val="en-US"/>
+        </w:rPr>
+        <w:t>Recommendation:</w:t>
+      </w:r>
+      <w:r>
+        <w:rPr>
+          <w:lang w:val="en-US"/>
+        </w:rPr>
+        <w:t xml:space="preserve"> Use your </w:t>
+      </w:r>
+      <w:r>
+        <w:rPr>
+          <w:b/>
+          <w:bCs/>
+          <w:lang w:val="en-US"/>
+        </w:rPr>
+        <w:t>pre-processed</w:t>
+      </w:r>
+      <w:r>
+        <w:rPr>
+          <w:lang w:val="en-US"/>
+        </w:rPr>
+        <w:t xml:space="preserve"> FP32 model (yolov8n_processed.onnx), just like you will for static quantization. This ensures a fair comparison, as both methods start from the same optimized graph structure.</w:t>
+      </w:r>
+    </w:p>
+    <w:p>
+      <w:pPr>
+        <w:numPr>
+          <w:ilvl w:val="0"/>
+          <w:numId w:val="14"/>
+        </w:numPr>
+      </w:pPr>
+      <w:proofErr w:type="spellStart"/>
+      <w:r>
+        <w:t>model_output</w:t>
+      </w:r>
+      <w:proofErr w:type="spellEnd"/>
+      <w:r>
+        <w:t xml:space="preserve">: </w:t>
+      </w:r>
+      <w:proofErr w:type="spellStart"/>
+      <w:r>
+        <w:rPr>
+          <w:b/>
+          <w:bCs/>
+        </w:rPr>
+        <w:t>str</w:t>
+      </w:r>
+      <w:proofErr w:type="spellEnd"/>
+      <w:r>
+        <w:rPr>
+          <w:b/>
+          <w:bCs/>
+        </w:rPr>
+        <w:t xml:space="preserve"> | </w:t>
+      </w:r>
+      <w:proofErr w:type="spellStart"/>
+      <w:r>
+        <w:rPr>
+          <w:b/>
+          <w:bCs/>
+        </w:rPr>
+        <w:t>Path</w:t>
+      </w:r>
+      <w:proofErr w:type="spellEnd"/>
+    </w:p>
+    <w:p>
+      <w:pPr>
+        <w:numPr>
+          <w:ilvl w:val="1"/>
+          <w:numId w:val="14"/>
+        </w:numPr>
+        <w:rPr>
+          <w:lang w:val="en-US"/>
+        </w:rPr>
+      </w:pPr>
+      <w:r>
+        <w:rPr>
+          <w:b/>
+          <w:bCs/>
+          <w:lang w:val="en-US"/>
+        </w:rPr>
+        <w:t>What:</w:t>
+      </w:r>
+      <w:r>
+        <w:rPr>
+          <w:lang w:val="en-US"/>
+        </w:rPr>
+        <w:t xml:space="preserve"> Path where the dynamically quantized ONNX model will be saved.</w:t>
+      </w:r>
+    </w:p>
+    <w:p>
+      <w:pPr>
+        <w:numPr>
+          <w:ilvl w:val="1"/>
+          <w:numId w:val="14"/>
+        </w:numPr>
+        <w:rPr>
+          <w:lang w:val="en-US"/>
+        </w:rPr>
+      </w:pPr>
+      <w:r>
+        <w:rPr>
+          <w:b/>
+          <w:bCs/>
+          <w:lang w:val="en-US"/>
+        </w:rPr>
+        <w:t>Recommendation:</w:t>
+      </w:r>
+      <w:r>
+        <w:rPr>
+          <w:lang w:val="en-US"/>
+        </w:rPr>
+        <w:t xml:space="preserve"> Use a clear filename, e.g., yolov8n_dynamic_int8.onnx.</w:t>
+      </w:r>
+    </w:p>
+    <w:p>
+      <w:pPr>
+        <w:numPr>
+          <w:ilvl w:val="0"/>
+          <w:numId w:val="14"/>
+        </w:numPr>
+        <w:rPr>
+          <w:lang w:val="en-US"/>
+        </w:rPr>
+      </w:pPr>
+      <w:proofErr w:type="spellStart"/>
+      <w:r>
+        <w:rPr>
+          <w:lang w:val="en-US"/>
+        </w:rPr>
+        <w:t>op_types_to_quantize</w:t>
+      </w:r>
+      <w:proofErr w:type="spellEnd"/>
+      <w:r>
+        <w:rPr>
+          <w:lang w:val="en-US"/>
+        </w:rPr>
+        <w:t xml:space="preserve">: </w:t>
+      </w:r>
+      <w:r>
+        <w:rPr>
+          <w:b/>
+          <w:bCs/>
+          <w:lang w:val="en-US"/>
+        </w:rPr>
+        <w:t>list[str] | None (Default: None)</w:t>
+      </w:r>
+    </w:p>
+    <w:p>
+      <w:pPr>
+        <w:numPr>
+          <w:ilvl w:val="1"/>
+          <w:numId w:val="14"/>
+        </w:numPr>
+        <w:rPr>
+          <w:lang w:val="en-US"/>
+        </w:rPr>
+      </w:pPr>
+      <w:r>
+        <w:rPr>
+          <w:b/>
+          <w:bCs/>
+          <w:lang w:val="en-US"/>
+        </w:rPr>
+        <w:t>What:</w:t>
+      </w:r>
+      <w:r>
+        <w:rPr>
+          <w:lang w:val="en-US"/>
+        </w:rPr>
+        <w:t xml:space="preserve"> Specifies which operator types should have their </w:t>
+      </w:r>
+      <w:r>
+        <w:rPr>
+          <w:i/>
+          <w:iCs/>
+          <w:lang w:val="en-US"/>
+        </w:rPr>
+        <w:t>weights</w:t>
+      </w:r>
+      <w:r>
+        <w:rPr>
+          <w:lang w:val="en-US"/>
+        </w:rPr>
+        <w:t xml:space="preserve"> quantized offline. Dynamic quantization primarily targets operators like Conv, </w:t>
+      </w:r>
+      <w:proofErr w:type="spellStart"/>
+      <w:r>
+        <w:rPr>
+          <w:lang w:val="en-US"/>
+        </w:rPr>
+        <w:t>MatMul</w:t>
+      </w:r>
+      <w:proofErr w:type="spellEnd"/>
+      <w:r>
+        <w:rPr>
+          <w:lang w:val="en-US"/>
+        </w:rPr>
+        <w:t>, LSTM, GRU where weights are static.</w:t>
+      </w:r>
+    </w:p>
+    <w:p>
+      <w:pPr>
+        <w:numPr>
+          <w:ilvl w:val="1"/>
+          <w:numId w:val="14"/>
+        </w:numPr>
+        <w:rPr>
+          <w:lang w:val="en-US"/>
+        </w:rPr>
+      </w:pPr>
+      <w:r>
+        <w:rPr>
+          <w:b/>
+          <w:bCs/>
+          <w:lang w:val="en-US"/>
+        </w:rPr>
+        <w:t>Recommendation:</w:t>
+      </w:r>
+      <w:r>
+        <w:rPr>
+          <w:lang w:val="en-US"/>
+        </w:rPr>
+        <w:t xml:space="preserve"> </w:t>
+      </w:r>
+      <w:r>
+        <w:rPr>
+          <w:b/>
+          <w:bCs/>
+          <w:lang w:val="en-US"/>
+        </w:rPr>
+        <w:t>Use None (default)</w:t>
+      </w:r>
+      <w:r>
+        <w:rPr>
+          <w:lang w:val="en-US"/>
+        </w:rPr>
+        <w:t xml:space="preserve">. Let the tool quantize the weights of all supported operator types (primarily Conv and </w:t>
+      </w:r>
+      <w:proofErr w:type="spellStart"/>
+      <w:r>
+        <w:rPr>
+          <w:lang w:val="en-US"/>
+        </w:rPr>
+        <w:t>MatMul</w:t>
+      </w:r>
+      <w:proofErr w:type="spellEnd"/>
+      <w:r>
+        <w:rPr>
+          <w:lang w:val="en-US"/>
+        </w:rPr>
+        <w:t xml:space="preserve"> in YOLOv8's case).</w:t>
+      </w:r>
+    </w:p>
+    <w:p>
+      <w:pPr>
+        <w:numPr>
+          <w:ilvl w:val="0"/>
+          <w:numId w:val="14"/>
+        </w:numPr>
+        <w:rPr>
+          <w:lang w:val="en-US"/>
+        </w:rPr>
+      </w:pPr>
+      <w:proofErr w:type="spellStart"/>
+      <w:r>
+        <w:rPr>
+          <w:lang w:val="en-US"/>
+        </w:rPr>
+        <w:t>per_channel</w:t>
+      </w:r>
+      <w:proofErr w:type="spellEnd"/>
+      <w:r>
+        <w:rPr>
+          <w:lang w:val="en-US"/>
+        </w:rPr>
+        <w:t xml:space="preserve">: </w:t>
+      </w:r>
+      <w:r>
+        <w:rPr>
+          <w:b/>
+          <w:bCs/>
+          <w:lang w:val="en-US"/>
+        </w:rPr>
+        <w:t>bool (Default: False)</w:t>
+      </w:r>
+    </w:p>
+    <w:p>
+      <w:pPr>
+        <w:numPr>
+          <w:ilvl w:val="1"/>
+          <w:numId w:val="14"/>
+        </w:numPr>
+        <w:rPr>
+          <w:lang w:val="en-US"/>
+        </w:rPr>
+      </w:pPr>
+      <w:r>
+        <w:rPr>
+          <w:b/>
+          <w:bCs/>
+          <w:lang w:val="en-US"/>
+        </w:rPr>
+        <w:t>What:</w:t>
+      </w:r>
+      <w:r>
+        <w:rPr>
+          <w:lang w:val="en-US"/>
+        </w:rPr>
+        <w:t xml:space="preserve"> Quantizes weights per-channel (True) or per-tensor (False).</w:t>
+      </w:r>
+    </w:p>
+    <w:p>
+      <w:pPr>
+        <w:numPr>
+          <w:ilvl w:val="1"/>
+          <w:numId w:val="14"/>
+        </w:numPr>
+        <w:rPr>
+          <w:lang w:val="en-US"/>
+        </w:rPr>
+      </w:pPr>
+      <w:r>
+        <w:rPr>
+          <w:b/>
+          <w:bCs/>
+          <w:lang w:val="en-US"/>
+        </w:rPr>
+        <w:t>Recommendation:</w:t>
+      </w:r>
+      <w:r>
+        <w:rPr>
+          <w:lang w:val="en-US"/>
+        </w:rPr>
+        <w:t xml:space="preserve"> </w:t>
+      </w:r>
+      <w:r>
+        <w:rPr>
+          <w:b/>
+          <w:bCs/>
+          <w:lang w:val="en-US"/>
+        </w:rPr>
+        <w:t>Set to True</w:t>
+      </w:r>
+      <w:r>
+        <w:rPr>
+          <w:lang w:val="en-US"/>
+        </w:rPr>
+        <w:t>. Just like in static quantization, per-channel weight quantization typically yields better accuracy for CNNs with minimal performance impact. Keep this consistent with your static quantization settings for a fair comparison of the core quantization approach (dynamic vs. static).</w:t>
+      </w:r>
+    </w:p>
+    <w:p>
+      <w:pPr>
+        <w:numPr>
+          <w:ilvl w:val="0"/>
+          <w:numId w:val="14"/>
+        </w:numPr>
+        <w:rPr>
+          <w:lang w:val="en-US"/>
+        </w:rPr>
+      </w:pPr>
+      <w:proofErr w:type="spellStart"/>
+      <w:r>
+        <w:rPr>
+          <w:lang w:val="en-US"/>
+        </w:rPr>
+        <w:t>reduce_range</w:t>
+      </w:r>
+      <w:proofErr w:type="spellEnd"/>
+      <w:r>
+        <w:rPr>
+          <w:lang w:val="en-US"/>
+        </w:rPr>
+        <w:t xml:space="preserve">: </w:t>
+      </w:r>
+      <w:r>
+        <w:rPr>
+          <w:b/>
+          <w:bCs/>
+          <w:lang w:val="en-US"/>
+        </w:rPr>
+        <w:t>bool (Default: False)</w:t>
+      </w:r>
+    </w:p>
+    <w:p>
+      <w:pPr>
+        <w:numPr>
+          <w:ilvl w:val="1"/>
+          <w:numId w:val="14"/>
+        </w:numPr>
+        <w:rPr>
+          <w:lang w:val="en-US"/>
+        </w:rPr>
+      </w:pPr>
+      <w:r>
+        <w:rPr>
+          <w:b/>
+          <w:bCs/>
+          <w:lang w:val="en-US"/>
+        </w:rPr>
+        <w:t>What:</w:t>
+      </w:r>
+      <w:r>
+        <w:rPr>
+          <w:lang w:val="en-US"/>
+        </w:rPr>
+        <w:t xml:space="preserve"> Uses 7-bit range for weights instead of 8-bit.</w:t>
+      </w:r>
+    </w:p>
+    <w:p>
+      <w:pPr>
+        <w:numPr>
+          <w:ilvl w:val="1"/>
+          <w:numId w:val="14"/>
+        </w:numPr>
+        <w:rPr>
+          <w:lang w:val="en-US"/>
+        </w:rPr>
+      </w:pPr>
+      <w:r>
+        <w:rPr>
+          <w:b/>
+          <w:bCs/>
+          <w:lang w:val="en-US"/>
+        </w:rPr>
+        <w:t>Recommendation:</w:t>
+      </w:r>
+      <w:r>
+        <w:rPr>
+          <w:lang w:val="en-US"/>
+        </w:rPr>
+        <w:t xml:space="preserve"> </w:t>
+      </w:r>
+      <w:r>
+        <w:rPr>
+          <w:b/>
+          <w:bCs/>
+          <w:lang w:val="en-US"/>
+        </w:rPr>
+        <w:t>Set to False (default)</w:t>
+      </w:r>
+      <w:r>
+        <w:rPr>
+          <w:lang w:val="en-US"/>
+        </w:rPr>
+        <w:t>. Stick to standard 8-bit quantization unless you have a specific reason related to accuracy on older hardware (and even then, test carefully).</w:t>
+      </w:r>
+    </w:p>
+    <w:p>
+      <w:pPr>
+        <w:numPr>
+          <w:ilvl w:val="0"/>
+          <w:numId w:val="14"/>
+        </w:numPr>
+        <w:rPr>
+          <w:lang w:val="en-US"/>
+        </w:rPr>
+      </w:pPr>
+      <w:proofErr w:type="spellStart"/>
+      <w:r>
+        <w:rPr>
+          <w:lang w:val="en-US"/>
+        </w:rPr>
+        <w:t>weight_type</w:t>
+      </w:r>
+      <w:proofErr w:type="spellEnd"/>
+      <w:r>
+        <w:rPr>
+          <w:lang w:val="en-US"/>
+        </w:rPr>
+        <w:t xml:space="preserve">: </w:t>
+      </w:r>
+      <w:proofErr w:type="spellStart"/>
+      <w:r>
+        <w:rPr>
+          <w:b/>
+          <w:bCs/>
+          <w:lang w:val="en-US"/>
+        </w:rPr>
+        <w:t>QuantType</w:t>
+      </w:r>
+      <w:proofErr w:type="spellEnd"/>
+      <w:r>
+        <w:rPr>
+          <w:b/>
+          <w:bCs/>
+          <w:lang w:val="en-US"/>
+        </w:rPr>
+        <w:t xml:space="preserve"> (Default: QuantType.QInt8)</w:t>
+      </w:r>
+    </w:p>
+    <w:p>
+      <w:pPr>
+        <w:numPr>
+          <w:ilvl w:val="1"/>
+          <w:numId w:val="14"/>
+        </w:numPr>
+        <w:rPr>
+          <w:lang w:val="en-US"/>
+        </w:rPr>
+      </w:pPr>
+      <w:r>
+        <w:rPr>
+          <w:b/>
+          <w:bCs/>
+          <w:lang w:val="en-US"/>
+        </w:rPr>
+        <w:t>What:</w:t>
+      </w:r>
+      <w:r>
+        <w:rPr>
+          <w:lang w:val="en-US"/>
+        </w:rPr>
+        <w:t xml:space="preserve"> Target data type for the </w:t>
+      </w:r>
+      <w:r>
+        <w:rPr>
+          <w:i/>
+          <w:iCs/>
+          <w:lang w:val="en-US"/>
+        </w:rPr>
+        <w:t>weights</w:t>
+      </w:r>
+      <w:r>
+        <w:rPr>
+          <w:lang w:val="en-US"/>
+        </w:rPr>
+        <w:t xml:space="preserve"> that are quantized offline.</w:t>
+      </w:r>
+    </w:p>
+    <w:p>
+      <w:pPr>
+        <w:numPr>
+          <w:ilvl w:val="1"/>
+          <w:numId w:val="14"/>
+        </w:numPr>
+        <w:rPr>
+          <w:lang w:val="en-US"/>
+        </w:rPr>
+      </w:pPr>
+      <w:r>
+        <w:rPr>
+          <w:b/>
+          <w:bCs/>
+          <w:lang w:val="en-US"/>
+        </w:rPr>
+        <w:t>Recommendation:</w:t>
+      </w:r>
+      <w:r>
+        <w:rPr>
+          <w:lang w:val="en-US"/>
+        </w:rPr>
+        <w:t xml:space="preserve"> </w:t>
+      </w:r>
+      <w:r>
+        <w:rPr>
+          <w:b/>
+          <w:bCs/>
+          <w:lang w:val="en-US"/>
+        </w:rPr>
+        <w:t>MUST use QuantType.QInt8</w:t>
+      </w:r>
+      <w:r>
+        <w:rPr>
+          <w:lang w:val="en-US"/>
+        </w:rPr>
+        <w:t xml:space="preserve">. As you discovered, although the tool might </w:t>
+      </w:r>
+      <w:r>
+        <w:rPr>
+          <w:i/>
+          <w:iCs/>
+          <w:lang w:val="en-US"/>
+        </w:rPr>
+        <w:t>create</w:t>
+      </w:r>
+      <w:r>
+        <w:rPr>
+          <w:lang w:val="en-US"/>
+        </w:rPr>
+        <w:t xml:space="preserve"> files with other types, only QInt8 (or potentially QUInt8, but stick to QInt8 for consistency and GPU compatibility) results in a valid, executable graph because the runtime operators used in dynamic quantization (like ConvInteger) expect INT8 weights.</w:t>
+      </w:r>
+    </w:p>
+    <w:p>
+      <w:pPr>
+        <w:numPr>
+          <w:ilvl w:val="0"/>
+          <w:numId w:val="14"/>
+        </w:numPr>
+        <w:rPr>
+          <w:lang w:val="en-US"/>
+        </w:rPr>
+      </w:pPr>
+      <w:proofErr w:type="spellStart"/>
+      <w:r>
+        <w:rPr>
+          <w:lang w:val="en-US"/>
+        </w:rPr>
+        <w:t>nodes_to_quantize</w:t>
+      </w:r>
+      <w:proofErr w:type="spellEnd"/>
+      <w:r>
+        <w:rPr>
+          <w:lang w:val="en-US"/>
+        </w:rPr>
+        <w:t xml:space="preserve">: </w:t>
+      </w:r>
+      <w:r>
+        <w:rPr>
+          <w:b/>
+          <w:bCs/>
+          <w:lang w:val="en-US"/>
+        </w:rPr>
+        <w:t>list[str] | None (Default: None)</w:t>
+      </w:r>
+    </w:p>
+    <w:p>
+      <w:pPr>
+        <w:numPr>
+          <w:ilvl w:val="1"/>
+          <w:numId w:val="14"/>
+        </w:numPr>
+        <w:rPr>
+          <w:lang w:val="en-US"/>
+        </w:rPr>
+      </w:pPr>
+      <w:r>
+        <w:rPr>
+          <w:b/>
+          <w:bCs/>
+          <w:lang w:val="en-US"/>
+        </w:rPr>
+        <w:lastRenderedPageBreak/>
+        <w:t>What:</w:t>
+      </w:r>
+      <w:r>
+        <w:rPr>
+          <w:lang w:val="en-US"/>
+        </w:rPr>
+        <w:t xml:space="preserve"> Explicit list of node </w:t>
+      </w:r>
+      <w:r>
+        <w:rPr>
+          <w:i/>
+          <w:iCs/>
+          <w:lang w:val="en-US"/>
+        </w:rPr>
+        <w:t>names</w:t>
+      </w:r>
+      <w:r>
+        <w:rPr>
+          <w:lang w:val="en-US"/>
+        </w:rPr>
+        <w:t xml:space="preserve"> whose weights should be quantized.</w:t>
+      </w:r>
+    </w:p>
+    <w:p>
+      <w:pPr>
+        <w:numPr>
+          <w:ilvl w:val="1"/>
+          <w:numId w:val="14"/>
+        </w:numPr>
+        <w:rPr>
+          <w:lang w:val="en-US"/>
+        </w:rPr>
+      </w:pPr>
+      <w:r>
+        <w:rPr>
+          <w:b/>
+          <w:bCs/>
+          <w:lang w:val="en-US"/>
+        </w:rPr>
+        <w:t>Recommendation:</w:t>
+      </w:r>
+      <w:r>
+        <w:rPr>
+          <w:lang w:val="en-US"/>
+        </w:rPr>
+        <w:t xml:space="preserve"> </w:t>
+      </w:r>
+      <w:r>
+        <w:rPr>
+          <w:b/>
+          <w:bCs/>
+          <w:lang w:val="en-US"/>
+        </w:rPr>
+        <w:t>Use None (default)</w:t>
+      </w:r>
+      <w:r>
+        <w:rPr>
+          <w:lang w:val="en-US"/>
+        </w:rPr>
+        <w:t>. Quantize all applicable nodes by default.</w:t>
+      </w:r>
+    </w:p>
+    <w:p>
+      <w:pPr>
+        <w:numPr>
+          <w:ilvl w:val="0"/>
+          <w:numId w:val="14"/>
+        </w:numPr>
+        <w:rPr>
+          <w:lang w:val="en-US"/>
+        </w:rPr>
+      </w:pPr>
+      <w:proofErr w:type="spellStart"/>
+      <w:r>
+        <w:rPr>
+          <w:lang w:val="en-US"/>
+        </w:rPr>
+        <w:t>nodes_to_exclude</w:t>
+      </w:r>
+      <w:proofErr w:type="spellEnd"/>
+      <w:r>
+        <w:rPr>
+          <w:lang w:val="en-US"/>
+        </w:rPr>
+        <w:t xml:space="preserve">: </w:t>
+      </w:r>
+      <w:r>
+        <w:rPr>
+          <w:b/>
+          <w:bCs/>
+          <w:lang w:val="en-US"/>
+        </w:rPr>
+        <w:t>list[str] | None (Default: None)</w:t>
+      </w:r>
+    </w:p>
+    <w:p>
+      <w:pPr>
+        <w:numPr>
+          <w:ilvl w:val="1"/>
+          <w:numId w:val="14"/>
+        </w:numPr>
+        <w:rPr>
+          <w:lang w:val="en-US"/>
+        </w:rPr>
+      </w:pPr>
+      <w:r>
+        <w:rPr>
+          <w:b/>
+          <w:bCs/>
+          <w:lang w:val="en-US"/>
+        </w:rPr>
+        <w:t>What:</w:t>
+      </w:r>
+      <w:r>
+        <w:rPr>
+          <w:lang w:val="en-US"/>
+        </w:rPr>
+        <w:t xml:space="preserve"> Explicit list of node </w:t>
+      </w:r>
+      <w:r>
+        <w:rPr>
+          <w:i/>
+          <w:iCs/>
+          <w:lang w:val="en-US"/>
+        </w:rPr>
+        <w:t>names</w:t>
+      </w:r>
+      <w:r>
+        <w:rPr>
+          <w:lang w:val="en-US"/>
+        </w:rPr>
+        <w:t xml:space="preserve"> whose weights should </w:t>
+      </w:r>
+      <w:r>
+        <w:rPr>
+          <w:i/>
+          <w:iCs/>
+          <w:lang w:val="en-US"/>
+        </w:rPr>
+        <w:t>not</w:t>
+      </w:r>
+      <w:r>
+        <w:rPr>
+          <w:lang w:val="en-US"/>
+        </w:rPr>
+        <w:t xml:space="preserve"> be quantized (kept in FP32).</w:t>
+      </w:r>
+    </w:p>
+    <w:p>
+      <w:pPr>
+        <w:numPr>
+          <w:ilvl w:val="1"/>
+          <w:numId w:val="14"/>
+        </w:numPr>
+        <w:rPr>
+          <w:lang w:val="en-US"/>
+        </w:rPr>
+      </w:pPr>
+      <w:r>
+        <w:rPr>
+          <w:b/>
+          <w:bCs/>
+          <w:lang w:val="en-US"/>
+        </w:rPr>
+        <w:t>Recommendation:</w:t>
+      </w:r>
+      <w:r>
+        <w:rPr>
+          <w:lang w:val="en-US"/>
+        </w:rPr>
+        <w:t xml:space="preserve"> </w:t>
+      </w:r>
+      <w:r>
+        <w:rPr>
+          <w:b/>
+          <w:bCs/>
+          <w:lang w:val="en-US"/>
+        </w:rPr>
+        <w:t>Use None (default)</w:t>
+      </w:r>
+      <w:r>
+        <w:rPr>
+          <w:lang w:val="en-US"/>
+        </w:rPr>
+        <w:t>. You want a standard dynamic quantization baseline where all possible layers are targeted.</w:t>
+      </w:r>
+    </w:p>
+    <w:p>
+      <w:pPr>
+        <w:numPr>
+          <w:ilvl w:val="0"/>
+          <w:numId w:val="14"/>
+        </w:numPr>
+        <w:rPr>
+          <w:lang w:val="en-US"/>
+        </w:rPr>
+      </w:pPr>
+      <w:proofErr w:type="spellStart"/>
+      <w:r>
+        <w:rPr>
+          <w:lang w:val="en-US"/>
+        </w:rPr>
+        <w:t>use_external_data_format</w:t>
+      </w:r>
+      <w:proofErr w:type="spellEnd"/>
+      <w:r>
+        <w:rPr>
+          <w:lang w:val="en-US"/>
+        </w:rPr>
+        <w:t xml:space="preserve">: </w:t>
+      </w:r>
+      <w:r>
+        <w:rPr>
+          <w:b/>
+          <w:bCs/>
+          <w:lang w:val="en-US"/>
+        </w:rPr>
+        <w:t>bool (Default: False)</w:t>
+      </w:r>
+    </w:p>
+    <w:p>
+      <w:pPr>
+        <w:numPr>
+          <w:ilvl w:val="1"/>
+          <w:numId w:val="14"/>
+        </w:numPr>
+      </w:pPr>
+      <w:r>
+        <w:rPr>
+          <w:b/>
+          <w:bCs/>
+        </w:rPr>
+        <w:t>What:</w:t>
+      </w:r>
+      <w:r>
+        <w:t xml:space="preserve"> For </w:t>
+      </w:r>
+      <w:proofErr w:type="spellStart"/>
+      <w:r>
+        <w:t>models</w:t>
+      </w:r>
+      <w:proofErr w:type="spellEnd"/>
+      <w:r>
+        <w:t xml:space="preserve"> &gt; 2GB.</w:t>
+      </w:r>
+    </w:p>
+    <w:p>
+      <w:pPr>
+        <w:numPr>
+          <w:ilvl w:val="1"/>
+          <w:numId w:val="14"/>
+        </w:numPr>
+      </w:pPr>
+      <w:proofErr w:type="spellStart"/>
+      <w:r>
+        <w:rPr>
+          <w:b/>
+          <w:bCs/>
+        </w:rPr>
+        <w:t>Recommendation</w:t>
+      </w:r>
+      <w:proofErr w:type="spellEnd"/>
+      <w:r>
+        <w:rPr>
+          <w:b/>
+          <w:bCs/>
+        </w:rPr>
+        <w:t>:</w:t>
+      </w:r>
+      <w:r>
+        <w:t xml:space="preserve"> </w:t>
+      </w:r>
+      <w:proofErr w:type="spellStart"/>
+      <w:r>
+        <w:rPr>
+          <w:b/>
+          <w:bCs/>
+        </w:rPr>
+        <w:t>False</w:t>
+      </w:r>
+      <w:proofErr w:type="spellEnd"/>
+      <w:r>
+        <w:t xml:space="preserve"> </w:t>
+      </w:r>
+      <w:proofErr w:type="spellStart"/>
+      <w:r>
+        <w:t>for</w:t>
+      </w:r>
+      <w:proofErr w:type="spellEnd"/>
+      <w:r>
+        <w:t xml:space="preserve"> YOLOv8n.</w:t>
+      </w:r>
+    </w:p>
+    <w:p>
+      <w:pPr>
+        <w:numPr>
+          <w:ilvl w:val="0"/>
+          <w:numId w:val="14"/>
+        </w:numPr>
+        <w:rPr>
+          <w:lang w:val="en-US"/>
+        </w:rPr>
+      </w:pPr>
+      <w:proofErr w:type="spellStart"/>
+      <w:r>
+        <w:rPr>
+          <w:lang w:val="en-US"/>
+        </w:rPr>
+        <w:t>extra_options</w:t>
+      </w:r>
+      <w:proofErr w:type="spellEnd"/>
+      <w:r>
+        <w:rPr>
+          <w:lang w:val="en-US"/>
+        </w:rPr>
+        <w:t xml:space="preserve">: </w:t>
+      </w:r>
+      <w:proofErr w:type="spellStart"/>
+      <w:r>
+        <w:rPr>
+          <w:b/>
+          <w:bCs/>
+          <w:lang w:val="en-US"/>
+        </w:rPr>
+        <w:t>dict</w:t>
+      </w:r>
+      <w:proofErr w:type="spellEnd"/>
+      <w:r>
+        <w:rPr>
+          <w:b/>
+          <w:bCs/>
+          <w:lang w:val="en-US"/>
+        </w:rPr>
+        <w:t xml:space="preserve"> | None (Default: None)</w:t>
+      </w:r>
+    </w:p>
+    <w:p>
+      <w:pPr>
+        <w:numPr>
+          <w:ilvl w:val="1"/>
+          <w:numId w:val="14"/>
+        </w:numPr>
+        <w:rPr>
+          <w:lang w:val="en-US"/>
+        </w:rPr>
+      </w:pPr>
+      <w:r>
+        <w:rPr>
+          <w:b/>
+          <w:bCs/>
+          <w:lang w:val="en-US"/>
+        </w:rPr>
+        <w:t>What:</w:t>
+      </w:r>
+      <w:r>
+        <w:rPr>
+          <w:lang w:val="en-US"/>
+        </w:rPr>
+        <w:t xml:space="preserve"> Dictionary for advanced/experimental settings. Let's look at the relevant ones mentioned:</w:t>
+      </w:r>
+    </w:p>
+    <w:p>
+      <w:pPr>
+        <w:numPr>
+          <w:ilvl w:val="2"/>
+          <w:numId w:val="14"/>
+        </w:numPr>
+        <w:rPr>
+          <w:lang w:val="en-US"/>
+        </w:rPr>
+      </w:pPr>
+      <w:proofErr w:type="spellStart"/>
+      <w:r>
+        <w:rPr>
+          <w:lang w:val="en-US"/>
+        </w:rPr>
+        <w:t>ActivationSymmetric</w:t>
+      </w:r>
+      <w:proofErr w:type="spellEnd"/>
+      <w:r>
+        <w:rPr>
+          <w:lang w:val="en-US"/>
+        </w:rPr>
+        <w:t xml:space="preserve">: Default False. Controls whether </w:t>
+      </w:r>
+      <w:r>
+        <w:rPr>
+          <w:i/>
+          <w:iCs/>
+          <w:lang w:val="en-US"/>
+        </w:rPr>
+        <w:t>runtime</w:t>
+      </w:r>
+      <w:r>
+        <w:rPr>
+          <w:lang w:val="en-US"/>
+        </w:rPr>
+        <w:t xml:space="preserve"> activation quantization should aim for a symmetric range around zero. Symmetric is often required/preferred for hardware accelerators (like </w:t>
+      </w:r>
+      <w:proofErr w:type="spellStart"/>
+      <w:r>
+        <w:rPr>
+          <w:lang w:val="en-US"/>
+        </w:rPr>
+        <w:t>TensorRT</w:t>
+      </w:r>
+      <w:proofErr w:type="spellEnd"/>
+      <w:r>
+        <w:rPr>
+          <w:lang w:val="en-US"/>
+        </w:rPr>
+        <w:t xml:space="preserve"> via ONNX Runtime). Asymmetric (False) might give slightly better accuracy on CPU if the activation distribution is skewed.</w:t>
+      </w:r>
+    </w:p>
+    <w:p>
+      <w:pPr>
+        <w:numPr>
+          <w:ilvl w:val="3"/>
+          <w:numId w:val="14"/>
+        </w:numPr>
+      </w:pPr>
+      <w:r>
+        <w:rPr>
+          <w:b/>
+          <w:bCs/>
+          <w:lang w:val="en-US"/>
+        </w:rPr>
+        <w:t>Recommendation:</w:t>
+      </w:r>
+      <w:r>
+        <w:rPr>
+          <w:lang w:val="en-US"/>
+        </w:rPr>
+        <w:t xml:space="preserve"> </w:t>
+      </w:r>
+      <w:r>
+        <w:rPr>
+          <w:b/>
+          <w:bCs/>
+          <w:lang w:val="en-US"/>
+        </w:rPr>
+        <w:t>Start with False (default)</w:t>
+      </w:r>
+      <w:r>
+        <w:rPr>
+          <w:lang w:val="en-US"/>
+        </w:rPr>
+        <w:t xml:space="preserve"> if primarily targeting CPU. If targeting GPU/</w:t>
+      </w:r>
+      <w:proofErr w:type="spellStart"/>
+      <w:r>
+        <w:rPr>
+          <w:lang w:val="en-US"/>
+        </w:rPr>
+        <w:t>TensorRT</w:t>
+      </w:r>
+      <w:proofErr w:type="spellEnd"/>
+      <w:r>
+        <w:rPr>
+          <w:lang w:val="en-US"/>
+        </w:rPr>
+        <w:t xml:space="preserve"> Execution Provider is important, you might need to set this to </w:t>
+      </w:r>
+      <w:r>
+        <w:rPr>
+          <w:b/>
+          <w:bCs/>
+          <w:lang w:val="en-US"/>
+        </w:rPr>
+        <w:t>True</w:t>
+      </w:r>
+      <w:r>
+        <w:rPr>
+          <w:lang w:val="en-US"/>
+        </w:rPr>
+        <w:t xml:space="preserve">. </w:t>
+      </w:r>
+      <w:r>
+        <w:t xml:space="preserve">Test </w:t>
+      </w:r>
+      <w:proofErr w:type="spellStart"/>
+      <w:r>
+        <w:t>both</w:t>
+      </w:r>
+      <w:proofErr w:type="spellEnd"/>
+      <w:r>
+        <w:t xml:space="preserve"> </w:t>
+      </w:r>
+      <w:proofErr w:type="spellStart"/>
+      <w:r>
+        <w:t>if</w:t>
+      </w:r>
+      <w:proofErr w:type="spellEnd"/>
+      <w:r>
+        <w:t xml:space="preserve"> </w:t>
+      </w:r>
+      <w:proofErr w:type="spellStart"/>
+      <w:r>
+        <w:t>performance</w:t>
+      </w:r>
+      <w:proofErr w:type="spellEnd"/>
+      <w:r>
+        <w:t>/</w:t>
+      </w:r>
+      <w:proofErr w:type="spellStart"/>
+      <w:r>
+        <w:t>compatibility</w:t>
+      </w:r>
+      <w:proofErr w:type="spellEnd"/>
+      <w:r>
+        <w:t xml:space="preserve"> </w:t>
+      </w:r>
+      <w:proofErr w:type="spellStart"/>
+      <w:r>
+        <w:t>on</w:t>
+      </w:r>
+      <w:proofErr w:type="spellEnd"/>
+      <w:r>
+        <w:t xml:space="preserve"> GPU </w:t>
+      </w:r>
+      <w:proofErr w:type="spellStart"/>
+      <w:r>
+        <w:t>is</w:t>
+      </w:r>
+      <w:proofErr w:type="spellEnd"/>
+      <w:r>
+        <w:t xml:space="preserve"> </w:t>
+      </w:r>
+      <w:proofErr w:type="spellStart"/>
+      <w:r>
+        <w:t>critical</w:t>
+      </w:r>
+      <w:proofErr w:type="spellEnd"/>
+      <w:r>
+        <w:t>.</w:t>
+      </w:r>
+    </w:p>
+    <w:p>
+      <w:pPr>
+        <w:numPr>
+          <w:ilvl w:val="2"/>
+          <w:numId w:val="14"/>
+        </w:numPr>
+        <w:rPr>
+          <w:lang w:val="en-US"/>
+        </w:rPr>
+      </w:pPr>
+      <w:proofErr w:type="spellStart"/>
+      <w:r>
+        <w:rPr>
+          <w:lang w:val="en-US"/>
+        </w:rPr>
+        <w:t>WeightSymmetric</w:t>
+      </w:r>
+      <w:proofErr w:type="spellEnd"/>
+      <w:r>
+        <w:rPr>
+          <w:lang w:val="en-US"/>
+        </w:rPr>
+        <w:t xml:space="preserve">: Default True. Controls whether the </w:t>
+      </w:r>
+      <w:r>
+        <w:rPr>
+          <w:i/>
+          <w:iCs/>
+          <w:lang w:val="en-US"/>
+        </w:rPr>
+        <w:t>offline</w:t>
+      </w:r>
+      <w:r>
+        <w:rPr>
+          <w:lang w:val="en-US"/>
+        </w:rPr>
+        <w:t xml:space="preserve"> weight quantization uses a symmetric range.</w:t>
+      </w:r>
+    </w:p>
+    <w:p>
+      <w:pPr>
+        <w:numPr>
+          <w:ilvl w:val="3"/>
+          <w:numId w:val="14"/>
+        </w:numPr>
+        <w:rPr>
+          <w:lang w:val="en-US"/>
+        </w:rPr>
+      </w:pPr>
+      <w:r>
+        <w:rPr>
+          <w:b/>
+          <w:bCs/>
+          <w:lang w:val="en-US"/>
+        </w:rPr>
+        <w:t>Recommendation:</w:t>
+      </w:r>
+      <w:r>
+        <w:rPr>
+          <w:lang w:val="en-US"/>
+        </w:rPr>
+        <w:t xml:space="preserve"> </w:t>
+      </w:r>
+      <w:r>
+        <w:rPr>
+          <w:b/>
+          <w:bCs/>
+          <w:lang w:val="en-US"/>
+        </w:rPr>
+        <w:t>Keep True (default)</w:t>
+      </w:r>
+      <w:r>
+        <w:rPr>
+          <w:lang w:val="en-US"/>
+        </w:rPr>
+        <w:t>. This is standard practice, often required for hardware, and generally simpler.</w:t>
+      </w:r>
+    </w:p>
+    <w:p>
+      <w:pPr>
+        <w:numPr>
+          <w:ilvl w:val="2"/>
+          <w:numId w:val="14"/>
+        </w:numPr>
+        <w:rPr>
+          <w:lang w:val="en-US"/>
+        </w:rPr>
+      </w:pPr>
+      <w:proofErr w:type="spellStart"/>
+      <w:r>
+        <w:rPr>
+          <w:lang w:val="en-US"/>
+        </w:rPr>
+        <w:t>EnableSubgraph</w:t>
+      </w:r>
+      <w:proofErr w:type="spellEnd"/>
+      <w:r>
+        <w:rPr>
+          <w:lang w:val="en-US"/>
+        </w:rPr>
+        <w:t>: Default False. Unlikely needed for YOLOv8.</w:t>
+      </w:r>
+    </w:p>
+    <w:p>
+      <w:pPr>
+        <w:numPr>
+          <w:ilvl w:val="3"/>
+          <w:numId w:val="14"/>
+        </w:numPr>
+      </w:pPr>
+      <w:proofErr w:type="spellStart"/>
+      <w:r>
+        <w:rPr>
+          <w:b/>
+          <w:bCs/>
+        </w:rPr>
+        <w:t>Recommendation</w:t>
+      </w:r>
+      <w:proofErr w:type="spellEnd"/>
+      <w:r>
+        <w:rPr>
+          <w:b/>
+          <w:bCs/>
+        </w:rPr>
+        <w:t>:</w:t>
+      </w:r>
+      <w:r>
+        <w:t xml:space="preserve"> </w:t>
+      </w:r>
+      <w:proofErr w:type="spellStart"/>
+      <w:r>
+        <w:t>False</w:t>
+      </w:r>
+      <w:proofErr w:type="spellEnd"/>
+      <w:r>
+        <w:t xml:space="preserve"> (</w:t>
+      </w:r>
+      <w:proofErr w:type="spellStart"/>
+      <w:r>
+        <w:t>default</w:t>
+      </w:r>
+      <w:proofErr w:type="spellEnd"/>
+      <w:r>
+        <w:t>).</w:t>
+      </w:r>
+    </w:p>
+    <w:p>
+      <w:pPr>
+        <w:numPr>
+          <w:ilvl w:val="2"/>
+          <w:numId w:val="14"/>
+        </w:numPr>
+        <w:rPr>
+          <w:lang w:val="en-US"/>
+        </w:rPr>
+      </w:pPr>
+      <w:proofErr w:type="spellStart"/>
+      <w:r>
+        <w:rPr>
+          <w:lang w:val="en-US"/>
+        </w:rPr>
+        <w:t>ForceQuantizeNoInputCheck</w:t>
+      </w:r>
+      <w:proofErr w:type="spellEnd"/>
+      <w:r>
+        <w:rPr>
+          <w:lang w:val="en-US"/>
+        </w:rPr>
+        <w:t xml:space="preserve">: Default False. Avoids forcing quantization on ops like </w:t>
+      </w:r>
+      <w:proofErr w:type="spellStart"/>
+      <w:r>
+        <w:rPr>
+          <w:lang w:val="en-US"/>
+        </w:rPr>
+        <w:t>MaxPool</w:t>
+      </w:r>
+      <w:proofErr w:type="spellEnd"/>
+      <w:r>
+        <w:rPr>
+          <w:lang w:val="en-US"/>
+        </w:rPr>
+        <w:t xml:space="preserve"> if their input isn't quantized.</w:t>
+      </w:r>
+    </w:p>
+    <w:p>
+      <w:pPr>
+        <w:numPr>
+          <w:ilvl w:val="3"/>
+          <w:numId w:val="14"/>
+        </w:numPr>
+        <w:rPr>
+          <w:lang w:val="en-US"/>
+        </w:rPr>
+      </w:pPr>
+      <w:r>
+        <w:rPr>
+          <w:b/>
+          <w:bCs/>
+          <w:lang w:val="en-US"/>
+        </w:rPr>
+        <w:t>Recommendation:</w:t>
+      </w:r>
+      <w:r>
+        <w:rPr>
+          <w:lang w:val="en-US"/>
+        </w:rPr>
+        <w:t xml:space="preserve"> False (default). Safer default behavior.</w:t>
+      </w:r>
+    </w:p>
+    <w:p>
+      <w:pPr>
+        <w:numPr>
+          <w:ilvl w:val="2"/>
+          <w:numId w:val="14"/>
+        </w:numPr>
+        <w:rPr>
+          <w:lang w:val="en-US"/>
+        </w:rPr>
+      </w:pPr>
+      <w:proofErr w:type="spellStart"/>
+      <w:r>
+        <w:rPr>
+          <w:lang w:val="en-US"/>
+        </w:rPr>
+        <w:t>MatMulConstBOnly</w:t>
+      </w:r>
+      <w:proofErr w:type="spellEnd"/>
+      <w:r>
+        <w:rPr>
+          <w:lang w:val="en-US"/>
+        </w:rPr>
+        <w:t xml:space="preserve">: Default True for dynamic. Only quantizes </w:t>
+      </w:r>
+      <w:proofErr w:type="spellStart"/>
+      <w:r>
+        <w:rPr>
+          <w:lang w:val="en-US"/>
+        </w:rPr>
+        <w:t>MatMul</w:t>
+      </w:r>
+      <w:proofErr w:type="spellEnd"/>
+      <w:r>
+        <w:rPr>
+          <w:lang w:val="en-US"/>
+        </w:rPr>
+        <w:t xml:space="preserve"> if weights are constant.</w:t>
+      </w:r>
+    </w:p>
+    <w:p>
+      <w:pPr>
+        <w:numPr>
+          <w:ilvl w:val="3"/>
+          <w:numId w:val="14"/>
+        </w:numPr>
+        <w:rPr>
+          <w:lang w:val="en-US"/>
+        </w:rPr>
+      </w:pPr>
+      <w:r>
+        <w:rPr>
+          <w:b/>
+          <w:bCs/>
+          <w:lang w:val="en-US"/>
+        </w:rPr>
+        <w:lastRenderedPageBreak/>
+        <w:t>Recommendation:</w:t>
+      </w:r>
+      <w:r>
+        <w:rPr>
+          <w:lang w:val="en-US"/>
+        </w:rPr>
+        <w:t xml:space="preserve"> True (default). Appropriate for dynamic quantization.</w:t>
+      </w:r>
+    </w:p>
+    <w:p>
+      <w:pPr>
+        <w:numPr>
+          <w:ilvl w:val="1"/>
+          <w:numId w:val="14"/>
+        </w:numPr>
+        <w:rPr>
+          <w:lang w:val="en-US"/>
+        </w:rPr>
+      </w:pPr>
+      <w:r>
+        <w:rPr>
+          <w:b/>
+          <w:bCs/>
+          <w:lang w:val="en-US"/>
+        </w:rPr>
+        <w:t xml:space="preserve">Overall </w:t>
+      </w:r>
+      <w:proofErr w:type="spellStart"/>
+      <w:r>
+        <w:rPr>
+          <w:b/>
+          <w:bCs/>
+          <w:lang w:val="en-US"/>
+        </w:rPr>
+        <w:t>extra_options</w:t>
+      </w:r>
+      <w:proofErr w:type="spellEnd"/>
+      <w:r>
+        <w:rPr>
+          <w:b/>
+          <w:bCs/>
+          <w:lang w:val="en-US"/>
+        </w:rPr>
+        <w:t xml:space="preserve"> Recommendation:</w:t>
+      </w:r>
+      <w:r>
+        <w:rPr>
+          <w:lang w:val="en-US"/>
+        </w:rPr>
+        <w:t xml:space="preserve"> Start with the defaults by passing </w:t>
+      </w:r>
+      <w:proofErr w:type="spellStart"/>
+      <w:r>
+        <w:rPr>
+          <w:lang w:val="en-US"/>
+        </w:rPr>
+        <w:t>extra_options</w:t>
+      </w:r>
+      <w:proofErr w:type="spellEnd"/>
+      <w:r>
+        <w:rPr>
+          <w:lang w:val="en-US"/>
+        </w:rPr>
+        <w:t xml:space="preserve">=None or {}. If you encounter issues or have specific targets (like optimized GPU execution), revisit </w:t>
+      </w:r>
+      <w:proofErr w:type="spellStart"/>
+      <w:r>
+        <w:rPr>
+          <w:lang w:val="en-US"/>
+        </w:rPr>
+        <w:t>ActivationSymmetric</w:t>
+      </w:r>
+      <w:proofErr w:type="spellEnd"/>
+      <w:r>
+        <w:rPr>
+          <w:lang w:val="en-US"/>
+        </w:rPr>
+        <w:t>=True. The most important ones (</w:t>
+      </w:r>
+      <w:proofErr w:type="spellStart"/>
+      <w:r>
+        <w:rPr>
+          <w:lang w:val="en-US"/>
+        </w:rPr>
+        <w:t>WeightSymmetric</w:t>
+      </w:r>
+      <w:proofErr w:type="spellEnd"/>
+      <w:r>
+        <w:rPr>
+          <w:lang w:val="en-US"/>
+        </w:rPr>
+        <w:t xml:space="preserve">, </w:t>
+      </w:r>
+      <w:proofErr w:type="spellStart"/>
+      <w:r>
+        <w:rPr>
+          <w:lang w:val="en-US"/>
+        </w:rPr>
+        <w:t>MatMulConstBOnly</w:t>
+      </w:r>
+      <w:proofErr w:type="spellEnd"/>
+      <w:r>
+        <w:rPr>
+          <w:lang w:val="en-US"/>
+        </w:rPr>
+        <w:t xml:space="preserve">) have safe defaults for dynamic mode.    </w:t>
+      </w:r>
+    </w:p>
+    <w:p>
+      <w:pPr>
+        <w:rPr>
+          <w:lang w:val="en-US"/>
+        </w:rPr>
+      </w:pPr>
+      <w:r>
+        <w:rPr>
+          <w:lang w:val="en-US"/>
+        </w:rPr>
+        <w:t xml:space="preserve">This configuration applies standard dynamic quantization to your YOLOv8 model using </w:t>
+      </w:r>
+      <w:r>
+        <w:rPr>
+          <w:lang w:val="en-US"/>
+        </w:rPr>
+        <w:t>U</w:t>
+      </w:r>
+      <w:r>
+        <w:rPr>
+          <w:lang w:val="en-US"/>
+        </w:rPr>
+        <w:t>INT8 weights (quantized per-channel) and letting activations be quantized to</w:t>
+      </w:r>
+      <w:r>
+        <w:rPr>
+          <w:lang w:val="en-US"/>
+        </w:rPr>
+        <w:t xml:space="preserve"> Unsigned</w:t>
+      </w:r>
+      <w:r>
+        <w:rPr>
+          <w:lang w:val="en-US"/>
+        </w:rPr>
+        <w:t xml:space="preserve"> </w:t>
+      </w:r>
+      <w:r>
+        <w:rPr>
+          <w:lang w:val="en-US"/>
+        </w:rPr>
+        <w:t>U</w:t>
+      </w:r>
+      <w:r>
+        <w:rPr>
+          <w:lang w:val="en-US"/>
+        </w:rPr>
+        <w:t>INT8 dynamically at runtime. It serves as a solid baseline to compare against FP32 and your static quantization methods.</w:t>
+      </w:r>
+    </w:p>
+    <w:p>
+      <w:pPr>
+        <w:rPr>
+          <w:lang w:val="en-US"/>
+        </w:rPr>
+      </w:pPr>
+    </w:p>
+    <w:p>
+      <w:pPr>
+        <w:jc w:val="center"/>
+        <w:rPr>
+          <w:b/>
+          <w:bCs/>
+          <w:sz w:val="32"/>
+          <w:szCs w:val="32"/>
+          <w:lang w:val="en-US"/>
+        </w:rPr>
+      </w:pPr>
+      <w:proofErr w:type="spellStart"/>
+      <w:r>
+        <w:rPr>
+          <w:b/>
+          <w:bCs/>
+          <w:sz w:val="32"/>
+          <w:szCs w:val="32"/>
+          <w:lang w:val="en-US"/>
+        </w:rPr>
+        <w:t>model.val</w:t>
+      </w:r>
+      <w:proofErr w:type="spellEnd"/>
+      <w:r>
+        <w:rPr>
+          <w:b/>
+          <w:bCs/>
+          <w:sz w:val="32"/>
+          <w:szCs w:val="32"/>
+          <w:lang w:val="en-US"/>
+        </w:rPr>
+        <w:t xml:space="preserve"> parameters for benchmarking</w:t>
+      </w:r>
+    </w:p>
+    <w:p>
+      <w:pPr>
+        <w:rPr>
+          <w:lang w:val="en-US"/>
+        </w:rPr>
+      </w:pPr>
+      <w:r>
+        <w:rPr>
+          <w:lang w:val="en-US"/>
+        </w:rPr>
+        <w:t>Here's a breakdown of the parameters with recommendations for your specific goal, focusing on consistency and isolating the effects of quantization and degradation:</w:t>
+      </w:r>
+    </w:p>
+    <w:p>
+      <w:pPr>
+        <w:rPr>
+          <w:lang w:val="en-US"/>
+        </w:rPr>
+      </w:pPr>
+      <w:r>
+        <w:rPr>
+          <w:b/>
+          <w:bCs/>
+          <w:lang w:val="en-US"/>
+        </w:rPr>
+        <w:t>Essential &amp; Must Be Consistent Across All Runs:</w:t>
+      </w:r>
+    </w:p>
+    <w:p>
+      <w:pPr>
+        <w:numPr>
+          <w:ilvl w:val="0"/>
+          <w:numId w:val="15"/>
+        </w:numPr>
+        <w:rPr>
+          <w:lang w:val="en-US"/>
+        </w:rPr>
+      </w:pPr>
+      <w:proofErr w:type="spellStart"/>
+      <w:r>
+        <w:rPr>
+          <w:lang w:val="en-US"/>
+        </w:rPr>
+        <w:t>imgsz</w:t>
+      </w:r>
+      <w:proofErr w:type="spellEnd"/>
+      <w:r>
+        <w:rPr>
+          <w:lang w:val="en-US"/>
+        </w:rPr>
+        <w:t xml:space="preserve">: </w:t>
+      </w:r>
+      <w:r>
+        <w:rPr>
+          <w:b/>
+          <w:bCs/>
+          <w:lang w:val="en-US"/>
+        </w:rPr>
+        <w:t>int = 640 (or your chosen size)</w:t>
+      </w:r>
+    </w:p>
+    <w:p>
+      <w:pPr>
+        <w:numPr>
+          <w:ilvl w:val="1"/>
+          <w:numId w:val="15"/>
+        </w:numPr>
+        <w:rPr>
+          <w:lang w:val="en-US"/>
+        </w:rPr>
+      </w:pPr>
+      <w:r>
+        <w:rPr>
+          <w:b/>
+          <w:bCs/>
+          <w:lang w:val="en-US"/>
+        </w:rPr>
+        <w:t>Why:</w:t>
+      </w:r>
+      <w:r>
+        <w:rPr>
+          <w:lang w:val="en-US"/>
+        </w:rPr>
+        <w:t xml:space="preserve"> MUST be the same size you used for training/exporting/quantizing. Changing this drastically affects performance and accuracy. Keep it constant for all evaluations.</w:t>
+      </w:r>
+    </w:p>
+    <w:p>
+      <w:pPr>
+        <w:numPr>
+          <w:ilvl w:val="0"/>
+          <w:numId w:val="15"/>
+        </w:numPr>
+        <w:rPr>
+          <w:lang w:val="en-US"/>
+        </w:rPr>
+      </w:pPr>
+      <w:r>
+        <w:rPr>
+          <w:lang w:val="en-US"/>
+        </w:rPr>
+        <w:t xml:space="preserve">device: </w:t>
+      </w:r>
+      <w:r>
+        <w:rPr>
+          <w:b/>
+          <w:bCs/>
+          <w:lang w:val="en-US"/>
+        </w:rPr>
+        <w:t>str = 'cuda:0' or '</w:t>
+      </w:r>
+      <w:proofErr w:type="spellStart"/>
+      <w:r>
+        <w:rPr>
+          <w:b/>
+          <w:bCs/>
+          <w:lang w:val="en-US"/>
+        </w:rPr>
+        <w:t>cpu</w:t>
+      </w:r>
+      <w:proofErr w:type="spellEnd"/>
+      <w:r>
+        <w:rPr>
+          <w:b/>
+          <w:bCs/>
+          <w:lang w:val="en-US"/>
+        </w:rPr>
+        <w:t>'</w:t>
+      </w:r>
+    </w:p>
+    <w:p>
+      <w:pPr>
+        <w:numPr>
+          <w:ilvl w:val="1"/>
+          <w:numId w:val="15"/>
+        </w:numPr>
+      </w:pPr>
+      <w:r>
+        <w:rPr>
+          <w:b/>
+          <w:bCs/>
+          <w:lang w:val="en-US"/>
+        </w:rPr>
+        <w:t>Why:</w:t>
+      </w:r>
+      <w:r>
+        <w:rPr>
+          <w:lang w:val="en-US"/>
+        </w:rPr>
+        <w:t xml:space="preserve"> All models MUST be evaluated on the exact same hardware device for fair speed (latency) and potentially accuracy comparisons (some operations might have minor numerical differences between CPU/GPU). </w:t>
+      </w:r>
+      <w:proofErr w:type="spellStart"/>
+      <w:r>
+        <w:t>Define</w:t>
+      </w:r>
+      <w:proofErr w:type="spellEnd"/>
+      <w:r>
+        <w:t xml:space="preserve"> </w:t>
+      </w:r>
+      <w:proofErr w:type="spellStart"/>
+      <w:r>
+        <w:t>this</w:t>
+      </w:r>
+      <w:proofErr w:type="spellEnd"/>
+      <w:r>
+        <w:t xml:space="preserve"> </w:t>
+      </w:r>
+      <w:proofErr w:type="spellStart"/>
+      <w:r>
+        <w:t>once</w:t>
+      </w:r>
+      <w:proofErr w:type="spellEnd"/>
+      <w:r>
+        <w:t xml:space="preserve"> </w:t>
+      </w:r>
+      <w:proofErr w:type="spellStart"/>
+      <w:r>
+        <w:t>based</w:t>
+      </w:r>
+      <w:proofErr w:type="spellEnd"/>
+      <w:r>
+        <w:t xml:space="preserve"> </w:t>
+      </w:r>
+      <w:proofErr w:type="spellStart"/>
+      <w:r>
+        <w:t>on</w:t>
+      </w:r>
+      <w:proofErr w:type="spellEnd"/>
+      <w:r>
+        <w:t xml:space="preserve"> </w:t>
+      </w:r>
+      <w:proofErr w:type="spellStart"/>
+      <w:r>
+        <w:t>your</w:t>
+      </w:r>
+      <w:proofErr w:type="spellEnd"/>
+      <w:r>
+        <w:t xml:space="preserve"> </w:t>
+      </w:r>
+      <w:proofErr w:type="spellStart"/>
+      <w:r>
+        <w:t>available</w:t>
+      </w:r>
+      <w:proofErr w:type="spellEnd"/>
+      <w:r>
+        <w:t xml:space="preserve"> </w:t>
+      </w:r>
+      <w:proofErr w:type="spellStart"/>
+      <w:r>
+        <w:t>hardware</w:t>
+      </w:r>
+      <w:proofErr w:type="spellEnd"/>
+      <w:r>
+        <w:t>.</w:t>
+      </w:r>
+    </w:p>
+    <w:p>
+      <w:pPr>
+        <w:numPr>
+          <w:ilvl w:val="0"/>
+          <w:numId w:val="15"/>
+        </w:numPr>
+      </w:pPr>
+      <w:proofErr w:type="spellStart"/>
+      <w:r>
+        <w:t>iou</w:t>
+      </w:r>
+      <w:proofErr w:type="spellEnd"/>
+      <w:r>
+        <w:t xml:space="preserve">: </w:t>
+      </w:r>
+      <w:proofErr w:type="spellStart"/>
+      <w:r>
+        <w:rPr>
+          <w:b/>
+          <w:bCs/>
+        </w:rPr>
+        <w:t>float</w:t>
+      </w:r>
+      <w:proofErr w:type="spellEnd"/>
+      <w:r>
+        <w:rPr>
+          <w:b/>
+          <w:bCs/>
+        </w:rPr>
+        <w:t xml:space="preserve"> = 0.6 (</w:t>
+      </w:r>
+      <w:proofErr w:type="spellStart"/>
+      <w:r>
+        <w:rPr>
+          <w:b/>
+          <w:bCs/>
+        </w:rPr>
+        <w:t>Default</w:t>
+      </w:r>
+      <w:proofErr w:type="spellEnd"/>
+      <w:r>
+        <w:rPr>
+          <w:b/>
+          <w:bCs/>
+        </w:rPr>
+        <w:t>)</w:t>
+      </w:r>
+    </w:p>
+    <w:p>
+      <w:pPr>
+        <w:numPr>
+          <w:ilvl w:val="1"/>
+          <w:numId w:val="15"/>
+        </w:numPr>
+      </w:pPr>
+      <w:r>
+        <w:rPr>
+          <w:b/>
+          <w:bCs/>
+          <w:lang w:val="en-US"/>
+        </w:rPr>
+        <w:t>Why:</w:t>
+      </w:r>
+      <w:r>
+        <w:rPr>
+          <w:lang w:val="en-US"/>
+        </w:rPr>
+        <w:t xml:space="preserve"> This is the </w:t>
+      </w:r>
+      <w:proofErr w:type="spellStart"/>
+      <w:r>
+        <w:rPr>
+          <w:lang w:val="en-US"/>
+        </w:rPr>
+        <w:t>IoU</w:t>
+      </w:r>
+      <w:proofErr w:type="spellEnd"/>
+      <w:r>
+        <w:rPr>
+          <w:lang w:val="en-US"/>
+        </w:rPr>
+        <w:t xml:space="preserve"> threshold for NMS during post-processing. It directly impacts which boxes are suppressed and influences the final </w:t>
+      </w:r>
+      <w:proofErr w:type="spellStart"/>
+      <w:r>
+        <w:rPr>
+          <w:lang w:val="en-US"/>
+        </w:rPr>
+        <w:t>mAP</w:t>
+      </w:r>
+      <w:proofErr w:type="spellEnd"/>
+      <w:r>
+        <w:rPr>
+          <w:lang w:val="en-US"/>
+        </w:rPr>
+        <w:t xml:space="preserve">. Keep it at the default for standard evaluation unless you have a strong reason otherwise. </w:t>
+      </w:r>
+      <w:proofErr w:type="spellStart"/>
+      <w:r>
+        <w:t>Consistency</w:t>
+      </w:r>
+      <w:proofErr w:type="spellEnd"/>
+      <w:r>
+        <w:t xml:space="preserve"> </w:t>
+      </w:r>
+      <w:proofErr w:type="spellStart"/>
+      <w:r>
+        <w:t>is</w:t>
+      </w:r>
+      <w:proofErr w:type="spellEnd"/>
+      <w:r>
+        <w:t xml:space="preserve"> </w:t>
+      </w:r>
+      <w:proofErr w:type="spellStart"/>
+      <w:r>
+        <w:t>key</w:t>
+      </w:r>
+      <w:proofErr w:type="spellEnd"/>
+      <w:r>
+        <w:t>.</w:t>
+      </w:r>
+    </w:p>
+    <w:p>
+      <w:pPr>
+        <w:numPr>
+          <w:ilvl w:val="0"/>
+          <w:numId w:val="15"/>
+        </w:numPr>
+      </w:pPr>
+      <w:proofErr w:type="spellStart"/>
+      <w:r>
+        <w:t>conf</w:t>
+      </w:r>
+      <w:proofErr w:type="spellEnd"/>
+      <w:r>
+        <w:t xml:space="preserve">: </w:t>
+      </w:r>
+      <w:proofErr w:type="spellStart"/>
+      <w:r>
+        <w:rPr>
+          <w:b/>
+          <w:bCs/>
+        </w:rPr>
+        <w:t>float</w:t>
+      </w:r>
+      <w:proofErr w:type="spellEnd"/>
+      <w:r>
+        <w:rPr>
+          <w:b/>
+          <w:bCs/>
+        </w:rPr>
+        <w:t xml:space="preserve"> = 0.001 (</w:t>
+      </w:r>
+      <w:proofErr w:type="spellStart"/>
+      <w:r>
+        <w:rPr>
+          <w:b/>
+          <w:bCs/>
+        </w:rPr>
+        <w:t>Default</w:t>
+      </w:r>
+      <w:proofErr w:type="spellEnd"/>
+      <w:r>
+        <w:rPr>
+          <w:b/>
+          <w:bCs/>
+        </w:rPr>
+        <w:t>)</w:t>
+      </w:r>
+    </w:p>
+    <w:p>
+      <w:pPr>
+        <w:numPr>
+          <w:ilvl w:val="1"/>
+          <w:numId w:val="15"/>
+        </w:numPr>
+      </w:pPr>
+      <w:r>
+        <w:rPr>
+          <w:b/>
+          <w:bCs/>
+          <w:lang w:val="en-US"/>
+        </w:rPr>
+        <w:t>Why:</w:t>
+      </w:r>
+      <w:r>
+        <w:rPr>
+          <w:lang w:val="en-US"/>
+        </w:rPr>
+        <w:t xml:space="preserve"> This threshold is used </w:t>
+      </w:r>
+      <w:r>
+        <w:rPr>
+          <w:i/>
+          <w:iCs/>
+          <w:lang w:val="en-US"/>
+        </w:rPr>
+        <w:t>during metric calculation</w:t>
+      </w:r>
+      <w:r>
+        <w:rPr>
+          <w:lang w:val="en-US"/>
+        </w:rPr>
+        <w:t xml:space="preserve"> (e.g., for PR curves) not for filtering detections before NMS typically (that's often done internally or after </w:t>
+      </w:r>
+      <w:proofErr w:type="spellStart"/>
+      <w:r>
+        <w:rPr>
+          <w:lang w:val="en-US"/>
+        </w:rPr>
+        <w:t>model.val</w:t>
+      </w:r>
+      <w:proofErr w:type="spellEnd"/>
+      <w:r>
+        <w:rPr>
+          <w:lang w:val="en-US"/>
+        </w:rPr>
+        <w:t xml:space="preserve">). Keeping it low and consistent ensures the </w:t>
+      </w:r>
+      <w:proofErr w:type="spellStart"/>
+      <w:r>
+        <w:rPr>
+          <w:lang w:val="en-US"/>
+        </w:rPr>
+        <w:t>mAP</w:t>
+      </w:r>
+      <w:proofErr w:type="spellEnd"/>
+      <w:r>
+        <w:rPr>
+          <w:lang w:val="en-US"/>
+        </w:rPr>
+        <w:t xml:space="preserve"> calculation uses the full range of prediction confidences. </w:t>
+      </w:r>
+      <w:r>
+        <w:t xml:space="preserve">Do NOT </w:t>
+      </w:r>
+      <w:proofErr w:type="spellStart"/>
+      <w:r>
+        <w:t>change</w:t>
+      </w:r>
+      <w:proofErr w:type="spellEnd"/>
+      <w:r>
+        <w:t xml:space="preserve"> </w:t>
+      </w:r>
+      <w:proofErr w:type="spellStart"/>
+      <w:r>
+        <w:t>this</w:t>
+      </w:r>
+      <w:proofErr w:type="spellEnd"/>
+      <w:r>
+        <w:t xml:space="preserve"> </w:t>
+      </w:r>
+      <w:proofErr w:type="spellStart"/>
+      <w:r>
+        <w:t>between</w:t>
+      </w:r>
+      <w:proofErr w:type="spellEnd"/>
+      <w:r>
+        <w:t xml:space="preserve"> </w:t>
+      </w:r>
+      <w:proofErr w:type="spellStart"/>
+      <w:r>
+        <w:t>models</w:t>
+      </w:r>
+      <w:proofErr w:type="spellEnd"/>
+      <w:r>
+        <w:t>.</w:t>
+      </w:r>
+    </w:p>
+    <w:p>
+      <w:pPr>
+        <w:numPr>
+          <w:ilvl w:val="0"/>
+          <w:numId w:val="15"/>
+        </w:numPr>
+      </w:pPr>
+      <w:proofErr w:type="spellStart"/>
+      <w:r>
+        <w:lastRenderedPageBreak/>
+        <w:t>max_det</w:t>
+      </w:r>
+      <w:proofErr w:type="spellEnd"/>
+      <w:r>
+        <w:t xml:space="preserve">: </w:t>
+      </w:r>
+      <w:proofErr w:type="spellStart"/>
+      <w:r>
+        <w:rPr>
+          <w:b/>
+          <w:bCs/>
+        </w:rPr>
+        <w:t>int</w:t>
+      </w:r>
+      <w:proofErr w:type="spellEnd"/>
+      <w:r>
+        <w:rPr>
+          <w:b/>
+          <w:bCs/>
+        </w:rPr>
+        <w:t xml:space="preserve"> = 300 (</w:t>
+      </w:r>
+      <w:proofErr w:type="spellStart"/>
+      <w:r>
+        <w:rPr>
+          <w:b/>
+          <w:bCs/>
+        </w:rPr>
+        <w:t>Default</w:t>
+      </w:r>
+      <w:proofErr w:type="spellEnd"/>
+      <w:r>
+        <w:rPr>
+          <w:b/>
+          <w:bCs/>
+        </w:rPr>
+        <w:t>)</w:t>
+      </w:r>
+    </w:p>
+    <w:p>
+      <w:pPr>
+        <w:numPr>
+          <w:ilvl w:val="1"/>
+          <w:numId w:val="15"/>
+        </w:numPr>
+      </w:pPr>
+      <w:r>
+        <w:rPr>
+          <w:b/>
+          <w:bCs/>
+          <w:lang w:val="en-US"/>
+        </w:rPr>
+        <w:t>Why:</w:t>
+      </w:r>
+      <w:r>
+        <w:rPr>
+          <w:lang w:val="en-US"/>
+        </w:rPr>
+        <w:t xml:space="preserve"> Standard limit for COCO. </w:t>
+      </w:r>
+      <w:proofErr w:type="spellStart"/>
+      <w:r>
+        <w:t>Keep</w:t>
+      </w:r>
+      <w:proofErr w:type="spellEnd"/>
+      <w:r>
+        <w:t xml:space="preserve"> </w:t>
+      </w:r>
+      <w:proofErr w:type="spellStart"/>
+      <w:r>
+        <w:t>consistent</w:t>
+      </w:r>
+      <w:proofErr w:type="spellEnd"/>
+      <w:r>
+        <w:t>.</w:t>
+      </w:r>
+    </w:p>
+    <w:p>
+      <w:pPr>
+        <w:numPr>
+          <w:ilvl w:val="0"/>
+          <w:numId w:val="15"/>
+        </w:numPr>
+        <w:rPr>
+          <w:lang w:val="en-US"/>
+        </w:rPr>
+      </w:pPr>
+      <w:r>
+        <w:rPr>
+          <w:lang w:val="en-US"/>
+        </w:rPr>
+        <w:t xml:space="preserve">split: </w:t>
+      </w:r>
+      <w:r>
+        <w:rPr>
+          <w:b/>
+          <w:bCs/>
+          <w:lang w:val="en-US"/>
+        </w:rPr>
+        <w:t>str = '</w:t>
+      </w:r>
+      <w:proofErr w:type="spellStart"/>
+      <w:r>
+        <w:rPr>
+          <w:b/>
+          <w:bCs/>
+          <w:lang w:val="en-US"/>
+        </w:rPr>
+        <w:t>val</w:t>
+      </w:r>
+      <w:proofErr w:type="spellEnd"/>
+      <w:r>
+        <w:rPr>
+          <w:b/>
+          <w:bCs/>
+          <w:lang w:val="en-US"/>
+        </w:rPr>
+        <w:t>' (or 'test')</w:t>
+      </w:r>
+    </w:p>
+    <w:p>
+      <w:pPr>
+        <w:numPr>
+          <w:ilvl w:val="1"/>
+          <w:numId w:val="15"/>
+        </w:numPr>
+        <w:rPr>
+          <w:lang w:val="en-US"/>
+        </w:rPr>
+      </w:pPr>
+      <w:r>
+        <w:rPr>
+          <w:b/>
+          <w:bCs/>
+          <w:lang w:val="en-US"/>
+        </w:rPr>
+        <w:t>Why:</w:t>
+      </w:r>
+      <w:r>
+        <w:rPr>
+          <w:lang w:val="en-US"/>
+        </w:rPr>
+        <w:t xml:space="preserve"> Ensure you are always evaluating on the same dataset split as defined in your data </w:t>
+      </w:r>
+      <w:proofErr w:type="spellStart"/>
+      <w:r>
+        <w:rPr>
+          <w:lang w:val="en-US"/>
+        </w:rPr>
+        <w:t>yaml</w:t>
+      </w:r>
+      <w:proofErr w:type="spellEnd"/>
+      <w:r>
+        <w:rPr>
+          <w:lang w:val="en-US"/>
+        </w:rPr>
+        <w:t xml:space="preserve"> file.</w:t>
+      </w:r>
+    </w:p>
+    <w:p>
+      <w:pPr>
+        <w:rPr>
+          <w:lang w:val="en-US"/>
+        </w:rPr>
+      </w:pPr>
+      <w:r>
+        <w:rPr>
+          <w:b/>
+          <w:bCs/>
+          <w:lang w:val="en-US"/>
+        </w:rPr>
+        <w:t>Settings for Fair Comparison &amp; Speed Measurement:</w:t>
+      </w:r>
+    </w:p>
+    <w:p>
+      <w:pPr>
+        <w:numPr>
+          <w:ilvl w:val="0"/>
+          <w:numId w:val="16"/>
+        </w:numPr>
+      </w:pPr>
+      <w:proofErr w:type="spellStart"/>
+      <w:r>
+        <w:t>batch</w:t>
+      </w:r>
+      <w:proofErr w:type="spellEnd"/>
+      <w:r>
+        <w:t xml:space="preserve">: </w:t>
+      </w:r>
+      <w:proofErr w:type="spellStart"/>
+      <w:r>
+        <w:rPr>
+          <w:b/>
+          <w:bCs/>
+        </w:rPr>
+        <w:t>int</w:t>
+      </w:r>
+      <w:proofErr w:type="spellEnd"/>
+      <w:r>
+        <w:rPr>
+          <w:b/>
+          <w:bCs/>
+        </w:rPr>
+        <w:t xml:space="preserve"> = 1</w:t>
+      </w:r>
+    </w:p>
+    <w:p>
+      <w:pPr>
+        <w:numPr>
+          <w:ilvl w:val="1"/>
+          <w:numId w:val="16"/>
+        </w:numPr>
+        <w:rPr>
+          <w:lang w:val="en-US"/>
+        </w:rPr>
+      </w:pPr>
+      <w:r>
+        <w:rPr>
+          <w:b/>
+          <w:bCs/>
+          <w:lang w:val="en-US"/>
+        </w:rPr>
+        <w:t>Why:</w:t>
+      </w:r>
+      <w:r>
+        <w:rPr>
+          <w:lang w:val="en-US"/>
+        </w:rPr>
+        <w:t xml:space="preserve"> For measuring </w:t>
+      </w:r>
+      <w:r>
+        <w:rPr>
+          <w:b/>
+          <w:bCs/>
+          <w:lang w:val="en-US"/>
+        </w:rPr>
+        <w:t>latency</w:t>
+      </w:r>
+      <w:r>
+        <w:rPr>
+          <w:lang w:val="en-US"/>
+        </w:rPr>
+        <w:t xml:space="preserve"> (inference time per image), batch size 1 is standard. Larger batches improve throughput (FPS) but obscure the single-image processing time. Since you're likely interested in both </w:t>
+      </w:r>
+      <w:proofErr w:type="spellStart"/>
+      <w:r>
+        <w:rPr>
+          <w:lang w:val="en-US"/>
+        </w:rPr>
+        <w:t>mAP</w:t>
+      </w:r>
+      <w:proofErr w:type="spellEnd"/>
+      <w:r>
+        <w:rPr>
+          <w:lang w:val="en-US"/>
+        </w:rPr>
+        <w:t xml:space="preserve"> and speed, batch=1 gives the cleanest latency metric. If you </w:t>
+      </w:r>
+      <w:r>
+        <w:rPr>
+          <w:i/>
+          <w:iCs/>
+          <w:lang w:val="en-US"/>
+        </w:rPr>
+        <w:t>only</w:t>
+      </w:r>
+      <w:r>
+        <w:rPr>
+          <w:lang w:val="en-US"/>
+        </w:rPr>
+        <w:t xml:space="preserve"> cared about </w:t>
+      </w:r>
+      <w:proofErr w:type="spellStart"/>
+      <w:r>
+        <w:rPr>
+          <w:lang w:val="en-US"/>
+        </w:rPr>
+        <w:t>mAP</w:t>
+      </w:r>
+      <w:proofErr w:type="spellEnd"/>
+      <w:r>
+        <w:rPr>
+          <w:lang w:val="en-US"/>
+        </w:rPr>
+        <w:t xml:space="preserve"> and wanted faster evaluation, you could increase this based on VRAM, but </w:t>
+      </w:r>
+      <w:r>
+        <w:rPr>
+          <w:i/>
+          <w:iCs/>
+          <w:lang w:val="en-US"/>
+        </w:rPr>
+        <w:t>keep it consistent</w:t>
+      </w:r>
+      <w:r>
+        <w:rPr>
+          <w:lang w:val="en-US"/>
+        </w:rPr>
+        <w:t xml:space="preserve"> for all runs.</w:t>
+      </w:r>
+    </w:p>
+    <w:p>
+      <w:pPr>
+        <w:numPr>
+          <w:ilvl w:val="0"/>
+          <w:numId w:val="16"/>
+        </w:numPr>
+      </w:pPr>
+      <w:proofErr w:type="spellStart"/>
+      <w:r>
+        <w:t>half</w:t>
+      </w:r>
+      <w:proofErr w:type="spellEnd"/>
+      <w:r>
+        <w:t xml:space="preserve">: </w:t>
+      </w:r>
+      <w:proofErr w:type="spellStart"/>
+      <w:r>
+        <w:rPr>
+          <w:b/>
+          <w:bCs/>
+        </w:rPr>
+        <w:t>bool</w:t>
+      </w:r>
+      <w:proofErr w:type="spellEnd"/>
+      <w:r>
+        <w:rPr>
+          <w:b/>
+          <w:bCs/>
+        </w:rPr>
+        <w:t xml:space="preserve"> = </w:t>
+      </w:r>
+      <w:proofErr w:type="spellStart"/>
+      <w:r>
+        <w:rPr>
+          <w:b/>
+          <w:bCs/>
+        </w:rPr>
+        <w:t>False</w:t>
+      </w:r>
+      <w:proofErr w:type="spellEnd"/>
+    </w:p>
+    <w:p>
+      <w:pPr>
+        <w:numPr>
+          <w:ilvl w:val="1"/>
+          <w:numId w:val="16"/>
+        </w:numPr>
+        <w:rPr>
+          <w:lang w:val="en-US"/>
+        </w:rPr>
+      </w:pPr>
+      <w:r>
+        <w:rPr>
+          <w:b/>
+          <w:bCs/>
+          <w:lang w:val="en-US"/>
+        </w:rPr>
+        <w:t>Why:</w:t>
+      </w:r>
+      <w:r>
+        <w:rPr>
+          <w:lang w:val="en-US"/>
+        </w:rPr>
+        <w:t xml:space="preserve"> You are comparing FP32 and INT8 models. Setting half=True would try to run inference in FP16. This introduces another precision variable and likely won't work correctly or as intended with your INT8 ONNX models anyway (ONNX Runtime usually selects the execution path based on the model's native precision). Stick to False to evaluate the models in their native FP32 or INT8 precision as loaded.</w:t>
+      </w:r>
+    </w:p>
+    <w:p>
+      <w:pPr>
+        <w:numPr>
+          <w:ilvl w:val="0"/>
+          <w:numId w:val="16"/>
+        </w:numPr>
+      </w:pPr>
+      <w:proofErr w:type="spellStart"/>
+      <w:r>
+        <w:t>rect</w:t>
+      </w:r>
+      <w:proofErr w:type="spellEnd"/>
+      <w:r>
+        <w:t xml:space="preserve">: </w:t>
+      </w:r>
+      <w:proofErr w:type="spellStart"/>
+      <w:r>
+        <w:rPr>
+          <w:b/>
+          <w:bCs/>
+        </w:rPr>
+        <w:t>bool</w:t>
+      </w:r>
+      <w:proofErr w:type="spellEnd"/>
+      <w:r>
+        <w:rPr>
+          <w:b/>
+          <w:bCs/>
+        </w:rPr>
+        <w:t xml:space="preserve"> = True (</w:t>
+      </w:r>
+      <w:proofErr w:type="spellStart"/>
+      <w:r>
+        <w:rPr>
+          <w:b/>
+          <w:bCs/>
+        </w:rPr>
+        <w:t>Default</w:t>
+      </w:r>
+      <w:proofErr w:type="spellEnd"/>
+      <w:r>
+        <w:rPr>
+          <w:b/>
+          <w:bCs/>
+        </w:rPr>
+        <w:t>)</w:t>
+      </w:r>
+    </w:p>
+    <w:p>
+      <w:pPr>
+        <w:numPr>
+          <w:ilvl w:val="1"/>
+          <w:numId w:val="16"/>
+        </w:numPr>
+        <w:rPr>
+          <w:lang w:val="en-US"/>
+        </w:rPr>
+      </w:pPr>
+      <w:r>
+        <w:rPr>
+          <w:b/>
+          <w:bCs/>
+          <w:lang w:val="en-US"/>
+        </w:rPr>
+        <w:t>Why:</w:t>
+      </w:r>
+      <w:r>
+        <w:rPr>
+          <w:lang w:val="en-US"/>
+        </w:rPr>
+        <w:t xml:space="preserve"> Rectangular inference is generally faster due to less padding. Keep the default (True) for efficiency, ensuring it's the same for all runs.</w:t>
+      </w:r>
+    </w:p>
+    <w:p>
+      <w:pPr>
+        <w:numPr>
+          <w:ilvl w:val="0"/>
+          <w:numId w:val="16"/>
+        </w:numPr>
+      </w:pPr>
+      <w:proofErr w:type="spellStart"/>
+      <w:r>
+        <w:t>dnn</w:t>
+      </w:r>
+      <w:proofErr w:type="spellEnd"/>
+      <w:r>
+        <w:t xml:space="preserve">: </w:t>
+      </w:r>
+      <w:proofErr w:type="spellStart"/>
+      <w:r>
+        <w:rPr>
+          <w:b/>
+          <w:bCs/>
+        </w:rPr>
+        <w:t>bool</w:t>
+      </w:r>
+      <w:proofErr w:type="spellEnd"/>
+      <w:r>
+        <w:rPr>
+          <w:b/>
+          <w:bCs/>
+        </w:rPr>
+        <w:t xml:space="preserve"> = </w:t>
+      </w:r>
+      <w:proofErr w:type="spellStart"/>
+      <w:r>
+        <w:rPr>
+          <w:b/>
+          <w:bCs/>
+        </w:rPr>
+        <w:t>False</w:t>
+      </w:r>
+      <w:proofErr w:type="spellEnd"/>
+    </w:p>
+    <w:p>
+      <w:pPr>
+        <w:numPr>
+          <w:ilvl w:val="1"/>
+          <w:numId w:val="16"/>
+        </w:numPr>
+        <w:rPr>
+          <w:lang w:val="en-US"/>
+        </w:rPr>
+      </w:pPr>
+      <w:r>
+        <w:rPr>
+          <w:b/>
+          <w:bCs/>
+          <w:lang w:val="en-US"/>
+        </w:rPr>
+        <w:t>Why:</w:t>
+      </w:r>
+      <w:r>
+        <w:rPr>
+          <w:lang w:val="en-US"/>
+        </w:rPr>
+        <w:t xml:space="preserve"> You are evaluating ONNX models. The default behavior of YOLO('</w:t>
+      </w:r>
+      <w:proofErr w:type="spellStart"/>
+      <w:r>
+        <w:rPr>
+          <w:lang w:val="en-US"/>
+        </w:rPr>
+        <w:t>model.onnx</w:t>
+      </w:r>
+      <w:proofErr w:type="spellEnd"/>
+      <w:r>
+        <w:rPr>
+          <w:lang w:val="en-US"/>
+        </w:rPr>
+        <w:t xml:space="preserve">') is to use the ONNX Runtime backend. Setting </w:t>
+      </w:r>
+      <w:proofErr w:type="spellStart"/>
+      <w:r>
+        <w:rPr>
+          <w:lang w:val="en-US"/>
+        </w:rPr>
+        <w:t>dnn</w:t>
+      </w:r>
+      <w:proofErr w:type="spellEnd"/>
+      <w:r>
+        <w:rPr>
+          <w:lang w:val="en-US"/>
+        </w:rPr>
+        <w:t xml:space="preserve">=True forces usage of the OpenCV DNN module, which is a </w:t>
+      </w:r>
+      <w:r>
+        <w:rPr>
+          <w:i/>
+          <w:iCs/>
+          <w:lang w:val="en-US"/>
+        </w:rPr>
+        <w:t>different</w:t>
+      </w:r>
+      <w:r>
+        <w:rPr>
+          <w:lang w:val="en-US"/>
+        </w:rPr>
+        <w:t xml:space="preserve"> inference engine. Stick with False to use ONNX Runtime consistently for your ONNX models.</w:t>
+      </w:r>
+    </w:p>
+    <w:p>
+      <w:pPr>
+        <w:numPr>
+          <w:ilvl w:val="0"/>
+          <w:numId w:val="16"/>
+        </w:numPr>
+      </w:pPr>
+      <w:proofErr w:type="spellStart"/>
+      <w:r>
+        <w:t>workers</w:t>
+      </w:r>
+      <w:proofErr w:type="spellEnd"/>
+      <w:r>
+        <w:t xml:space="preserve">: </w:t>
+      </w:r>
+      <w:proofErr w:type="spellStart"/>
+      <w:r>
+        <w:rPr>
+          <w:b/>
+          <w:bCs/>
+        </w:rPr>
+        <w:t>int</w:t>
+      </w:r>
+      <w:proofErr w:type="spellEnd"/>
+      <w:r>
+        <w:rPr>
+          <w:b/>
+          <w:bCs/>
+        </w:rPr>
+        <w:t xml:space="preserve"> = 8 (</w:t>
+      </w:r>
+      <w:proofErr w:type="spellStart"/>
+      <w:r>
+        <w:rPr>
+          <w:b/>
+          <w:bCs/>
+        </w:rPr>
+        <w:t>Default</w:t>
+      </w:r>
+      <w:proofErr w:type="spellEnd"/>
+      <w:r>
+        <w:rPr>
+          <w:b/>
+          <w:bCs/>
+        </w:rPr>
+        <w:t xml:space="preserve">) </w:t>
+      </w:r>
+      <w:proofErr w:type="spellStart"/>
+      <w:r>
+        <w:rPr>
+          <w:b/>
+          <w:bCs/>
+        </w:rPr>
+        <w:t>or</w:t>
+      </w:r>
+      <w:proofErr w:type="spellEnd"/>
+      <w:r>
+        <w:rPr>
+          <w:b/>
+          <w:bCs/>
+        </w:rPr>
+        <w:t xml:space="preserve"> </w:t>
+      </w:r>
+      <w:proofErr w:type="spellStart"/>
+      <w:r>
+        <w:rPr>
+          <w:b/>
+          <w:bCs/>
+        </w:rPr>
+        <w:t>lower</w:t>
+      </w:r>
+      <w:proofErr w:type="spellEnd"/>
+    </w:p>
+    <w:p>
+      <w:pPr>
+        <w:numPr>
+          <w:ilvl w:val="1"/>
+          <w:numId w:val="16"/>
+        </w:numPr>
+        <w:rPr>
+          <w:lang w:val="en-US"/>
+        </w:rPr>
+      </w:pPr>
+      <w:r>
+        <w:rPr>
+          <w:b/>
+          <w:bCs/>
+          <w:lang w:val="en-US"/>
+        </w:rPr>
+        <w:t>Why:</w:t>
+      </w:r>
+      <w:r>
+        <w:rPr>
+          <w:lang w:val="en-US"/>
+        </w:rPr>
+        <w:t xml:space="preserve"> Controls data loading parallelism. Keep this consistent across runs. The default 8 is usually fine, but if you experience CPU bottlenecks or instability, you can reduce it (e.g., 4, 2, 0), just ensure the value is the same for all tests.</w:t>
+      </w:r>
+    </w:p>
+    <w:p>
+      <w:pPr>
+        <w:rPr>
+          <w:lang w:val="en-US"/>
+        </w:rPr>
+      </w:pPr>
+      <w:r>
+        <w:rPr>
+          <w:b/>
+          <w:bCs/>
+          <w:lang w:val="en-US"/>
+        </w:rPr>
+        <w:t>Settings to Disable/Avoid for Pure Model Comparison:</w:t>
+      </w:r>
+    </w:p>
+    <w:p>
+      <w:pPr>
+        <w:numPr>
+          <w:ilvl w:val="0"/>
+          <w:numId w:val="17"/>
+        </w:numPr>
+      </w:pPr>
+      <w:proofErr w:type="spellStart"/>
+      <w:r>
+        <w:lastRenderedPageBreak/>
+        <w:t>augment</w:t>
+      </w:r>
+      <w:proofErr w:type="spellEnd"/>
+      <w:r>
+        <w:t xml:space="preserve">: </w:t>
+      </w:r>
+      <w:proofErr w:type="spellStart"/>
+      <w:r>
+        <w:rPr>
+          <w:b/>
+          <w:bCs/>
+        </w:rPr>
+        <w:t>bool</w:t>
+      </w:r>
+      <w:proofErr w:type="spellEnd"/>
+      <w:r>
+        <w:rPr>
+          <w:b/>
+          <w:bCs/>
+        </w:rPr>
+        <w:t xml:space="preserve"> = </w:t>
+      </w:r>
+      <w:proofErr w:type="spellStart"/>
+      <w:r>
+        <w:rPr>
+          <w:b/>
+          <w:bCs/>
+        </w:rPr>
+        <w:t>False</w:t>
+      </w:r>
+      <w:proofErr w:type="spellEnd"/>
+    </w:p>
+    <w:p>
+      <w:pPr>
+        <w:numPr>
+          <w:ilvl w:val="1"/>
+          <w:numId w:val="17"/>
+        </w:numPr>
+      </w:pPr>
+      <w:r>
+        <w:rPr>
+          <w:b/>
+          <w:bCs/>
+          <w:lang w:val="en-US"/>
+        </w:rPr>
+        <w:t>Why:</w:t>
+      </w:r>
+      <w:r>
+        <w:rPr>
+          <w:lang w:val="en-US"/>
+        </w:rPr>
+        <w:t xml:space="preserve"> Test-Time Augmentation runs inference multiple times on augmented versions of each image. This artificially boosts scores but </w:t>
+      </w:r>
+      <w:r>
+        <w:rPr>
+          <w:i/>
+          <w:iCs/>
+          <w:lang w:val="en-US"/>
+        </w:rPr>
+        <w:t>hides</w:t>
+      </w:r>
+      <w:r>
+        <w:rPr>
+          <w:lang w:val="en-US"/>
+        </w:rPr>
+        <w:t xml:space="preserve"> the true performance/robustness of the model itself on a single, standard input. </w:t>
+      </w:r>
+      <w:proofErr w:type="spellStart"/>
+      <w:r>
+        <w:t>Disable</w:t>
+      </w:r>
+      <w:proofErr w:type="spellEnd"/>
+      <w:r>
+        <w:t xml:space="preserve"> </w:t>
+      </w:r>
+      <w:proofErr w:type="spellStart"/>
+      <w:r>
+        <w:t>this</w:t>
+      </w:r>
+      <w:proofErr w:type="spellEnd"/>
+      <w:r>
+        <w:t xml:space="preserve"> (</w:t>
+      </w:r>
+      <w:proofErr w:type="spellStart"/>
+      <w:r>
+        <w:t>False</w:t>
+      </w:r>
+      <w:proofErr w:type="spellEnd"/>
+      <w:r>
+        <w:t xml:space="preserve">) </w:t>
+      </w:r>
+      <w:proofErr w:type="spellStart"/>
+      <w:r>
+        <w:t>to</w:t>
+      </w:r>
+      <w:proofErr w:type="spellEnd"/>
+      <w:r>
+        <w:t xml:space="preserve"> </w:t>
+      </w:r>
+      <w:proofErr w:type="spellStart"/>
+      <w:r>
+        <w:t>compare</w:t>
+      </w:r>
+      <w:proofErr w:type="spellEnd"/>
+      <w:r>
+        <w:t xml:space="preserve"> </w:t>
+      </w:r>
+      <w:proofErr w:type="spellStart"/>
+      <w:r>
+        <w:t>the</w:t>
+      </w:r>
+      <w:proofErr w:type="spellEnd"/>
+      <w:r>
+        <w:t xml:space="preserve"> </w:t>
+      </w:r>
+      <w:proofErr w:type="spellStart"/>
+      <w:r>
+        <w:t>models</w:t>
+      </w:r>
+      <w:proofErr w:type="spellEnd"/>
+      <w:r>
+        <w:t xml:space="preserve"> </w:t>
+      </w:r>
+      <w:proofErr w:type="spellStart"/>
+      <w:r>
+        <w:t>directly</w:t>
+      </w:r>
+      <w:proofErr w:type="spellEnd"/>
+      <w:r>
+        <w:t>.</w:t>
+      </w:r>
+    </w:p>
+    <w:p>
+      <w:pPr>
+        <w:numPr>
+          <w:ilvl w:val="0"/>
+          <w:numId w:val="17"/>
+        </w:numPr>
+      </w:pPr>
+      <w:proofErr w:type="spellStart"/>
+      <w:r>
+        <w:t>agnostic_nms</w:t>
+      </w:r>
+      <w:proofErr w:type="spellEnd"/>
+      <w:r>
+        <w:t xml:space="preserve">: </w:t>
+      </w:r>
+      <w:proofErr w:type="spellStart"/>
+      <w:r>
+        <w:rPr>
+          <w:b/>
+          <w:bCs/>
+        </w:rPr>
+        <w:t>bool</w:t>
+      </w:r>
+      <w:proofErr w:type="spellEnd"/>
+      <w:r>
+        <w:rPr>
+          <w:b/>
+          <w:bCs/>
+        </w:rPr>
+        <w:t xml:space="preserve"> = </w:t>
+      </w:r>
+      <w:proofErr w:type="spellStart"/>
+      <w:r>
+        <w:rPr>
+          <w:b/>
+          <w:bCs/>
+        </w:rPr>
+        <w:t>False</w:t>
+      </w:r>
+      <w:proofErr w:type="spellEnd"/>
+    </w:p>
+    <w:p>
+      <w:pPr>
+        <w:numPr>
+          <w:ilvl w:val="1"/>
+          <w:numId w:val="17"/>
+        </w:numPr>
+        <w:rPr>
+          <w:lang w:val="en-US"/>
+        </w:rPr>
+      </w:pPr>
+      <w:r>
+        <w:rPr>
+          <w:b/>
+          <w:bCs/>
+          <w:lang w:val="en-US"/>
+        </w:rPr>
+        <w:t>Why:</w:t>
+      </w:r>
+      <w:r>
+        <w:rPr>
+          <w:lang w:val="en-US"/>
+        </w:rPr>
+        <w:t xml:space="preserve"> Changes how NMS works (ignores class). Keep False for standard class-aware evaluation.</w:t>
+      </w:r>
+    </w:p>
+    <w:p>
+      <w:pPr>
+        <w:numPr>
+          <w:ilvl w:val="0"/>
+          <w:numId w:val="17"/>
+        </w:numPr>
+      </w:pPr>
+      <w:proofErr w:type="spellStart"/>
+      <w:r>
+        <w:t>classes</w:t>
+      </w:r>
+      <w:proofErr w:type="spellEnd"/>
+      <w:r>
+        <w:t xml:space="preserve">: </w:t>
+      </w:r>
+      <w:proofErr w:type="spellStart"/>
+      <w:r>
+        <w:rPr>
+          <w:b/>
+          <w:bCs/>
+        </w:rPr>
+        <w:t>list</w:t>
+      </w:r>
+      <w:proofErr w:type="spellEnd"/>
+      <w:r>
+        <w:rPr>
+          <w:b/>
+          <w:bCs/>
+        </w:rPr>
+        <w:t>[</w:t>
+      </w:r>
+      <w:proofErr w:type="spellStart"/>
+      <w:r>
+        <w:rPr>
+          <w:b/>
+          <w:bCs/>
+        </w:rPr>
+        <w:t>int</w:t>
+      </w:r>
+      <w:proofErr w:type="spellEnd"/>
+      <w:r>
+        <w:rPr>
+          <w:b/>
+          <w:bCs/>
+        </w:rPr>
+        <w:t xml:space="preserve">] = </w:t>
+      </w:r>
+      <w:proofErr w:type="spellStart"/>
+      <w:r>
+        <w:rPr>
+          <w:b/>
+          <w:bCs/>
+        </w:rPr>
+        <w:t>None</w:t>
+      </w:r>
+      <w:proofErr w:type="spellEnd"/>
+    </w:p>
+    <w:p>
+      <w:pPr>
+        <w:numPr>
+          <w:ilvl w:val="1"/>
+          <w:numId w:val="17"/>
+        </w:numPr>
+      </w:pPr>
+      <w:r>
+        <w:rPr>
+          <w:b/>
+          <w:bCs/>
+          <w:lang w:val="en-US"/>
+        </w:rPr>
+        <w:t>Why:</w:t>
+      </w:r>
+      <w:r>
+        <w:rPr>
+          <w:lang w:val="en-US"/>
+        </w:rPr>
+        <w:t xml:space="preserve"> Evaluate on all classes defined in the dataset unless your thesis specifically focuses on a subset. </w:t>
+      </w:r>
+      <w:proofErr w:type="spellStart"/>
+      <w:r>
+        <w:t>Keep</w:t>
+      </w:r>
+      <w:proofErr w:type="spellEnd"/>
+      <w:r>
+        <w:t xml:space="preserve"> </w:t>
+      </w:r>
+      <w:proofErr w:type="spellStart"/>
+      <w:r>
+        <w:t>None</w:t>
+      </w:r>
+      <w:proofErr w:type="spellEnd"/>
+      <w:r>
+        <w:t xml:space="preserve"> </w:t>
+      </w:r>
+      <w:proofErr w:type="spellStart"/>
+      <w:r>
+        <w:t>for</w:t>
+      </w:r>
+      <w:proofErr w:type="spellEnd"/>
+      <w:r>
+        <w:t xml:space="preserve"> </w:t>
+      </w:r>
+      <w:proofErr w:type="spellStart"/>
+      <w:r>
+        <w:t>consistency</w:t>
+      </w:r>
+      <w:proofErr w:type="spellEnd"/>
+      <w:r>
+        <w:t>.</w:t>
+      </w:r>
+    </w:p>
+    <w:p>
+      <w:pPr>
+        <w:numPr>
+          <w:ilvl w:val="0"/>
+          <w:numId w:val="17"/>
+        </w:numPr>
+      </w:pPr>
+      <w:proofErr w:type="spellStart"/>
+      <w:r>
+        <w:t>single_cls</w:t>
+      </w:r>
+      <w:proofErr w:type="spellEnd"/>
+      <w:r>
+        <w:t xml:space="preserve">: </w:t>
+      </w:r>
+      <w:proofErr w:type="spellStart"/>
+      <w:r>
+        <w:rPr>
+          <w:b/>
+          <w:bCs/>
+        </w:rPr>
+        <w:t>bool</w:t>
+      </w:r>
+      <w:proofErr w:type="spellEnd"/>
+      <w:r>
+        <w:rPr>
+          <w:b/>
+          <w:bCs/>
+        </w:rPr>
+        <w:t xml:space="preserve"> = </w:t>
+      </w:r>
+      <w:proofErr w:type="spellStart"/>
+      <w:r>
+        <w:rPr>
+          <w:b/>
+          <w:bCs/>
+        </w:rPr>
+        <w:t>False</w:t>
+      </w:r>
+      <w:proofErr w:type="spellEnd"/>
+    </w:p>
+    <w:p>
+      <w:pPr>
+        <w:numPr>
+          <w:ilvl w:val="1"/>
+          <w:numId w:val="17"/>
+        </w:numPr>
+        <w:rPr>
+          <w:lang w:val="en-US"/>
+        </w:rPr>
+      </w:pPr>
+      <w:r>
+        <w:rPr>
+          <w:b/>
+          <w:bCs/>
+          <w:lang w:val="en-US"/>
+        </w:rPr>
+        <w:t>Why:</w:t>
+      </w:r>
+      <w:r>
+        <w:rPr>
+          <w:lang w:val="en-US"/>
+        </w:rPr>
+        <w:t xml:space="preserve"> Keep False for standard multi-class evaluation.</w:t>
+      </w:r>
+    </w:p>
+    <w:p>
+      <w:pPr>
+        <w:rPr>
+          <w:lang w:val="en-US"/>
+        </w:rPr>
+      </w:pPr>
+      <w:r>
+        <w:rPr>
+          <w:b/>
+          <w:bCs/>
+          <w:lang w:val="en-US"/>
+        </w:rPr>
+        <w:t>Output/Control Settings (Set as needed, consistency less critical for metrics):</w:t>
+      </w:r>
+    </w:p>
+    <w:p>
+      <w:pPr>
+        <w:numPr>
+          <w:ilvl w:val="0"/>
+          <w:numId w:val="18"/>
+        </w:numPr>
+        <w:rPr>
+          <w:lang w:val="en-US"/>
+        </w:rPr>
+      </w:pPr>
+      <w:r>
+        <w:rPr>
+          <w:lang w:val="en-US"/>
+        </w:rPr>
+        <w:t xml:space="preserve">data: </w:t>
+      </w:r>
+      <w:r>
+        <w:rPr>
+          <w:b/>
+          <w:bCs/>
+          <w:lang w:val="en-US"/>
+        </w:rPr>
+        <w:t>str = 'path/to/your/</w:t>
+      </w:r>
+      <w:proofErr w:type="spellStart"/>
+      <w:r>
+        <w:rPr>
+          <w:b/>
+          <w:bCs/>
+          <w:lang w:val="en-US"/>
+        </w:rPr>
+        <w:t>dataset.yaml</w:t>
+      </w:r>
+      <w:proofErr w:type="spellEnd"/>
+      <w:r>
+        <w:rPr>
+          <w:b/>
+          <w:bCs/>
+          <w:lang w:val="en-US"/>
+        </w:rPr>
+        <w:t>'</w:t>
+      </w:r>
+    </w:p>
+    <w:p>
+      <w:pPr>
+        <w:numPr>
+          <w:ilvl w:val="1"/>
+          <w:numId w:val="18"/>
+        </w:numPr>
+        <w:rPr>
+          <w:lang w:val="en-US"/>
+        </w:rPr>
+      </w:pPr>
+      <w:r>
+        <w:rPr>
+          <w:b/>
+          <w:bCs/>
+          <w:lang w:val="en-US"/>
+        </w:rPr>
+        <w:t>Why:</w:t>
+      </w:r>
+      <w:r>
+        <w:rPr>
+          <w:lang w:val="en-US"/>
+        </w:rPr>
+        <w:t xml:space="preserve"> </w:t>
+      </w:r>
+      <w:r>
+        <w:rPr>
+          <w:b/>
+          <w:bCs/>
+          <w:lang w:val="en-US"/>
+        </w:rPr>
+        <w:t>Essential.</w:t>
+      </w:r>
+      <w:r>
+        <w:rPr>
+          <w:lang w:val="en-US"/>
+        </w:rPr>
+        <w:t xml:space="preserve"> This will change for each dataset (clean, </w:t>
+      </w:r>
+      <w:proofErr w:type="spellStart"/>
+      <w:r>
+        <w:rPr>
+          <w:lang w:val="en-US"/>
+        </w:rPr>
+        <w:t>noisy_low</w:t>
+      </w:r>
+      <w:proofErr w:type="spellEnd"/>
+      <w:r>
+        <w:rPr>
+          <w:lang w:val="en-US"/>
+        </w:rPr>
+        <w:t xml:space="preserve">, </w:t>
+      </w:r>
+      <w:proofErr w:type="spellStart"/>
+      <w:r>
+        <w:rPr>
+          <w:lang w:val="en-US"/>
+        </w:rPr>
+        <w:t>noisy_high</w:t>
+      </w:r>
+      <w:proofErr w:type="spellEnd"/>
+      <w:r>
+        <w:rPr>
+          <w:lang w:val="en-US"/>
+        </w:rPr>
+        <w:t>, etc.) you evaluate on.</w:t>
+      </w:r>
+    </w:p>
+    <w:p>
+      <w:pPr>
+        <w:numPr>
+          <w:ilvl w:val="0"/>
+          <w:numId w:val="18"/>
+        </w:numPr>
+      </w:pPr>
+      <w:proofErr w:type="spellStart"/>
+      <w:r>
+        <w:t>plots</w:t>
+      </w:r>
+      <w:proofErr w:type="spellEnd"/>
+      <w:r>
+        <w:t xml:space="preserve">: </w:t>
+      </w:r>
+      <w:proofErr w:type="spellStart"/>
+      <w:r>
+        <w:rPr>
+          <w:b/>
+          <w:bCs/>
+        </w:rPr>
+        <w:t>bool</w:t>
+      </w:r>
+      <w:proofErr w:type="spellEnd"/>
+      <w:r>
+        <w:rPr>
+          <w:b/>
+          <w:bCs/>
+        </w:rPr>
+        <w:t xml:space="preserve"> = </w:t>
+      </w:r>
+      <w:proofErr w:type="spellStart"/>
+      <w:r>
+        <w:rPr>
+          <w:b/>
+          <w:bCs/>
+        </w:rPr>
+        <w:t>False</w:t>
+      </w:r>
+      <w:proofErr w:type="spellEnd"/>
+    </w:p>
+    <w:p>
+      <w:pPr>
+        <w:numPr>
+          <w:ilvl w:val="1"/>
+          <w:numId w:val="18"/>
+        </w:numPr>
+        <w:rPr>
+          <w:lang w:val="en-US"/>
+        </w:rPr>
+      </w:pPr>
+      <w:r>
+        <w:rPr>
+          <w:b/>
+          <w:bCs/>
+          <w:lang w:val="en-US"/>
+        </w:rPr>
+        <w:t>Why:</w:t>
+      </w:r>
+      <w:r>
+        <w:rPr>
+          <w:lang w:val="en-US"/>
+        </w:rPr>
+        <w:t xml:space="preserve"> Disable (False) during batch benchmarking runs to save time and disk space. Enable (True) only if you need visualizations for specific cases.</w:t>
+      </w:r>
+    </w:p>
+    <w:p>
+      <w:pPr>
+        <w:numPr>
+          <w:ilvl w:val="0"/>
+          <w:numId w:val="18"/>
+        </w:numPr>
+        <w:rPr>
+          <w:lang w:val="en-US"/>
+        </w:rPr>
+      </w:pPr>
+      <w:proofErr w:type="spellStart"/>
+      <w:r>
+        <w:rPr>
+          <w:lang w:val="en-US"/>
+        </w:rPr>
+        <w:t>save_json</w:t>
+      </w:r>
+      <w:proofErr w:type="spellEnd"/>
+      <w:r>
+        <w:rPr>
+          <w:lang w:val="en-US"/>
+        </w:rPr>
+        <w:t xml:space="preserve">, </w:t>
+      </w:r>
+      <w:proofErr w:type="spellStart"/>
+      <w:r>
+        <w:rPr>
+          <w:lang w:val="en-US"/>
+        </w:rPr>
+        <w:t>save_txt</w:t>
+      </w:r>
+      <w:proofErr w:type="spellEnd"/>
+      <w:r>
+        <w:rPr>
+          <w:lang w:val="en-US"/>
+        </w:rPr>
+        <w:t xml:space="preserve">, </w:t>
+      </w:r>
+      <w:proofErr w:type="spellStart"/>
+      <w:r>
+        <w:rPr>
+          <w:lang w:val="en-US"/>
+        </w:rPr>
+        <w:t>save_conf</w:t>
+      </w:r>
+      <w:proofErr w:type="spellEnd"/>
+      <w:r>
+        <w:rPr>
+          <w:lang w:val="en-US"/>
+        </w:rPr>
+        <w:t xml:space="preserve">, </w:t>
+      </w:r>
+      <w:proofErr w:type="spellStart"/>
+      <w:r>
+        <w:rPr>
+          <w:lang w:val="en-US"/>
+        </w:rPr>
+        <w:t>save_crop</w:t>
+      </w:r>
+      <w:proofErr w:type="spellEnd"/>
+      <w:r>
+        <w:rPr>
+          <w:lang w:val="en-US"/>
+        </w:rPr>
+        <w:t xml:space="preserve">: </w:t>
+      </w:r>
+      <w:r>
+        <w:rPr>
+          <w:b/>
+          <w:bCs/>
+          <w:lang w:val="en-US"/>
+        </w:rPr>
+        <w:t>bool = False</w:t>
+      </w:r>
+    </w:p>
+    <w:p>
+      <w:pPr>
+        <w:numPr>
+          <w:ilvl w:val="1"/>
+          <w:numId w:val="18"/>
+        </w:numPr>
+      </w:pPr>
+      <w:r>
+        <w:rPr>
+          <w:b/>
+          <w:bCs/>
+          <w:lang w:val="en-US"/>
+        </w:rPr>
+        <w:t>Why:</w:t>
+      </w:r>
+      <w:r>
+        <w:rPr>
+          <w:lang w:val="en-US"/>
+        </w:rPr>
+        <w:t xml:space="preserve"> Disable (False) unless you specifically need the output files for external analysis (e.g., submitting to COCO server). </w:t>
+      </w:r>
+      <w:proofErr w:type="spellStart"/>
+      <w:r>
+        <w:t>They</w:t>
+      </w:r>
+      <w:proofErr w:type="spellEnd"/>
+      <w:r>
+        <w:t xml:space="preserve"> </w:t>
+      </w:r>
+      <w:proofErr w:type="spellStart"/>
+      <w:r>
+        <w:t>add</w:t>
+      </w:r>
+      <w:proofErr w:type="spellEnd"/>
+      <w:r>
+        <w:t xml:space="preserve"> </w:t>
+      </w:r>
+      <w:proofErr w:type="spellStart"/>
+      <w:r>
+        <w:t>overhead</w:t>
+      </w:r>
+      <w:proofErr w:type="spellEnd"/>
+      <w:r>
+        <w:t>.</w:t>
+      </w:r>
+    </w:p>
+    <w:p>
+      <w:pPr>
+        <w:numPr>
+          <w:ilvl w:val="0"/>
+          <w:numId w:val="18"/>
+        </w:numPr>
+      </w:pPr>
+      <w:proofErr w:type="spellStart"/>
+      <w:r>
+        <w:t>verbose</w:t>
+      </w:r>
+      <w:proofErr w:type="spellEnd"/>
+      <w:r>
+        <w:t xml:space="preserve">: </w:t>
+      </w:r>
+      <w:proofErr w:type="spellStart"/>
+      <w:r>
+        <w:rPr>
+          <w:b/>
+          <w:bCs/>
+        </w:rPr>
+        <w:t>bool</w:t>
+      </w:r>
+      <w:proofErr w:type="spellEnd"/>
+      <w:r>
+        <w:rPr>
+          <w:b/>
+          <w:bCs/>
+        </w:rPr>
+        <w:t xml:space="preserve"> = </w:t>
+      </w:r>
+      <w:proofErr w:type="spellStart"/>
+      <w:r>
+        <w:rPr>
+          <w:b/>
+          <w:bCs/>
+        </w:rPr>
+        <w:t>False</w:t>
+      </w:r>
+      <w:proofErr w:type="spellEnd"/>
+    </w:p>
+    <w:p>
+      <w:pPr>
+        <w:numPr>
+          <w:ilvl w:val="1"/>
+          <w:numId w:val="18"/>
+        </w:numPr>
+        <w:rPr>
+          <w:lang w:val="en-US"/>
+        </w:rPr>
+      </w:pPr>
+      <w:r>
+        <w:rPr>
+          <w:b/>
+          <w:bCs/>
+          <w:lang w:val="en-US"/>
+        </w:rPr>
+        <w:t>Why:</w:t>
+      </w:r>
+      <w:r>
+        <w:rPr>
+          <w:lang w:val="en-US"/>
+        </w:rPr>
+        <w:t xml:space="preserve"> Keep False for cleaner logs during batch runs. Set True only when debugging a specific validation run.</w:t>
+      </w:r>
+    </w:p>
+    <w:p>
+      <w:pPr>
+        <w:numPr>
+          <w:ilvl w:val="0"/>
+          <w:numId w:val="18"/>
+        </w:numPr>
+      </w:pPr>
+      <w:proofErr w:type="spellStart"/>
+      <w:r>
+        <w:t>project</w:t>
+      </w:r>
+      <w:proofErr w:type="spellEnd"/>
+      <w:r>
+        <w:t xml:space="preserve">, </w:t>
+      </w:r>
+      <w:proofErr w:type="spellStart"/>
+      <w:r>
+        <w:t>name</w:t>
+      </w:r>
+      <w:proofErr w:type="spellEnd"/>
+      <w:r>
+        <w:t xml:space="preserve">: </w:t>
+      </w:r>
+      <w:proofErr w:type="spellStart"/>
+      <w:r>
+        <w:rPr>
+          <w:b/>
+          <w:bCs/>
+        </w:rPr>
+        <w:t>str</w:t>
+      </w:r>
+      <w:proofErr w:type="spellEnd"/>
+      <w:r>
+        <w:rPr>
+          <w:b/>
+          <w:bCs/>
+        </w:rPr>
+        <w:t xml:space="preserve"> = ...</w:t>
+      </w:r>
+    </w:p>
+    <w:p>
+      <w:pPr>
+        <w:numPr>
+          <w:ilvl w:val="1"/>
+          <w:numId w:val="18"/>
+        </w:numPr>
+      </w:pPr>
+      <w:r>
+        <w:rPr>
+          <w:b/>
+          <w:bCs/>
+          <w:lang w:val="en-US"/>
+        </w:rPr>
+        <w:t>Why:</w:t>
+      </w:r>
+      <w:r>
+        <w:rPr>
+          <w:lang w:val="en-US"/>
+        </w:rPr>
+        <w:t xml:space="preserve"> Set these to organize your output files if plots or save_* options are enabled. </w:t>
+      </w:r>
+      <w:proofErr w:type="spellStart"/>
+      <w:r>
+        <w:t>They</w:t>
+      </w:r>
+      <w:proofErr w:type="spellEnd"/>
+      <w:r>
+        <w:t xml:space="preserve"> </w:t>
+      </w:r>
+      <w:proofErr w:type="spellStart"/>
+      <w:r>
+        <w:t>don't</w:t>
+      </w:r>
+      <w:proofErr w:type="spellEnd"/>
+      <w:r>
+        <w:t xml:space="preserve"> </w:t>
+      </w:r>
+      <w:proofErr w:type="spellStart"/>
+      <w:r>
+        <w:t>affect</w:t>
+      </w:r>
+      <w:proofErr w:type="spellEnd"/>
+      <w:r>
+        <w:t xml:space="preserve"> </w:t>
+      </w:r>
+      <w:proofErr w:type="spellStart"/>
+      <w:r>
+        <w:t>the</w:t>
+      </w:r>
+      <w:proofErr w:type="spellEnd"/>
+      <w:r>
+        <w:t xml:space="preserve"> </w:t>
+      </w:r>
+      <w:proofErr w:type="spellStart"/>
+      <w:r>
+        <w:t>metrics</w:t>
+      </w:r>
+      <w:proofErr w:type="spellEnd"/>
+      <w:r>
+        <w:t>.</w:t>
+      </w:r>
+    </w:p>
+    <w:p>
+      <w:pPr>
+        <w:rPr>
+          <w:lang w:val="en-US"/>
+        </w:rPr>
+      </w:pPr>
+      <w:r>
+        <w:rPr>
+          <w:b/>
+          <w:bCs/>
+          <w:lang w:val="en-US"/>
+        </w:rPr>
+        <w:t>In summary:</w:t>
+      </w:r>
+      <w:r>
+        <w:rPr>
+          <w:lang w:val="en-US"/>
+        </w:rPr>
+        <w:t xml:space="preserve"> Yes, </w:t>
+      </w:r>
+      <w:proofErr w:type="spellStart"/>
+      <w:r>
+        <w:rPr>
+          <w:lang w:val="en-US"/>
+        </w:rPr>
+        <w:t>model.val</w:t>
+      </w:r>
+      <w:proofErr w:type="spellEnd"/>
+      <w:r>
+        <w:rPr>
+          <w:lang w:val="en-US"/>
+        </w:rPr>
+        <w:t xml:space="preserve"> is fair </w:t>
+      </w:r>
+      <w:r>
+        <w:rPr>
+          <w:i/>
+          <w:iCs/>
+          <w:lang w:val="en-US"/>
+        </w:rPr>
+        <w:t>if you use consistent and appropriate settings</w:t>
+      </w:r>
+      <w:r>
+        <w:rPr>
+          <w:lang w:val="en-US"/>
+        </w:rPr>
+        <w:t>. The key is to disable anything that artificially changes results (like TTA) and keep all parameters directly affecting metric calculation (</w:t>
+      </w:r>
+      <w:proofErr w:type="spellStart"/>
+      <w:r>
+        <w:rPr>
+          <w:lang w:val="en-US"/>
+        </w:rPr>
+        <w:t>iou</w:t>
+      </w:r>
+      <w:proofErr w:type="spellEnd"/>
+      <w:r>
+        <w:rPr>
+          <w:lang w:val="en-US"/>
+        </w:rPr>
+        <w:t>, conf) or core processing (</w:t>
+      </w:r>
+      <w:proofErr w:type="spellStart"/>
+      <w:r>
+        <w:rPr>
+          <w:lang w:val="en-US"/>
+        </w:rPr>
+        <w:t>imgsz</w:t>
+      </w:r>
+      <w:proofErr w:type="spellEnd"/>
+      <w:r>
+        <w:rPr>
+          <w:lang w:val="en-US"/>
+        </w:rPr>
+        <w:t xml:space="preserve">, device, half=False, </w:t>
+      </w:r>
+      <w:proofErr w:type="spellStart"/>
+      <w:r>
+        <w:rPr>
+          <w:lang w:val="en-US"/>
+        </w:rPr>
+        <w:t>dnn</w:t>
+      </w:r>
+      <w:proofErr w:type="spellEnd"/>
+      <w:r>
+        <w:rPr>
+          <w:lang w:val="en-US"/>
+        </w:rPr>
+        <w:t xml:space="preserve">=False) identical across all evaluations, varying only the model being tested </w:t>
+      </w:r>
+      <w:r>
+        <w:rPr>
+          <w:lang w:val="en-US"/>
+        </w:rPr>
+        <w:lastRenderedPageBreak/>
+        <w:t xml:space="preserve">and the data </w:t>
+      </w:r>
+      <w:proofErr w:type="spellStart"/>
+      <w:r>
+        <w:rPr>
+          <w:lang w:val="en-US"/>
+        </w:rPr>
+        <w:t>yaml</w:t>
+      </w:r>
+      <w:proofErr w:type="spellEnd"/>
+      <w:r>
+        <w:rPr>
+          <w:lang w:val="en-US"/>
+        </w:rPr>
+        <w:t xml:space="preserve"> file. Using batch=1 is recommended for clean latency measurements alongside </w:t>
+      </w:r>
+      <w:proofErr w:type="spellStart"/>
+      <w:r>
+        <w:rPr>
+          <w:lang w:val="en-US"/>
+        </w:rPr>
+        <w:t>mAP</w:t>
+      </w:r>
+      <w:proofErr w:type="spellEnd"/>
+      <w:r>
+        <w:rPr>
+          <w:lang w:val="en-US"/>
+        </w:rPr>
+        <w:t>.</w:t>
+      </w:r>
+    </w:p>
+    <w:p>
+      <w:pPr>
+        <w:rPr>
+          <w:lang w:val="en-US"/>
+        </w:rPr>
+      </w:pPr>
     </w:p>
     <w:sectPr>
       <w:pgSz w:w="11906" w:h="16838"/>
@@ -2851,6 +7567,453 @@
     </w:lvl>
   </w:abstractNum>
   <w:abstractNum w:abstractNumId="2" w15:restartNumberingAfterBreak="0">
+    <w:nsid w:val="0DEC55AE"/>
+    <w:multiLevelType w:val="multilevel"/>
+    <w:tmpl w:val="99F60B70"/>
+    <w:lvl w:ilvl="0">
+      <w:start w:val="1"/>
+      <w:numFmt w:val="bullet"/>
+      <w:lvlText w:val=""/>
+      <w:lvlJc w:val="left"/>
+      <w:pPr>
+        <w:tabs>
+          <w:tab w:val="num" w:pos="720"/>
+        </w:tabs>
+        <w:ind w:left="720" w:hanging="360"/>
+      </w:pPr>
+      <w:rPr>
+        <w:rFonts w:ascii="Symbol" w:hAnsi="Symbol" w:hint="default"/>
+        <w:sz w:val="20"/>
+      </w:rPr>
+    </w:lvl>
+    <w:lvl w:ilvl="1">
+      <w:start w:val="1"/>
+      <w:numFmt w:val="bullet"/>
+      <w:lvlText w:val="o"/>
+      <w:lvlJc w:val="left"/>
+      <w:pPr>
+        <w:tabs>
+          <w:tab w:val="num" w:pos="1440"/>
+        </w:tabs>
+        <w:ind w:left="1440" w:hanging="360"/>
+      </w:pPr>
+      <w:rPr>
+        <w:rFonts w:ascii="Courier New" w:hAnsi="Courier New" w:hint="default"/>
+        <w:sz w:val="20"/>
+      </w:rPr>
+    </w:lvl>
+    <w:lvl w:ilvl="2" w:tentative="1">
+      <w:start w:val="1"/>
+      <w:numFmt w:val="bullet"/>
+      <w:lvlText w:val=""/>
+      <w:lvlJc w:val="left"/>
+      <w:pPr>
+        <w:tabs>
+          <w:tab w:val="num" w:pos="2160"/>
+        </w:tabs>
+        <w:ind w:left="2160" w:hanging="360"/>
+      </w:pPr>
+      <w:rPr>
+        <w:rFonts w:ascii="Wingdings" w:hAnsi="Wingdings" w:hint="default"/>
+        <w:sz w:val="20"/>
+      </w:rPr>
+    </w:lvl>
+    <w:lvl w:ilvl="3" w:tentative="1">
+      <w:start w:val="1"/>
+      <w:numFmt w:val="bullet"/>
+      <w:lvlText w:val=""/>
+      <w:lvlJc w:val="left"/>
+      <w:pPr>
+        <w:tabs>
+          <w:tab w:val="num" w:pos="2880"/>
+        </w:tabs>
+        <w:ind w:left="2880" w:hanging="360"/>
+      </w:pPr>
+      <w:rPr>
+        <w:rFonts w:ascii="Wingdings" w:hAnsi="Wingdings" w:hint="default"/>
+        <w:sz w:val="20"/>
+      </w:rPr>
+    </w:lvl>
+    <w:lvl w:ilvl="4" w:tentative="1">
+      <w:start w:val="1"/>
+      <w:numFmt w:val="bullet"/>
+      <w:lvlText w:val=""/>
+      <w:lvlJc w:val="left"/>
+      <w:pPr>
+        <w:tabs>
+          <w:tab w:val="num" w:pos="3600"/>
+        </w:tabs>
+        <w:ind w:left="3600" w:hanging="360"/>
+      </w:pPr>
+      <w:rPr>
+        <w:rFonts w:ascii="Wingdings" w:hAnsi="Wingdings" w:hint="default"/>
+        <w:sz w:val="20"/>
+      </w:rPr>
+    </w:lvl>
+    <w:lvl w:ilvl="5" w:tentative="1">
+      <w:start w:val="1"/>
+      <w:numFmt w:val="bullet"/>
+      <w:lvlText w:val=""/>
+      <w:lvlJc w:val="left"/>
+      <w:pPr>
+        <w:tabs>
+          <w:tab w:val="num" w:pos="4320"/>
+        </w:tabs>
+        <w:ind w:left="4320" w:hanging="360"/>
+      </w:pPr>
+      <w:rPr>
+        <w:rFonts w:ascii="Wingdings" w:hAnsi="Wingdings" w:hint="default"/>
+        <w:sz w:val="20"/>
+      </w:rPr>
+    </w:lvl>
+    <w:lvl w:ilvl="6" w:tentative="1">
+      <w:start w:val="1"/>
+      <w:numFmt w:val="bullet"/>
+      <w:lvlText w:val=""/>
+      <w:lvlJc w:val="left"/>
+      <w:pPr>
+        <w:tabs>
+          <w:tab w:val="num" w:pos="5040"/>
+        </w:tabs>
+        <w:ind w:left="5040" w:hanging="360"/>
+      </w:pPr>
+      <w:rPr>
+        <w:rFonts w:ascii="Wingdings" w:hAnsi="Wingdings" w:hint="default"/>
+        <w:sz w:val="20"/>
+      </w:rPr>
+    </w:lvl>
+    <w:lvl w:ilvl="7" w:tentative="1">
+      <w:start w:val="1"/>
+      <w:numFmt w:val="bullet"/>
+      <w:lvlText w:val=""/>
+      <w:lvlJc w:val="left"/>
+      <w:pPr>
+        <w:tabs>
+          <w:tab w:val="num" w:pos="5760"/>
+        </w:tabs>
+        <w:ind w:left="5760" w:hanging="360"/>
+      </w:pPr>
+      <w:rPr>
+        <w:rFonts w:ascii="Wingdings" w:hAnsi="Wingdings" w:hint="default"/>
+        <w:sz w:val="20"/>
+      </w:rPr>
+    </w:lvl>
+    <w:lvl w:ilvl="8" w:tentative="1">
+      <w:start w:val="1"/>
+      <w:numFmt w:val="bullet"/>
+      <w:lvlText w:val=""/>
+      <w:lvlJc w:val="left"/>
+      <w:pPr>
+        <w:tabs>
+          <w:tab w:val="num" w:pos="6480"/>
+        </w:tabs>
+        <w:ind w:left="6480" w:hanging="360"/>
+      </w:pPr>
+      <w:rPr>
+        <w:rFonts w:ascii="Wingdings" w:hAnsi="Wingdings" w:hint="default"/>
+        <w:sz w:val="20"/>
+      </w:rPr>
+    </w:lvl>
+  </w:abstractNum>
+  <w:abstractNum w:abstractNumId="3" w15:restartNumberingAfterBreak="0">
+    <w:nsid w:val="0FB4174B"/>
+    <w:multiLevelType w:val="multilevel"/>
+    <w:tmpl w:val="B8229E7A"/>
+    <w:lvl w:ilvl="0">
+      <w:start w:val="1"/>
+      <w:numFmt w:val="bullet"/>
+      <w:lvlText w:val=""/>
+      <w:lvlJc w:val="left"/>
+      <w:pPr>
+        <w:tabs>
+          <w:tab w:val="num" w:pos="720"/>
+        </w:tabs>
+        <w:ind w:left="720" w:hanging="360"/>
+      </w:pPr>
+      <w:rPr>
+        <w:rFonts w:ascii="Symbol" w:hAnsi="Symbol" w:hint="default"/>
+        <w:sz w:val="20"/>
+      </w:rPr>
+    </w:lvl>
+    <w:lvl w:ilvl="1">
+      <w:start w:val="1"/>
+      <w:numFmt w:val="bullet"/>
+      <w:lvlText w:val="o"/>
+      <w:lvlJc w:val="left"/>
+      <w:pPr>
+        <w:tabs>
+          <w:tab w:val="num" w:pos="1440"/>
+        </w:tabs>
+        <w:ind w:left="1440" w:hanging="360"/>
+      </w:pPr>
+      <w:rPr>
+        <w:rFonts w:ascii="Courier New" w:hAnsi="Courier New" w:hint="default"/>
+        <w:sz w:val="20"/>
+      </w:rPr>
+    </w:lvl>
+    <w:lvl w:ilvl="2" w:tentative="1">
+      <w:start w:val="1"/>
+      <w:numFmt w:val="bullet"/>
+      <w:lvlText w:val=""/>
+      <w:lvlJc w:val="left"/>
+      <w:pPr>
+        <w:tabs>
+          <w:tab w:val="num" w:pos="2160"/>
+        </w:tabs>
+        <w:ind w:left="2160" w:hanging="360"/>
+      </w:pPr>
+      <w:rPr>
+        <w:rFonts w:ascii="Wingdings" w:hAnsi="Wingdings" w:hint="default"/>
+        <w:sz w:val="20"/>
+      </w:rPr>
+    </w:lvl>
+    <w:lvl w:ilvl="3" w:tentative="1">
+      <w:start w:val="1"/>
+      <w:numFmt w:val="bullet"/>
+      <w:lvlText w:val=""/>
+      <w:lvlJc w:val="left"/>
+      <w:pPr>
+        <w:tabs>
+          <w:tab w:val="num" w:pos="2880"/>
+        </w:tabs>
+        <w:ind w:left="2880" w:hanging="360"/>
+      </w:pPr>
+      <w:rPr>
+        <w:rFonts w:ascii="Wingdings" w:hAnsi="Wingdings" w:hint="default"/>
+        <w:sz w:val="20"/>
+      </w:rPr>
+    </w:lvl>
+    <w:lvl w:ilvl="4" w:tentative="1">
+      <w:start w:val="1"/>
+      <w:numFmt w:val="bullet"/>
+      <w:lvlText w:val=""/>
+      <w:lvlJc w:val="left"/>
+      <w:pPr>
+        <w:tabs>
+          <w:tab w:val="num" w:pos="3600"/>
+        </w:tabs>
+        <w:ind w:left="3600" w:hanging="360"/>
+      </w:pPr>
+      <w:rPr>
+        <w:rFonts w:ascii="Wingdings" w:hAnsi="Wingdings" w:hint="default"/>
+        <w:sz w:val="20"/>
+      </w:rPr>
+    </w:lvl>
+    <w:lvl w:ilvl="5" w:tentative="1">
+      <w:start w:val="1"/>
+      <w:numFmt w:val="bullet"/>
+      <w:lvlText w:val=""/>
+      <w:lvlJc w:val="left"/>
+      <w:pPr>
+        <w:tabs>
+          <w:tab w:val="num" w:pos="4320"/>
+        </w:tabs>
+        <w:ind w:left="4320" w:hanging="360"/>
+      </w:pPr>
+      <w:rPr>
+        <w:rFonts w:ascii="Wingdings" w:hAnsi="Wingdings" w:hint="default"/>
+        <w:sz w:val="20"/>
+      </w:rPr>
+    </w:lvl>
+    <w:lvl w:ilvl="6" w:tentative="1">
+      <w:start w:val="1"/>
+      <w:numFmt w:val="bullet"/>
+      <w:lvlText w:val=""/>
+      <w:lvlJc w:val="left"/>
+      <w:pPr>
+        <w:tabs>
+          <w:tab w:val="num" w:pos="5040"/>
+        </w:tabs>
+        <w:ind w:left="5040" w:hanging="360"/>
+      </w:pPr>
+      <w:rPr>
+        <w:rFonts w:ascii="Wingdings" w:hAnsi="Wingdings" w:hint="default"/>
+        <w:sz w:val="20"/>
+      </w:rPr>
+    </w:lvl>
+    <w:lvl w:ilvl="7" w:tentative="1">
+      <w:start w:val="1"/>
+      <w:numFmt w:val="bullet"/>
+      <w:lvlText w:val=""/>
+      <w:lvlJc w:val="left"/>
+      <w:pPr>
+        <w:tabs>
+          <w:tab w:val="num" w:pos="5760"/>
+        </w:tabs>
+        <w:ind w:left="5760" w:hanging="360"/>
+      </w:pPr>
+      <w:rPr>
+        <w:rFonts w:ascii="Wingdings" w:hAnsi="Wingdings" w:hint="default"/>
+        <w:sz w:val="20"/>
+      </w:rPr>
+    </w:lvl>
+    <w:lvl w:ilvl="8" w:tentative="1">
+      <w:start w:val="1"/>
+      <w:numFmt w:val="bullet"/>
+      <w:lvlText w:val=""/>
+      <w:lvlJc w:val="left"/>
+      <w:pPr>
+        <w:tabs>
+          <w:tab w:val="num" w:pos="6480"/>
+        </w:tabs>
+        <w:ind w:left="6480" w:hanging="360"/>
+      </w:pPr>
+      <w:rPr>
+        <w:rFonts w:ascii="Wingdings" w:hAnsi="Wingdings" w:hint="default"/>
+        <w:sz w:val="20"/>
+      </w:rPr>
+    </w:lvl>
+  </w:abstractNum>
+  <w:abstractNum w:abstractNumId="4" w15:restartNumberingAfterBreak="0">
+    <w:nsid w:val="12CE2EC6"/>
+    <w:multiLevelType w:val="multilevel"/>
+    <w:tmpl w:val="188E504E"/>
+    <w:lvl w:ilvl="0">
+      <w:start w:val="1"/>
+      <w:numFmt w:val="bullet"/>
+      <w:lvlText w:val=""/>
+      <w:lvlJc w:val="left"/>
+      <w:pPr>
+        <w:tabs>
+          <w:tab w:val="num" w:pos="720"/>
+        </w:tabs>
+        <w:ind w:left="720" w:hanging="360"/>
+      </w:pPr>
+      <w:rPr>
+        <w:rFonts w:ascii="Symbol" w:hAnsi="Symbol" w:hint="default"/>
+        <w:sz w:val="20"/>
+      </w:rPr>
+    </w:lvl>
+    <w:lvl w:ilvl="1">
+      <w:start w:val="1"/>
+      <w:numFmt w:val="bullet"/>
+      <w:lvlText w:val="o"/>
+      <w:lvlJc w:val="left"/>
+      <w:pPr>
+        <w:tabs>
+          <w:tab w:val="num" w:pos="1440"/>
+        </w:tabs>
+        <w:ind w:left="1440" w:hanging="360"/>
+      </w:pPr>
+      <w:rPr>
+        <w:rFonts w:ascii="Courier New" w:hAnsi="Courier New" w:hint="default"/>
+        <w:sz w:val="20"/>
+      </w:rPr>
+    </w:lvl>
+    <w:lvl w:ilvl="2" w:tentative="1">
+      <w:start w:val="1"/>
+      <w:numFmt w:val="bullet"/>
+      <w:lvlText w:val=""/>
+      <w:lvlJc w:val="left"/>
+      <w:pPr>
+        <w:tabs>
+          <w:tab w:val="num" w:pos="2160"/>
+        </w:tabs>
+        <w:ind w:left="2160" w:hanging="360"/>
+      </w:pPr>
+      <w:rPr>
+        <w:rFonts w:ascii="Wingdings" w:hAnsi="Wingdings" w:hint="default"/>
+        <w:sz w:val="20"/>
+      </w:rPr>
+    </w:lvl>
+    <w:lvl w:ilvl="3" w:tentative="1">
+      <w:start w:val="1"/>
+      <w:numFmt w:val="bullet"/>
+      <w:lvlText w:val=""/>
+      <w:lvlJc w:val="left"/>
+      <w:pPr>
+        <w:tabs>
+          <w:tab w:val="num" w:pos="2880"/>
+        </w:tabs>
+        <w:ind w:left="2880" w:hanging="360"/>
+      </w:pPr>
+      <w:rPr>
+        <w:rFonts w:ascii="Wingdings" w:hAnsi="Wingdings" w:hint="default"/>
+        <w:sz w:val="20"/>
+      </w:rPr>
+    </w:lvl>
+    <w:lvl w:ilvl="4" w:tentative="1">
+      <w:start w:val="1"/>
+      <w:numFmt w:val="bullet"/>
+      <w:lvlText w:val=""/>
+      <w:lvlJc w:val="left"/>
+      <w:pPr>
+        <w:tabs>
+          <w:tab w:val="num" w:pos="3600"/>
+        </w:tabs>
+        <w:ind w:left="3600" w:hanging="360"/>
+      </w:pPr>
+      <w:rPr>
+        <w:rFonts w:ascii="Wingdings" w:hAnsi="Wingdings" w:hint="default"/>
+        <w:sz w:val="20"/>
+      </w:rPr>
+    </w:lvl>
+    <w:lvl w:ilvl="5" w:tentative="1">
+      <w:start w:val="1"/>
+      <w:numFmt w:val="bullet"/>
+      <w:lvlText w:val=""/>
+      <w:lvlJc w:val="left"/>
+      <w:pPr>
+        <w:tabs>
+          <w:tab w:val="num" w:pos="4320"/>
+        </w:tabs>
+        <w:ind w:left="4320" w:hanging="360"/>
+      </w:pPr>
+      <w:rPr>
+        <w:rFonts w:ascii="Wingdings" w:hAnsi="Wingdings" w:hint="default"/>
+        <w:sz w:val="20"/>
+      </w:rPr>
+    </w:lvl>
+    <w:lvl w:ilvl="6" w:tentative="1">
+      <w:start w:val="1"/>
+      <w:numFmt w:val="bullet"/>
+      <w:lvlText w:val=""/>
+      <w:lvlJc w:val="left"/>
+      <w:pPr>
+        <w:tabs>
+          <w:tab w:val="num" w:pos="5040"/>
+        </w:tabs>
+        <w:ind w:left="5040" w:hanging="360"/>
+      </w:pPr>
+      <w:rPr>
+        <w:rFonts w:ascii="Wingdings" w:hAnsi="Wingdings" w:hint="default"/>
+        <w:sz w:val="20"/>
+      </w:rPr>
+    </w:lvl>
+    <w:lvl w:ilvl="7" w:tentative="1">
+      <w:start w:val="1"/>
+      <w:numFmt w:val="bullet"/>
+      <w:lvlText w:val=""/>
+      <w:lvlJc w:val="left"/>
+      <w:pPr>
+        <w:tabs>
+          <w:tab w:val="num" w:pos="5760"/>
+        </w:tabs>
+        <w:ind w:left="5760" w:hanging="360"/>
+      </w:pPr>
+      <w:rPr>
+        <w:rFonts w:ascii="Wingdings" w:hAnsi="Wingdings" w:hint="default"/>
+        <w:sz w:val="20"/>
+      </w:rPr>
+    </w:lvl>
+    <w:lvl w:ilvl="8" w:tentative="1">
+      <w:start w:val="1"/>
+      <w:numFmt w:val="bullet"/>
+      <w:lvlText w:val=""/>
+      <w:lvlJc w:val="left"/>
+      <w:pPr>
+        <w:tabs>
+          <w:tab w:val="num" w:pos="6480"/>
+        </w:tabs>
+        <w:ind w:left="6480" w:hanging="360"/>
+      </w:pPr>
+      <w:rPr>
+        <w:rFonts w:ascii="Wingdings" w:hAnsi="Wingdings" w:hint="default"/>
+        <w:sz w:val="20"/>
+      </w:rPr>
+    </w:lvl>
+  </w:abstractNum>
+  <w:abstractNum w:abstractNumId="5" w15:restartNumberingAfterBreak="0">
     <w:nsid w:val="22735936"/>
     <w:multiLevelType w:val="multilevel"/>
     <w:tmpl w:val="5A46AF5E"/>
@@ -2999,7 +8162,7 @@
       </w:rPr>
     </w:lvl>
   </w:abstractNum>
-  <w:abstractNum w:abstractNumId="3" w15:restartNumberingAfterBreak="0">
+  <w:abstractNum w:abstractNumId="6" w15:restartNumberingAfterBreak="0">
     <w:nsid w:val="2805017A"/>
     <w:multiLevelType w:val="multilevel"/>
     <w:tmpl w:val="A6606304"/>
@@ -3148,7 +8311,7 @@
       </w:rPr>
     </w:lvl>
   </w:abstractNum>
-  <w:abstractNum w:abstractNumId="4" w15:restartNumberingAfterBreak="0">
+  <w:abstractNum w:abstractNumId="7" w15:restartNumberingAfterBreak="0">
     <w:nsid w:val="2FC67A20"/>
     <w:multiLevelType w:val="multilevel"/>
     <w:tmpl w:val="CF72E0C2"/>
@@ -3261,7 +8424,7 @@
       </w:pPr>
     </w:lvl>
   </w:abstractNum>
-  <w:abstractNum w:abstractNumId="5" w15:restartNumberingAfterBreak="0">
+  <w:abstractNum w:abstractNumId="8" w15:restartNumberingAfterBreak="0">
     <w:nsid w:val="418E19D1"/>
     <w:multiLevelType w:val="multilevel"/>
     <w:tmpl w:val="41E20F1C"/>
@@ -3410,7 +8573,7 @@
       </w:rPr>
     </w:lvl>
   </w:abstractNum>
-  <w:abstractNum w:abstractNumId="6" w15:restartNumberingAfterBreak="0">
+  <w:abstractNum w:abstractNumId="9" w15:restartNumberingAfterBreak="0">
     <w:nsid w:val="5A1769CC"/>
     <w:multiLevelType w:val="hybridMultilevel"/>
     <w:tmpl w:val="E8548DBE"/>
@@ -3523,7 +8686,132 @@
       </w:rPr>
     </w:lvl>
   </w:abstractNum>
-  <w:abstractNum w:abstractNumId="7" w15:restartNumberingAfterBreak="0">
+  <w:abstractNum w:abstractNumId="10" w15:restartNumberingAfterBreak="0">
+    <w:nsid w:val="5E95409F"/>
+    <w:multiLevelType w:val="multilevel"/>
+    <w:tmpl w:val="908E1484"/>
+    <w:lvl w:ilvl="0">
+      <w:start w:val="1"/>
+      <w:numFmt w:val="decimal"/>
+      <w:lvlText w:val="%1."/>
+      <w:lvlJc w:val="left"/>
+      <w:pPr>
+        <w:tabs>
+          <w:tab w:val="num" w:pos="720"/>
+        </w:tabs>
+        <w:ind w:left="720" w:hanging="360"/>
+      </w:pPr>
+    </w:lvl>
+    <w:lvl w:ilvl="1">
+      <w:start w:val="1"/>
+      <w:numFmt w:val="bullet"/>
+      <w:lvlText w:val="o"/>
+      <w:lvlJc w:val="left"/>
+      <w:pPr>
+        <w:tabs>
+          <w:tab w:val="num" w:pos="1440"/>
+        </w:tabs>
+        <w:ind w:left="1440" w:hanging="360"/>
+      </w:pPr>
+      <w:rPr>
+        <w:rFonts w:ascii="Courier New" w:hAnsi="Courier New" w:hint="default"/>
+        <w:sz w:val="20"/>
+      </w:rPr>
+    </w:lvl>
+    <w:lvl w:ilvl="2">
+      <w:start w:val="1"/>
+      <w:numFmt w:val="bullet"/>
+      <w:lvlText w:val=""/>
+      <w:lvlJc w:val="left"/>
+      <w:pPr>
+        <w:tabs>
+          <w:tab w:val="num" w:pos="2160"/>
+        </w:tabs>
+        <w:ind w:left="2160" w:hanging="360"/>
+      </w:pPr>
+      <w:rPr>
+        <w:rFonts w:ascii="Wingdings" w:hAnsi="Wingdings" w:hint="default"/>
+        <w:sz w:val="20"/>
+      </w:rPr>
+    </w:lvl>
+    <w:lvl w:ilvl="3">
+      <w:start w:val="1"/>
+      <w:numFmt w:val="bullet"/>
+      <w:lvlText w:val=""/>
+      <w:lvlJc w:val="left"/>
+      <w:pPr>
+        <w:tabs>
+          <w:tab w:val="num" w:pos="2880"/>
+        </w:tabs>
+        <w:ind w:left="2880" w:hanging="360"/>
+      </w:pPr>
+      <w:rPr>
+        <w:rFonts w:ascii="Wingdings" w:hAnsi="Wingdings" w:hint="default"/>
+        <w:sz w:val="20"/>
+      </w:rPr>
+    </w:lvl>
+    <w:lvl w:ilvl="4" w:tentative="1">
+      <w:start w:val="1"/>
+      <w:numFmt w:val="decimal"/>
+      <w:lvlText w:val="%5."/>
+      <w:lvlJc w:val="left"/>
+      <w:pPr>
+        <w:tabs>
+          <w:tab w:val="num" w:pos="3600"/>
+        </w:tabs>
+        <w:ind w:left="3600" w:hanging="360"/>
+      </w:pPr>
+    </w:lvl>
+    <w:lvl w:ilvl="5" w:tentative="1">
+      <w:start w:val="1"/>
+      <w:numFmt w:val="decimal"/>
+      <w:lvlText w:val="%6."/>
+      <w:lvlJc w:val="left"/>
+      <w:pPr>
+        <w:tabs>
+          <w:tab w:val="num" w:pos="4320"/>
+        </w:tabs>
+        <w:ind w:left="4320" w:hanging="360"/>
+      </w:pPr>
+    </w:lvl>
+    <w:lvl w:ilvl="6" w:tentative="1">
+      <w:start w:val="1"/>
+      <w:numFmt w:val="decimal"/>
+      <w:lvlText w:val="%7."/>
+      <w:lvlJc w:val="left"/>
+      <w:pPr>
+        <w:tabs>
+          <w:tab w:val="num" w:pos="5040"/>
+        </w:tabs>
+        <w:ind w:left="5040" w:hanging="360"/>
+      </w:pPr>
+    </w:lvl>
+    <w:lvl w:ilvl="7" w:tentative="1">
+      <w:start w:val="1"/>
+      <w:numFmt w:val="decimal"/>
+      <w:lvlText w:val="%8."/>
+      <w:lvlJc w:val="left"/>
+      <w:pPr>
+        <w:tabs>
+          <w:tab w:val="num" w:pos="5760"/>
+        </w:tabs>
+        <w:ind w:left="5760" w:hanging="360"/>
+      </w:pPr>
+    </w:lvl>
+    <w:lvl w:ilvl="8" w:tentative="1">
+      <w:start w:val="1"/>
+      <w:numFmt w:val="decimal"/>
+      <w:lvlText w:val="%9."/>
+      <w:lvlJc w:val="left"/>
+      <w:pPr>
+        <w:tabs>
+          <w:tab w:val="num" w:pos="6480"/>
+        </w:tabs>
+        <w:ind w:left="6480" w:hanging="360"/>
+      </w:pPr>
+    </w:lvl>
+  </w:abstractNum>
+  <w:abstractNum w:abstractNumId="11" w15:restartNumberingAfterBreak="0">
     <w:nsid w:val="62F6329B"/>
     <w:multiLevelType w:val="hybridMultilevel"/>
     <w:tmpl w:val="20CCACDA"/>
@@ -3636,7 +8924,7 @@
       </w:rPr>
     </w:lvl>
   </w:abstractNum>
-  <w:abstractNum w:abstractNumId="8" w15:restartNumberingAfterBreak="0">
+  <w:abstractNum w:abstractNumId="12" w15:restartNumberingAfterBreak="0">
     <w:nsid w:val="63B845C3"/>
     <w:multiLevelType w:val="multilevel"/>
     <w:tmpl w:val="1C622CF2"/>
@@ -3753,7 +9041,7 @@
       </w:pPr>
     </w:lvl>
   </w:abstractNum>
-  <w:abstractNum w:abstractNumId="9" w15:restartNumberingAfterBreak="0">
+  <w:abstractNum w:abstractNumId="13" w15:restartNumberingAfterBreak="0">
     <w:nsid w:val="67B67D48"/>
     <w:multiLevelType w:val="multilevel"/>
     <w:tmpl w:val="EC84400E"/>
@@ -3870,7 +9158,7 @@
       </w:pPr>
     </w:lvl>
   </w:abstractNum>
-  <w:abstractNum w:abstractNumId="10" w15:restartNumberingAfterBreak="0">
+  <w:abstractNum w:abstractNumId="14" w15:restartNumberingAfterBreak="0">
     <w:nsid w:val="690E17BD"/>
     <w:multiLevelType w:val="hybridMultilevel"/>
     <w:tmpl w:val="A42CDFE6"/>
@@ -3983,7 +9271,7 @@
       </w:rPr>
     </w:lvl>
   </w:abstractNum>
-  <w:abstractNum w:abstractNumId="11" w15:restartNumberingAfterBreak="0">
+  <w:abstractNum w:abstractNumId="15" w15:restartNumberingAfterBreak="0">
     <w:nsid w:val="6C7E651F"/>
     <w:multiLevelType w:val="multilevel"/>
     <w:tmpl w:val="60CE2B28"/>
@@ -4132,7 +9420,7 @@
       </w:rPr>
     </w:lvl>
   </w:abstractNum>
-  <w:abstractNum w:abstractNumId="12" w15:restartNumberingAfterBreak="0">
+  <w:abstractNum w:abstractNumId="16" w15:restartNumberingAfterBreak="0">
     <w:nsid w:val="6E047018"/>
     <w:multiLevelType w:val="multilevel"/>
     <w:tmpl w:val="1A36DE28"/>
@@ -4281,44 +9569,208 @@
       </w:rPr>
     </w:lvl>
   </w:abstractNum>
+  <w:abstractNum w:abstractNumId="17" w15:restartNumberingAfterBreak="0">
+    <w:nsid w:val="73CF0A72"/>
+    <w:multiLevelType w:val="multilevel"/>
+    <w:tmpl w:val="C92E690A"/>
+    <w:lvl w:ilvl="0">
+      <w:start w:val="1"/>
+      <w:numFmt w:val="bullet"/>
+      <w:lvlText w:val=""/>
+      <w:lvlJc w:val="left"/>
+      <w:pPr>
+        <w:tabs>
+          <w:tab w:val="num" w:pos="720"/>
+        </w:tabs>
+        <w:ind w:left="720" w:hanging="360"/>
+      </w:pPr>
+      <w:rPr>
+        <w:rFonts w:ascii="Symbol" w:hAnsi="Symbol" w:hint="default"/>
+        <w:sz w:val="20"/>
+      </w:rPr>
+    </w:lvl>
+    <w:lvl w:ilvl="1">
+      <w:start w:val="1"/>
+      <w:numFmt w:val="bullet"/>
+      <w:lvlText w:val="o"/>
+      <w:lvlJc w:val="left"/>
+      <w:pPr>
+        <w:tabs>
+          <w:tab w:val="num" w:pos="1440"/>
+        </w:tabs>
+        <w:ind w:left="1440" w:hanging="360"/>
+      </w:pPr>
+      <w:rPr>
+        <w:rFonts w:ascii="Courier New" w:hAnsi="Courier New" w:hint="default"/>
+        <w:sz w:val="20"/>
+      </w:rPr>
+    </w:lvl>
+    <w:lvl w:ilvl="2" w:tentative="1">
+      <w:start w:val="1"/>
+      <w:numFmt w:val="bullet"/>
+      <w:lvlText w:val=""/>
+      <w:lvlJc w:val="left"/>
+      <w:pPr>
+        <w:tabs>
+          <w:tab w:val="num" w:pos="2160"/>
+        </w:tabs>
+        <w:ind w:left="2160" w:hanging="360"/>
+      </w:pPr>
+      <w:rPr>
+        <w:rFonts w:ascii="Wingdings" w:hAnsi="Wingdings" w:hint="default"/>
+        <w:sz w:val="20"/>
+      </w:rPr>
+    </w:lvl>
+    <w:lvl w:ilvl="3" w:tentative="1">
+      <w:start w:val="1"/>
+      <w:numFmt w:val="bullet"/>
+      <w:lvlText w:val=""/>
+      <w:lvlJc w:val="left"/>
+      <w:pPr>
+        <w:tabs>
+          <w:tab w:val="num" w:pos="2880"/>
+        </w:tabs>
+        <w:ind w:left="2880" w:hanging="360"/>
+      </w:pPr>
+      <w:rPr>
+        <w:rFonts w:ascii="Wingdings" w:hAnsi="Wingdings" w:hint="default"/>
+        <w:sz w:val="20"/>
+      </w:rPr>
+    </w:lvl>
+    <w:lvl w:ilvl="4" w:tentative="1">
+      <w:start w:val="1"/>
+      <w:numFmt w:val="bullet"/>
+      <w:lvlText w:val=""/>
+      <w:lvlJc w:val="left"/>
+      <w:pPr>
+        <w:tabs>
+          <w:tab w:val="num" w:pos="3600"/>
+        </w:tabs>
+        <w:ind w:left="3600" w:hanging="360"/>
+      </w:pPr>
+      <w:rPr>
+        <w:rFonts w:ascii="Wingdings" w:hAnsi="Wingdings" w:hint="default"/>
+        <w:sz w:val="20"/>
+      </w:rPr>
+    </w:lvl>
+    <w:lvl w:ilvl="5" w:tentative="1">
+      <w:start w:val="1"/>
+      <w:numFmt w:val="bullet"/>
+      <w:lvlText w:val=""/>
+      <w:lvlJc w:val="left"/>
+      <w:pPr>
+        <w:tabs>
+          <w:tab w:val="num" w:pos="4320"/>
+        </w:tabs>
+        <w:ind w:left="4320" w:hanging="360"/>
+      </w:pPr>
+      <w:rPr>
+        <w:rFonts w:ascii="Wingdings" w:hAnsi="Wingdings" w:hint="default"/>
+        <w:sz w:val="20"/>
+      </w:rPr>
+    </w:lvl>
+    <w:lvl w:ilvl="6" w:tentative="1">
+      <w:start w:val="1"/>
+      <w:numFmt w:val="bullet"/>
+      <w:lvlText w:val=""/>
+      <w:lvlJc w:val="left"/>
+      <w:pPr>
+        <w:tabs>
+          <w:tab w:val="num" w:pos="5040"/>
+        </w:tabs>
+        <w:ind w:left="5040" w:hanging="360"/>
+      </w:pPr>
+      <w:rPr>
+        <w:rFonts w:ascii="Wingdings" w:hAnsi="Wingdings" w:hint="default"/>
+        <w:sz w:val="20"/>
+      </w:rPr>
+    </w:lvl>
+    <w:lvl w:ilvl="7" w:tentative="1">
+      <w:start w:val="1"/>
+      <w:numFmt w:val="bullet"/>
+      <w:lvlText w:val=""/>
+      <w:lvlJc w:val="left"/>
+      <w:pPr>
+        <w:tabs>
+          <w:tab w:val="num" w:pos="5760"/>
+        </w:tabs>
+        <w:ind w:left="5760" w:hanging="360"/>
+      </w:pPr>
+      <w:rPr>
+        <w:rFonts w:ascii="Wingdings" w:hAnsi="Wingdings" w:hint="default"/>
+        <w:sz w:val="20"/>
+      </w:rPr>
+    </w:lvl>
+    <w:lvl w:ilvl="8" w:tentative="1">
+      <w:start w:val="1"/>
+      <w:numFmt w:val="bullet"/>
+      <w:lvlText w:val=""/>
+      <w:lvlJc w:val="left"/>
+      <w:pPr>
+        <w:tabs>
+          <w:tab w:val="num" w:pos="6480"/>
+        </w:tabs>
+        <w:ind w:left="6480" w:hanging="360"/>
+      </w:pPr>
+      <w:rPr>
+        <w:rFonts w:ascii="Wingdings" w:hAnsi="Wingdings" w:hint="default"/>
+        <w:sz w:val="20"/>
+      </w:rPr>
+    </w:lvl>
+  </w:abstractNum>
   <w:num w:numId="1" w16cid:durableId="1879126841">
-    <w:abstractNumId w:val="6"/>
+    <w:abstractNumId w:val="9"/>
   </w:num>
   <w:num w:numId="2" w16cid:durableId="1371415363">
-    <w:abstractNumId w:val="10"/>
+    <w:abstractNumId w:val="14"/>
   </w:num>
   <w:num w:numId="3" w16cid:durableId="1344480370">
+    <w:abstractNumId w:val="11"/>
+  </w:num>
+  <w:num w:numId="4" w16cid:durableId="787531">
     <w:abstractNumId w:val="7"/>
   </w:num>
-  <w:num w:numId="4" w16cid:durableId="787531">
-    <w:abstractNumId w:val="4"/>
-  </w:num>
   <w:num w:numId="5" w16cid:durableId="1995839774">
-    <w:abstractNumId w:val="11"/>
+    <w:abstractNumId w:val="15"/>
   </w:num>
   <w:num w:numId="6" w16cid:durableId="456216107">
-    <w:abstractNumId w:val="12"/>
+    <w:abstractNumId w:val="16"/>
   </w:num>
   <w:num w:numId="7" w16cid:durableId="350180294">
     <w:abstractNumId w:val="0"/>
   </w:num>
   <w:num w:numId="8" w16cid:durableId="178853326">
-    <w:abstractNumId w:val="2"/>
+    <w:abstractNumId w:val="5"/>
   </w:num>
   <w:num w:numId="9" w16cid:durableId="2023118107">
-    <w:abstractNumId w:val="5"/>
+    <w:abstractNumId w:val="8"/>
   </w:num>
   <w:num w:numId="10" w16cid:durableId="1824541099">
-    <w:abstractNumId w:val="9"/>
+    <w:abstractNumId w:val="13"/>
   </w:num>
   <w:num w:numId="11" w16cid:durableId="1183981729">
-    <w:abstractNumId w:val="8"/>
+    <w:abstractNumId w:val="12"/>
   </w:num>
   <w:num w:numId="12" w16cid:durableId="951669135">
     <w:abstractNumId w:val="1"/>
   </w:num>
   <w:num w:numId="13" w16cid:durableId="211890488">
+    <w:abstractNumId w:val="6"/>
+  </w:num>
+  <w:num w:numId="14" w16cid:durableId="638457297">
+    <w:abstractNumId w:val="10"/>
+  </w:num>
+  <w:num w:numId="15" w16cid:durableId="245650137">
+    <w:abstractNumId w:val="2"/>
+  </w:num>
+  <w:num w:numId="16" w16cid:durableId="218979434">
     <w:abstractNumId w:val="3"/>
+  </w:num>
+  <w:num w:numId="17" w16cid:durableId="734741984">
+    <w:abstractNumId w:val="4"/>
+  </w:num>
+  <w:num w:numId="18" w16cid:durableId="232664244">
+    <w:abstractNumId w:val="17"/>
   </w:num>
 </w:numbering>
 </file>
@@ -4926,7 +10378,6 @@
   <w:style w:type="character" w:default="1" w:styleId="DefaultParagraphFont">
     <w:name w:val="Default Paragraph Font"/>
     <w:uiPriority w:val="1"/>
-    <w:semiHidden/>
     <w:unhideWhenUsed/>
   </w:style>
   <w:style w:type="table" w:default="1" w:styleId="TableNormal">
